--- a/thesis/write/RT_paper2026.docx
+++ b/thesis/write/RT_paper2026.docx
@@ -239,10 +239,15 @@
     <w:p>
       <w:pPr>
         <w:pStyle w:val="TOC1"/>
-        <w:rPr>
-          <w:rFonts w:asciiTheme="minorHAnsi" w:eastAsiaTheme="minorEastAsia" w:hAnsiTheme="minorHAnsi"/>
-          <w:sz w:val="22"/>
-          <w:lang w:eastAsia="et-EE"/>
+        <w:tabs>
+          <w:tab w:val="right" w:pos="9344"/>
+        </w:tabs>
+        <w:rPr>
+          <w:rFonts w:asciiTheme="minorHAnsi" w:eastAsiaTheme="minorEastAsia" w:hAnsiTheme="minorHAnsi" w:cstheme="minorBidi"/>
+          <w:noProof/>
+          <w:kern w:val="2"/>
+          <w:lang w:eastAsia="en-GB" w:bidi="ar-SA"/>
+          <w14:ligatures w14:val="standardContextual"/>
         </w:rPr>
       </w:pPr>
       <w:r>
@@ -254,45 +259,2338 @@
       <w:r>
         <w:fldChar w:fldCharType="separate"/>
       </w:r>
-      <w:hyperlink w:anchor="_Toc123815945" w:history="1">
+      <w:hyperlink w:anchor="_Toc225345683" w:history="1">
         <w:r>
           <w:rPr>
             <w:rStyle w:val="Hyperlink"/>
-          </w:rPr>
-          <w:t xml:space="preserve">ABSTRACT </w:t>
-        </w:r>
+            <w:noProof/>
+          </w:rPr>
+          <w:t>ABSTRACT</w:t>
+        </w:r>
+        <w:r>
+          <w:rPr>
+            <w:noProof/>
+            <w:webHidden/>
+          </w:rPr>
+          <w:tab/>
+        </w:r>
+        <w:r>
+          <w:rPr>
+            <w:noProof/>
+            <w:webHidden/>
+          </w:rPr>
+          <w:fldChar w:fldCharType="begin"/>
+        </w:r>
+        <w:r>
+          <w:rPr>
+            <w:noProof/>
+            <w:webHidden/>
+          </w:rPr>
+          <w:instrText xml:space="preserve"> PAGEREF _Toc225345683 \h </w:instrText>
+        </w:r>
+        <w:r>
+          <w:rPr>
+            <w:noProof/>
+            <w:webHidden/>
+          </w:rPr>
+        </w:r>
+        <w:r>
+          <w:rPr>
+            <w:noProof/>
+            <w:webHidden/>
+          </w:rPr>
+          <w:fldChar w:fldCharType="separate"/>
+        </w:r>
+        <w:r>
+          <w:rPr>
+            <w:noProof/>
+            <w:webHidden/>
+          </w:rPr>
+          <w:t>5</w:t>
+        </w:r>
+        <w:r>
+          <w:rPr>
+            <w:noProof/>
+            <w:webHidden/>
+          </w:rPr>
+          <w:fldChar w:fldCharType="end"/>
+        </w:r>
+      </w:hyperlink>
+    </w:p>
+    <w:p>
+      <w:pPr>
+        <w:pStyle w:val="TOC1"/>
+        <w:tabs>
+          <w:tab w:val="right" w:pos="9344"/>
+        </w:tabs>
+        <w:rPr>
+          <w:rFonts w:asciiTheme="minorHAnsi" w:eastAsiaTheme="minorEastAsia" w:hAnsiTheme="minorHAnsi" w:cstheme="minorBidi"/>
+          <w:noProof/>
+          <w:kern w:val="2"/>
+          <w:lang w:eastAsia="en-GB" w:bidi="ar-SA"/>
+          <w14:ligatures w14:val="standardContextual"/>
+        </w:rPr>
+      </w:pPr>
+      <w:hyperlink w:anchor="_Toc225345684" w:history="1">
         <w:r>
           <w:rPr>
             <w:rStyle w:val="Hyperlink"/>
+            <w:noProof/>
+          </w:rPr>
+          <w:t>INTRODUCTION</w:t>
+        </w:r>
+        <w:r>
+          <w:rPr>
+            <w:noProof/>
+            <w:webHidden/>
+          </w:rPr>
+          <w:tab/>
+        </w:r>
+        <w:r>
+          <w:rPr>
+            <w:noProof/>
+            <w:webHidden/>
+          </w:rPr>
+          <w:fldChar w:fldCharType="begin"/>
+        </w:r>
+        <w:r>
+          <w:rPr>
+            <w:noProof/>
+            <w:webHidden/>
+          </w:rPr>
+          <w:instrText xml:space="preserve"> PAGEREF _Toc225345684 \h </w:instrText>
+        </w:r>
+        <w:r>
+          <w:rPr>
+            <w:noProof/>
+            <w:webHidden/>
+          </w:rPr>
+        </w:r>
+        <w:r>
+          <w:rPr>
+            <w:noProof/>
+            <w:webHidden/>
+          </w:rPr>
+          <w:fldChar w:fldCharType="separate"/>
+        </w:r>
+        <w:r>
+          <w:rPr>
+            <w:noProof/>
+            <w:webHidden/>
+          </w:rPr>
+          <w:t>6</w:t>
+        </w:r>
+        <w:r>
+          <w:rPr>
+            <w:noProof/>
+            <w:webHidden/>
+          </w:rPr>
+          <w:fldChar w:fldCharType="end"/>
+        </w:r>
+      </w:hyperlink>
+    </w:p>
+    <w:p>
+      <w:pPr>
+        <w:pStyle w:val="TOC1"/>
+        <w:tabs>
+          <w:tab w:val="right" w:pos="9344"/>
+        </w:tabs>
+        <w:rPr>
+          <w:rFonts w:asciiTheme="minorHAnsi" w:eastAsiaTheme="minorEastAsia" w:hAnsiTheme="minorHAnsi" w:cstheme="minorBidi"/>
+          <w:noProof/>
+          <w:kern w:val="2"/>
+          <w:lang w:eastAsia="en-GB" w:bidi="ar-SA"/>
+          <w14:ligatures w14:val="standardContextual"/>
+        </w:rPr>
+      </w:pPr>
+      <w:hyperlink w:anchor="_Toc225345685" w:history="1">
+        <w:r>
+          <w:rPr>
+            <w:rStyle w:val="Hyperlink"/>
+            <w:noProof/>
+          </w:rPr>
+          <w:t>1. THEORETICAL AND EMPIRICAL BACKGROUND</w:t>
+        </w:r>
+        <w:r>
+          <w:rPr>
+            <w:noProof/>
+            <w:webHidden/>
+          </w:rPr>
+          <w:tab/>
+        </w:r>
+        <w:r>
+          <w:rPr>
+            <w:noProof/>
+            <w:webHidden/>
+          </w:rPr>
+          <w:fldChar w:fldCharType="begin"/>
+        </w:r>
+        <w:r>
+          <w:rPr>
+            <w:noProof/>
+            <w:webHidden/>
+          </w:rPr>
+          <w:instrText xml:space="preserve"> PAGEREF _Toc225345685 \h </w:instrText>
+        </w:r>
+        <w:r>
+          <w:rPr>
+            <w:noProof/>
+            <w:webHidden/>
+          </w:rPr>
+        </w:r>
+        <w:r>
+          <w:rPr>
+            <w:noProof/>
+            <w:webHidden/>
+          </w:rPr>
+          <w:fldChar w:fldCharType="separate"/>
+        </w:r>
+        <w:r>
+          <w:rPr>
+            <w:noProof/>
+            <w:webHidden/>
+          </w:rPr>
+          <w:t>9</w:t>
+        </w:r>
+        <w:r>
+          <w:rPr>
+            <w:noProof/>
+            <w:webHidden/>
+          </w:rPr>
+          <w:fldChar w:fldCharType="end"/>
+        </w:r>
+      </w:hyperlink>
+    </w:p>
+    <w:p>
+      <w:pPr>
+        <w:pStyle w:val="TOC2"/>
+        <w:tabs>
+          <w:tab w:val="right" w:pos="9344"/>
+        </w:tabs>
+        <w:rPr>
+          <w:rFonts w:asciiTheme="minorHAnsi" w:eastAsiaTheme="minorEastAsia" w:hAnsiTheme="minorHAnsi" w:cstheme="minorBidi"/>
+          <w:noProof/>
+          <w:kern w:val="2"/>
+          <w:lang w:eastAsia="en-GB" w:bidi="ar-SA"/>
+          <w14:ligatures w14:val="standardContextual"/>
+        </w:rPr>
+      </w:pPr>
+      <w:hyperlink w:anchor="_Toc225345686" w:history="1">
+        <w:r>
+          <w:rPr>
+            <w:rStyle w:val="Hyperlink"/>
+            <w:noProof/>
+          </w:rPr>
+          <w:t>1.1. Bitcoin as an Evolving Asset Class</w:t>
+        </w:r>
+        <w:r>
+          <w:rPr>
+            <w:noProof/>
+            <w:webHidden/>
+          </w:rPr>
+          <w:tab/>
+        </w:r>
+        <w:r>
+          <w:rPr>
+            <w:noProof/>
+            <w:webHidden/>
+          </w:rPr>
+          <w:fldChar w:fldCharType="begin"/>
+        </w:r>
+        <w:r>
+          <w:rPr>
+            <w:noProof/>
+            <w:webHidden/>
+          </w:rPr>
+          <w:instrText xml:space="preserve"> PAGEREF _Toc225345686 \h </w:instrText>
+        </w:r>
+        <w:r>
+          <w:rPr>
+            <w:noProof/>
+            <w:webHidden/>
+          </w:rPr>
+        </w:r>
+        <w:r>
+          <w:rPr>
+            <w:noProof/>
+            <w:webHidden/>
+          </w:rPr>
+          <w:fldChar w:fldCharType="separate"/>
+        </w:r>
+        <w:r>
+          <w:rPr>
+            <w:noProof/>
+            <w:webHidden/>
+          </w:rPr>
+          <w:t>9</w:t>
+        </w:r>
+        <w:r>
+          <w:rPr>
+            <w:noProof/>
+            <w:webHidden/>
+          </w:rPr>
+          <w:fldChar w:fldCharType="end"/>
+        </w:r>
+      </w:hyperlink>
+    </w:p>
+    <w:p>
+      <w:pPr>
+        <w:pStyle w:val="TOC2"/>
+        <w:tabs>
+          <w:tab w:val="right" w:pos="9344"/>
+        </w:tabs>
+        <w:rPr>
+          <w:rFonts w:asciiTheme="minorHAnsi" w:eastAsiaTheme="minorEastAsia" w:hAnsiTheme="minorHAnsi" w:cstheme="minorBidi"/>
+          <w:noProof/>
+          <w:kern w:val="2"/>
+          <w:lang w:eastAsia="en-GB" w:bidi="ar-SA"/>
+          <w14:ligatures w14:val="standardContextual"/>
+        </w:rPr>
+      </w:pPr>
+      <w:hyperlink w:anchor="_Toc225345687" w:history="1">
+        <w:r>
+          <w:rPr>
+            <w:rStyle w:val="Hyperlink"/>
+            <w:noProof/>
+          </w:rPr>
+          <w:t>1.2. Bitcoin’s Sensitivity to Macroeconomic Factors</w:t>
+        </w:r>
+        <w:r>
+          <w:rPr>
+            <w:noProof/>
+            <w:webHidden/>
+          </w:rPr>
+          <w:tab/>
+        </w:r>
+        <w:r>
+          <w:rPr>
+            <w:noProof/>
+            <w:webHidden/>
+          </w:rPr>
+          <w:fldChar w:fldCharType="begin"/>
+        </w:r>
+        <w:r>
+          <w:rPr>
+            <w:noProof/>
+            <w:webHidden/>
+          </w:rPr>
+          <w:instrText xml:space="preserve"> PAGEREF _Toc225345687 \h </w:instrText>
+        </w:r>
+        <w:r>
+          <w:rPr>
+            <w:noProof/>
+            <w:webHidden/>
+          </w:rPr>
+        </w:r>
+        <w:r>
+          <w:rPr>
+            <w:noProof/>
+            <w:webHidden/>
+          </w:rPr>
+          <w:fldChar w:fldCharType="separate"/>
+        </w:r>
+        <w:r>
+          <w:rPr>
+            <w:noProof/>
+            <w:webHidden/>
+          </w:rPr>
+          <w:t>10</w:t>
+        </w:r>
+        <w:r>
+          <w:rPr>
+            <w:noProof/>
+            <w:webHidden/>
+          </w:rPr>
+          <w:fldChar w:fldCharType="end"/>
+        </w:r>
+      </w:hyperlink>
+    </w:p>
+    <w:p>
+      <w:pPr>
+        <w:pStyle w:val="TOC2"/>
+        <w:tabs>
+          <w:tab w:val="right" w:pos="9344"/>
+        </w:tabs>
+        <w:rPr>
+          <w:rFonts w:asciiTheme="minorHAnsi" w:eastAsiaTheme="minorEastAsia" w:hAnsiTheme="minorHAnsi" w:cstheme="minorBidi"/>
+          <w:noProof/>
+          <w:kern w:val="2"/>
+          <w:lang w:eastAsia="en-GB" w:bidi="ar-SA"/>
+          <w14:ligatures w14:val="standardContextual"/>
+        </w:rPr>
+      </w:pPr>
+      <w:hyperlink w:anchor="_Toc225345688" w:history="1">
+        <w:r>
+          <w:rPr>
+            <w:rStyle w:val="Hyperlink"/>
+            <w:noProof/>
+            <w:lang w:val="et-EE"/>
+          </w:rPr>
+          <w:t>1.3. Bitcoin Halving Effects</w:t>
+        </w:r>
+        <w:r>
+          <w:rPr>
+            <w:noProof/>
+            <w:webHidden/>
+          </w:rPr>
+          <w:tab/>
+        </w:r>
+        <w:r>
+          <w:rPr>
+            <w:noProof/>
+            <w:webHidden/>
+          </w:rPr>
+          <w:fldChar w:fldCharType="begin"/>
+        </w:r>
+        <w:r>
+          <w:rPr>
+            <w:noProof/>
+            <w:webHidden/>
+          </w:rPr>
+          <w:instrText xml:space="preserve"> PAGEREF _Toc225345688 \h </w:instrText>
+        </w:r>
+        <w:r>
+          <w:rPr>
+            <w:noProof/>
+            <w:webHidden/>
+          </w:rPr>
+        </w:r>
+        <w:r>
+          <w:rPr>
+            <w:noProof/>
+            <w:webHidden/>
+          </w:rPr>
+          <w:fldChar w:fldCharType="separate"/>
+        </w:r>
+        <w:r>
+          <w:rPr>
+            <w:noProof/>
+            <w:webHidden/>
+          </w:rPr>
+          <w:t>12</w:t>
+        </w:r>
+        <w:r>
+          <w:rPr>
+            <w:noProof/>
+            <w:webHidden/>
+          </w:rPr>
+          <w:fldChar w:fldCharType="end"/>
+        </w:r>
+      </w:hyperlink>
+    </w:p>
+    <w:p>
+      <w:pPr>
+        <w:pStyle w:val="TOC2"/>
+        <w:tabs>
+          <w:tab w:val="right" w:pos="9344"/>
+        </w:tabs>
+        <w:rPr>
+          <w:rFonts w:asciiTheme="minorHAnsi" w:eastAsiaTheme="minorEastAsia" w:hAnsiTheme="minorHAnsi" w:cstheme="minorBidi"/>
+          <w:noProof/>
+          <w:kern w:val="2"/>
+          <w:lang w:eastAsia="en-GB" w:bidi="ar-SA"/>
+          <w14:ligatures w14:val="standardContextual"/>
+        </w:rPr>
+      </w:pPr>
+      <w:hyperlink w:anchor="_Toc225345689" w:history="1">
+        <w:r>
+          <w:rPr>
+            <w:rStyle w:val="Hyperlink"/>
+            <w:noProof/>
+            <w:lang w:val="et-EE"/>
+          </w:rPr>
+          <w:t>1.4. Institutional Adoption and the Spot Bitcoin ETF</w:t>
+        </w:r>
+        <w:r>
+          <w:rPr>
+            <w:noProof/>
+            <w:webHidden/>
+          </w:rPr>
+          <w:tab/>
+        </w:r>
+        <w:r>
+          <w:rPr>
+            <w:noProof/>
+            <w:webHidden/>
+          </w:rPr>
+          <w:fldChar w:fldCharType="begin"/>
+        </w:r>
+        <w:r>
+          <w:rPr>
+            <w:noProof/>
+            <w:webHidden/>
+          </w:rPr>
+          <w:instrText xml:space="preserve"> PAGEREF _Toc225345689 \h </w:instrText>
+        </w:r>
+        <w:r>
+          <w:rPr>
+            <w:noProof/>
+            <w:webHidden/>
+          </w:rPr>
+        </w:r>
+        <w:r>
+          <w:rPr>
+            <w:noProof/>
+            <w:webHidden/>
+          </w:rPr>
+          <w:fldChar w:fldCharType="separate"/>
+        </w:r>
+        <w:r>
+          <w:rPr>
+            <w:noProof/>
+            <w:webHidden/>
+          </w:rPr>
+          <w:t>14</w:t>
+        </w:r>
+        <w:r>
+          <w:rPr>
+            <w:noProof/>
+            <w:webHidden/>
+          </w:rPr>
+          <w:fldChar w:fldCharType="end"/>
+        </w:r>
+      </w:hyperlink>
+    </w:p>
+    <w:p>
+      <w:pPr>
+        <w:pStyle w:val="TOC2"/>
+        <w:tabs>
+          <w:tab w:val="right" w:pos="9344"/>
+        </w:tabs>
+        <w:rPr>
+          <w:rFonts w:asciiTheme="minorHAnsi" w:eastAsiaTheme="minorEastAsia" w:hAnsiTheme="minorHAnsi" w:cstheme="minorBidi"/>
+          <w:noProof/>
+          <w:kern w:val="2"/>
+          <w:lang w:eastAsia="en-GB" w:bidi="ar-SA"/>
+          <w14:ligatures w14:val="standardContextual"/>
+        </w:rPr>
+      </w:pPr>
+      <w:hyperlink w:anchor="_Toc225345690" w:history="1">
+        <w:r>
+          <w:rPr>
+            <w:rStyle w:val="Hyperlink"/>
+            <w:noProof/>
+          </w:rPr>
+          <w:t>1.5. Synthesis and Research Gap</w:t>
+        </w:r>
+        <w:r>
+          <w:rPr>
+            <w:noProof/>
+            <w:webHidden/>
+          </w:rPr>
+          <w:tab/>
+        </w:r>
+        <w:r>
+          <w:rPr>
+            <w:noProof/>
+            <w:webHidden/>
+          </w:rPr>
+          <w:fldChar w:fldCharType="begin"/>
+        </w:r>
+        <w:r>
+          <w:rPr>
+            <w:noProof/>
+            <w:webHidden/>
+          </w:rPr>
+          <w:instrText xml:space="preserve"> PAGEREF _Toc225345690 \h </w:instrText>
+        </w:r>
+        <w:r>
+          <w:rPr>
+            <w:noProof/>
+            <w:webHidden/>
+          </w:rPr>
+        </w:r>
+        <w:r>
+          <w:rPr>
+            <w:noProof/>
+            <w:webHidden/>
+          </w:rPr>
+          <w:fldChar w:fldCharType="separate"/>
+        </w:r>
+        <w:r>
+          <w:rPr>
+            <w:noProof/>
+            <w:webHidden/>
+          </w:rPr>
+          <w:t>15</w:t>
+        </w:r>
+        <w:r>
+          <w:rPr>
+            <w:noProof/>
+            <w:webHidden/>
+          </w:rPr>
+          <w:fldChar w:fldCharType="end"/>
+        </w:r>
+      </w:hyperlink>
+    </w:p>
+    <w:p>
+      <w:pPr>
+        <w:pStyle w:val="TOC1"/>
+        <w:tabs>
+          <w:tab w:val="right" w:pos="9344"/>
+        </w:tabs>
+        <w:rPr>
+          <w:rFonts w:asciiTheme="minorHAnsi" w:eastAsiaTheme="minorEastAsia" w:hAnsiTheme="minorHAnsi" w:cstheme="minorBidi"/>
+          <w:noProof/>
+          <w:kern w:val="2"/>
+          <w:lang w:eastAsia="en-GB" w:bidi="ar-SA"/>
+          <w14:ligatures w14:val="standardContextual"/>
+        </w:rPr>
+      </w:pPr>
+      <w:hyperlink w:anchor="_Toc225345691" w:history="1">
+        <w:r>
+          <w:rPr>
+            <w:rStyle w:val="Hyperlink"/>
+            <w:noProof/>
+            <w:lang w:val="et-EE"/>
+          </w:rPr>
+          <w:t>2. DATA AND METHODOLOGY</w:t>
+        </w:r>
+        <w:r>
+          <w:rPr>
+            <w:noProof/>
+            <w:webHidden/>
+          </w:rPr>
+          <w:tab/>
+        </w:r>
+        <w:r>
+          <w:rPr>
+            <w:noProof/>
+            <w:webHidden/>
+          </w:rPr>
+          <w:fldChar w:fldCharType="begin"/>
+        </w:r>
+        <w:r>
+          <w:rPr>
+            <w:noProof/>
+            <w:webHidden/>
+          </w:rPr>
+          <w:instrText xml:space="preserve"> PAGEREF _Toc225345691 \h </w:instrText>
+        </w:r>
+        <w:r>
+          <w:rPr>
+            <w:noProof/>
+            <w:webHidden/>
+          </w:rPr>
+        </w:r>
+        <w:r>
+          <w:rPr>
+            <w:noProof/>
+            <w:webHidden/>
+          </w:rPr>
+          <w:fldChar w:fldCharType="separate"/>
+        </w:r>
+        <w:r>
+          <w:rPr>
+            <w:noProof/>
+            <w:webHidden/>
+          </w:rPr>
+          <w:t>16</w:t>
+        </w:r>
+        <w:r>
+          <w:rPr>
+            <w:noProof/>
+            <w:webHidden/>
+          </w:rPr>
+          <w:fldChar w:fldCharType="end"/>
+        </w:r>
+      </w:hyperlink>
+    </w:p>
+    <w:p>
+      <w:pPr>
+        <w:pStyle w:val="TOC2"/>
+        <w:tabs>
+          <w:tab w:val="right" w:pos="9344"/>
+        </w:tabs>
+        <w:rPr>
+          <w:rFonts w:asciiTheme="minorHAnsi" w:eastAsiaTheme="minorEastAsia" w:hAnsiTheme="minorHAnsi" w:cstheme="minorBidi"/>
+          <w:noProof/>
+          <w:kern w:val="2"/>
+          <w:lang w:eastAsia="en-GB" w:bidi="ar-SA"/>
+          <w14:ligatures w14:val="standardContextual"/>
+        </w:rPr>
+      </w:pPr>
+      <w:hyperlink w:anchor="_Toc225345692" w:history="1">
+        <w:r>
+          <w:rPr>
+            <w:rStyle w:val="Hyperlink"/>
+            <w:noProof/>
+            <w:lang w:val="et-EE"/>
+          </w:rPr>
+          <w:t>2.1. Data Sources and Sample Period</w:t>
+        </w:r>
+        <w:r>
+          <w:rPr>
+            <w:noProof/>
+            <w:webHidden/>
+          </w:rPr>
+          <w:tab/>
+        </w:r>
+        <w:r>
+          <w:rPr>
+            <w:noProof/>
+            <w:webHidden/>
+          </w:rPr>
+          <w:fldChar w:fldCharType="begin"/>
+        </w:r>
+        <w:r>
+          <w:rPr>
+            <w:noProof/>
+            <w:webHidden/>
+          </w:rPr>
+          <w:instrText xml:space="preserve"> PAGEREF _Toc225345692 \h </w:instrText>
+        </w:r>
+        <w:r>
+          <w:rPr>
+            <w:noProof/>
+            <w:webHidden/>
+          </w:rPr>
+        </w:r>
+        <w:r>
+          <w:rPr>
+            <w:noProof/>
+            <w:webHidden/>
+          </w:rPr>
+          <w:fldChar w:fldCharType="separate"/>
+        </w:r>
+        <w:r>
+          <w:rPr>
+            <w:noProof/>
+            <w:webHidden/>
+          </w:rPr>
+          <w:t>16</w:t>
+        </w:r>
+        <w:r>
+          <w:rPr>
+            <w:noProof/>
+            <w:webHidden/>
+          </w:rPr>
+          <w:fldChar w:fldCharType="end"/>
+        </w:r>
+      </w:hyperlink>
+    </w:p>
+    <w:p>
+      <w:pPr>
+        <w:pStyle w:val="TOC2"/>
+        <w:tabs>
+          <w:tab w:val="right" w:pos="9344"/>
+        </w:tabs>
+        <w:rPr>
+          <w:rFonts w:asciiTheme="minorHAnsi" w:eastAsiaTheme="minorEastAsia" w:hAnsiTheme="minorHAnsi" w:cstheme="minorBidi"/>
+          <w:noProof/>
+          <w:kern w:val="2"/>
+          <w:lang w:eastAsia="en-GB" w:bidi="ar-SA"/>
+          <w14:ligatures w14:val="standardContextual"/>
+        </w:rPr>
+      </w:pPr>
+      <w:hyperlink w:anchor="_Toc225345693" w:history="1">
+        <w:r>
+          <w:rPr>
+            <w:rStyle w:val="Hyperlink"/>
+            <w:noProof/>
+            <w:lang w:val="et-EE"/>
+          </w:rPr>
+          <w:t>2.</w:t>
+        </w:r>
+        <w:r>
+          <w:rPr>
+            <w:rStyle w:val="Hyperlink"/>
+            <w:noProof/>
+          </w:rPr>
+          <w:t>2.</w:t>
+        </w:r>
+        <w:r>
+          <w:rPr>
+            <w:rStyle w:val="Hyperlink"/>
+            <w:noProof/>
+            <w:lang w:val="et-EE"/>
+          </w:rPr>
+          <w:t xml:space="preserve"> Variable Construction</w:t>
+        </w:r>
+        <w:r>
+          <w:rPr>
+            <w:noProof/>
+            <w:webHidden/>
+          </w:rPr>
+          <w:tab/>
+        </w:r>
+        <w:r>
+          <w:rPr>
+            <w:noProof/>
+            <w:webHidden/>
+          </w:rPr>
+          <w:fldChar w:fldCharType="begin"/>
+        </w:r>
+        <w:r>
+          <w:rPr>
+            <w:noProof/>
+            <w:webHidden/>
+          </w:rPr>
+          <w:instrText xml:space="preserve"> PAGEREF _Toc225345693 \h </w:instrText>
+        </w:r>
+        <w:r>
+          <w:rPr>
+            <w:noProof/>
+            <w:webHidden/>
+          </w:rPr>
+        </w:r>
+        <w:r>
+          <w:rPr>
+            <w:noProof/>
+            <w:webHidden/>
+          </w:rPr>
+          <w:fldChar w:fldCharType="separate"/>
+        </w:r>
+        <w:r>
+          <w:rPr>
+            <w:noProof/>
+            <w:webHidden/>
+          </w:rPr>
+          <w:t>18</w:t>
+        </w:r>
+        <w:r>
+          <w:rPr>
+            <w:noProof/>
+            <w:webHidden/>
+          </w:rPr>
+          <w:fldChar w:fldCharType="end"/>
+        </w:r>
+      </w:hyperlink>
+    </w:p>
+    <w:p>
+      <w:pPr>
+        <w:pStyle w:val="TOC2"/>
+        <w:tabs>
+          <w:tab w:val="right" w:pos="9344"/>
+        </w:tabs>
+        <w:rPr>
+          <w:rFonts w:asciiTheme="minorHAnsi" w:eastAsiaTheme="minorEastAsia" w:hAnsiTheme="minorHAnsi" w:cstheme="minorBidi"/>
+          <w:noProof/>
+          <w:kern w:val="2"/>
+          <w:lang w:eastAsia="en-GB" w:bidi="ar-SA"/>
+          <w14:ligatures w14:val="standardContextual"/>
+        </w:rPr>
+      </w:pPr>
+      <w:hyperlink w:anchor="_Toc225345694" w:history="1">
+        <w:r>
+          <w:rPr>
+            <w:rStyle w:val="Hyperlink"/>
+            <w:noProof/>
+          </w:rPr>
+          <w:t>2.3. Model Specification</w:t>
+        </w:r>
+        <w:r>
+          <w:rPr>
+            <w:noProof/>
+            <w:webHidden/>
+          </w:rPr>
+          <w:tab/>
+        </w:r>
+        <w:r>
+          <w:rPr>
+            <w:noProof/>
+            <w:webHidden/>
+          </w:rPr>
+          <w:fldChar w:fldCharType="begin"/>
+        </w:r>
+        <w:r>
+          <w:rPr>
+            <w:noProof/>
+            <w:webHidden/>
+          </w:rPr>
+          <w:instrText xml:space="preserve"> PAGEREF _Toc225345694 \h </w:instrText>
+        </w:r>
+        <w:r>
+          <w:rPr>
+            <w:noProof/>
+            <w:webHidden/>
+          </w:rPr>
+        </w:r>
+        <w:r>
+          <w:rPr>
+            <w:noProof/>
+            <w:webHidden/>
+          </w:rPr>
+          <w:fldChar w:fldCharType="separate"/>
+        </w:r>
+        <w:r>
+          <w:rPr>
+            <w:noProof/>
+            <w:webHidden/>
+          </w:rPr>
+          <w:t>21</w:t>
+        </w:r>
+        <w:r>
+          <w:rPr>
+            <w:noProof/>
+            <w:webHidden/>
+          </w:rPr>
+          <w:fldChar w:fldCharType="end"/>
+        </w:r>
+      </w:hyperlink>
+    </w:p>
+    <w:p>
+      <w:pPr>
+        <w:pStyle w:val="TOC2"/>
+        <w:tabs>
+          <w:tab w:val="right" w:pos="9344"/>
+        </w:tabs>
+        <w:rPr>
+          <w:rFonts w:asciiTheme="minorHAnsi" w:eastAsiaTheme="minorEastAsia" w:hAnsiTheme="minorHAnsi" w:cstheme="minorBidi"/>
+          <w:noProof/>
+          <w:kern w:val="2"/>
+          <w:lang w:eastAsia="en-GB" w:bidi="ar-SA"/>
+          <w14:ligatures w14:val="standardContextual"/>
+        </w:rPr>
+      </w:pPr>
+      <w:hyperlink w:anchor="_Toc225345695" w:history="1">
+        <w:r>
+          <w:rPr>
+            <w:rStyle w:val="Hyperlink"/>
+            <w:noProof/>
+          </w:rPr>
+          <w:t>2</w:t>
+        </w:r>
+        <w:r>
+          <w:rPr>
+            <w:rStyle w:val="Hyperlink"/>
+            <w:noProof/>
+            <w:lang w:val="et-EE"/>
+          </w:rPr>
+          <w:t>.4. Diagnostic Tests and Estimation Method</w:t>
+        </w:r>
+        <w:r>
+          <w:rPr>
+            <w:noProof/>
+            <w:webHidden/>
+          </w:rPr>
+          <w:tab/>
+        </w:r>
+        <w:r>
+          <w:rPr>
+            <w:noProof/>
+            <w:webHidden/>
+          </w:rPr>
+          <w:fldChar w:fldCharType="begin"/>
+        </w:r>
+        <w:r>
+          <w:rPr>
+            <w:noProof/>
+            <w:webHidden/>
+          </w:rPr>
+          <w:instrText xml:space="preserve"> PAGEREF _Toc225345695 \h </w:instrText>
+        </w:r>
+        <w:r>
+          <w:rPr>
+            <w:noProof/>
+            <w:webHidden/>
+          </w:rPr>
+        </w:r>
+        <w:r>
+          <w:rPr>
+            <w:noProof/>
+            <w:webHidden/>
+          </w:rPr>
+          <w:fldChar w:fldCharType="separate"/>
+        </w:r>
+        <w:r>
+          <w:rPr>
+            <w:noProof/>
+            <w:webHidden/>
+          </w:rPr>
+          <w:t>23</w:t>
+        </w:r>
+        <w:r>
+          <w:rPr>
+            <w:noProof/>
+            <w:webHidden/>
+          </w:rPr>
+          <w:fldChar w:fldCharType="end"/>
+        </w:r>
+      </w:hyperlink>
+    </w:p>
+    <w:p>
+      <w:pPr>
+        <w:pStyle w:val="TOC1"/>
+        <w:tabs>
+          <w:tab w:val="right" w:pos="9344"/>
+        </w:tabs>
+        <w:rPr>
+          <w:rFonts w:asciiTheme="minorHAnsi" w:eastAsiaTheme="minorEastAsia" w:hAnsiTheme="minorHAnsi" w:cstheme="minorBidi"/>
+          <w:noProof/>
+          <w:kern w:val="2"/>
+          <w:lang w:eastAsia="en-GB" w:bidi="ar-SA"/>
+          <w14:ligatures w14:val="standardContextual"/>
+        </w:rPr>
+      </w:pPr>
+      <w:hyperlink w:anchor="_Toc225345696" w:history="1">
+        <w:r>
+          <w:rPr>
+            <w:rStyle w:val="Hyperlink"/>
+            <w:noProof/>
+          </w:rPr>
+          <w:t>3. RESULTS</w:t>
+        </w:r>
+        <w:r>
+          <w:rPr>
+            <w:noProof/>
+            <w:webHidden/>
+          </w:rPr>
+          <w:tab/>
+        </w:r>
+        <w:r>
+          <w:rPr>
+            <w:noProof/>
+            <w:webHidden/>
+          </w:rPr>
+          <w:fldChar w:fldCharType="begin"/>
+        </w:r>
+        <w:r>
+          <w:rPr>
+            <w:noProof/>
+            <w:webHidden/>
+          </w:rPr>
+          <w:instrText xml:space="preserve"> PAGEREF _Toc225345696 \h </w:instrText>
+        </w:r>
+        <w:r>
+          <w:rPr>
+            <w:noProof/>
+            <w:webHidden/>
+          </w:rPr>
+        </w:r>
+        <w:r>
+          <w:rPr>
+            <w:noProof/>
+            <w:webHidden/>
+          </w:rPr>
+          <w:fldChar w:fldCharType="separate"/>
+        </w:r>
+        <w:r>
+          <w:rPr>
+            <w:noProof/>
+            <w:webHidden/>
+          </w:rPr>
+          <w:t>24</w:t>
+        </w:r>
+        <w:r>
+          <w:rPr>
+            <w:noProof/>
+            <w:webHidden/>
+          </w:rPr>
+          <w:fldChar w:fldCharType="end"/>
+        </w:r>
+      </w:hyperlink>
+    </w:p>
+    <w:p>
+      <w:pPr>
+        <w:pStyle w:val="TOC2"/>
+        <w:tabs>
+          <w:tab w:val="right" w:pos="9344"/>
+        </w:tabs>
+        <w:rPr>
+          <w:rFonts w:asciiTheme="minorHAnsi" w:eastAsiaTheme="minorEastAsia" w:hAnsiTheme="minorHAnsi" w:cstheme="minorBidi"/>
+          <w:noProof/>
+          <w:kern w:val="2"/>
+          <w:lang w:eastAsia="en-GB" w:bidi="ar-SA"/>
+          <w14:ligatures w14:val="standardContextual"/>
+        </w:rPr>
+      </w:pPr>
+      <w:hyperlink w:anchor="_Toc225345697" w:history="1">
+        <w:r>
+          <w:rPr>
+            <w:rStyle w:val="Hyperlink"/>
+            <w:noProof/>
+          </w:rPr>
+          <w:t>3.1. Primary Model Results</w:t>
+        </w:r>
+        <w:r>
+          <w:rPr>
+            <w:noProof/>
+            <w:webHidden/>
+          </w:rPr>
+          <w:tab/>
+        </w:r>
+        <w:r>
+          <w:rPr>
+            <w:noProof/>
+            <w:webHidden/>
+          </w:rPr>
+          <w:fldChar w:fldCharType="begin"/>
+        </w:r>
+        <w:r>
+          <w:rPr>
+            <w:noProof/>
+            <w:webHidden/>
+          </w:rPr>
+          <w:instrText xml:space="preserve"> PAGEREF _Toc225345697 \h </w:instrText>
+        </w:r>
+        <w:r>
+          <w:rPr>
+            <w:noProof/>
+            <w:webHidden/>
+          </w:rPr>
+        </w:r>
+        <w:r>
+          <w:rPr>
+            <w:noProof/>
+            <w:webHidden/>
+          </w:rPr>
+          <w:fldChar w:fldCharType="separate"/>
+        </w:r>
+        <w:r>
+          <w:rPr>
+            <w:noProof/>
+            <w:webHidden/>
+          </w:rPr>
+          <w:t>24</w:t>
+        </w:r>
+        <w:r>
+          <w:rPr>
+            <w:noProof/>
+            <w:webHidden/>
+          </w:rPr>
+          <w:fldChar w:fldCharType="end"/>
+        </w:r>
+      </w:hyperlink>
+    </w:p>
+    <w:p>
+      <w:pPr>
+        <w:pStyle w:val="TOC2"/>
+        <w:tabs>
+          <w:tab w:val="right" w:pos="9344"/>
+        </w:tabs>
+        <w:rPr>
+          <w:rFonts w:asciiTheme="minorHAnsi" w:eastAsiaTheme="minorEastAsia" w:hAnsiTheme="minorHAnsi" w:cstheme="minorBidi"/>
+          <w:noProof/>
+          <w:kern w:val="2"/>
+          <w:lang w:eastAsia="en-GB" w:bidi="ar-SA"/>
+          <w14:ligatures w14:val="standardContextual"/>
+        </w:rPr>
+      </w:pPr>
+      <w:hyperlink w:anchor="_Toc225345698" w:history="1">
+        <w:r>
+          <w:rPr>
+            <w:rStyle w:val="Hyperlink"/>
+            <w:noProof/>
+          </w:rPr>
+          <w:t>3.2. Sub-Sample Results</w:t>
+        </w:r>
+        <w:r>
+          <w:rPr>
+            <w:noProof/>
+            <w:webHidden/>
+          </w:rPr>
+          <w:tab/>
+        </w:r>
+        <w:r>
+          <w:rPr>
+            <w:noProof/>
+            <w:webHidden/>
+          </w:rPr>
+          <w:fldChar w:fldCharType="begin"/>
+        </w:r>
+        <w:r>
+          <w:rPr>
+            <w:noProof/>
+            <w:webHidden/>
+          </w:rPr>
+          <w:instrText xml:space="preserve"> PAGEREF _Toc225345698 \h </w:instrText>
+        </w:r>
+        <w:r>
+          <w:rPr>
+            <w:noProof/>
+            <w:webHidden/>
+          </w:rPr>
+        </w:r>
+        <w:r>
+          <w:rPr>
+            <w:noProof/>
+            <w:webHidden/>
+          </w:rPr>
+          <w:fldChar w:fldCharType="separate"/>
+        </w:r>
+        <w:r>
+          <w:rPr>
+            <w:noProof/>
+            <w:webHidden/>
+          </w:rPr>
+          <w:t>26</w:t>
+        </w:r>
+        <w:r>
+          <w:rPr>
+            <w:noProof/>
+            <w:webHidden/>
+          </w:rPr>
+          <w:fldChar w:fldCharType="end"/>
+        </w:r>
+      </w:hyperlink>
+    </w:p>
+    <w:p>
+      <w:pPr>
+        <w:pStyle w:val="TOC2"/>
+        <w:tabs>
+          <w:tab w:val="right" w:pos="9344"/>
+        </w:tabs>
+        <w:rPr>
+          <w:rFonts w:asciiTheme="minorHAnsi" w:eastAsiaTheme="minorEastAsia" w:hAnsiTheme="minorHAnsi" w:cstheme="minorBidi"/>
+          <w:noProof/>
+          <w:kern w:val="2"/>
+          <w:lang w:eastAsia="en-GB" w:bidi="ar-SA"/>
+          <w14:ligatures w14:val="standardContextual"/>
+        </w:rPr>
+      </w:pPr>
+      <w:hyperlink w:anchor="_Toc225345699" w:history="1">
+        <w:r>
+          <w:rPr>
+            <w:rStyle w:val="Hyperlink"/>
+            <w:noProof/>
+          </w:rPr>
+          <w:t>3.3. Structural Break Test</w:t>
+        </w:r>
+        <w:r>
+          <w:rPr>
+            <w:noProof/>
+            <w:webHidden/>
+          </w:rPr>
+          <w:tab/>
+        </w:r>
+        <w:r>
+          <w:rPr>
+            <w:noProof/>
+            <w:webHidden/>
+          </w:rPr>
+          <w:fldChar w:fldCharType="begin"/>
+        </w:r>
+        <w:r>
+          <w:rPr>
+            <w:noProof/>
+            <w:webHidden/>
+          </w:rPr>
+          <w:instrText xml:space="preserve"> PAGEREF _Toc225345699 \h </w:instrText>
+        </w:r>
+        <w:r>
+          <w:rPr>
+            <w:noProof/>
+            <w:webHidden/>
+          </w:rPr>
+        </w:r>
+        <w:r>
+          <w:rPr>
+            <w:noProof/>
+            <w:webHidden/>
+          </w:rPr>
+          <w:fldChar w:fldCharType="separate"/>
+        </w:r>
+        <w:r>
+          <w:rPr>
+            <w:noProof/>
+            <w:webHidden/>
+          </w:rPr>
+          <w:t>26</w:t>
+        </w:r>
+        <w:r>
+          <w:rPr>
+            <w:noProof/>
+            <w:webHidden/>
+          </w:rPr>
+          <w:fldChar w:fldCharType="end"/>
+        </w:r>
+      </w:hyperlink>
+    </w:p>
+    <w:p>
+      <w:pPr>
+        <w:pStyle w:val="TOC2"/>
+        <w:tabs>
+          <w:tab w:val="right" w:pos="9344"/>
+        </w:tabs>
+        <w:rPr>
+          <w:rFonts w:asciiTheme="minorHAnsi" w:eastAsiaTheme="minorEastAsia" w:hAnsiTheme="minorHAnsi" w:cstheme="minorBidi"/>
+          <w:noProof/>
+          <w:kern w:val="2"/>
+          <w:lang w:eastAsia="en-GB" w:bidi="ar-SA"/>
+          <w14:ligatures w14:val="standardContextual"/>
+        </w:rPr>
+      </w:pPr>
+      <w:hyperlink w:anchor="_Toc225345700" w:history="1">
+        <w:r>
+          <w:rPr>
+            <w:rStyle w:val="Hyperlink"/>
+            <w:noProof/>
+          </w:rPr>
+          <w:t>3.4. Robustness Checks</w:t>
+        </w:r>
+        <w:r>
+          <w:rPr>
+            <w:noProof/>
+            <w:webHidden/>
+          </w:rPr>
+          <w:tab/>
+        </w:r>
+        <w:r>
+          <w:rPr>
+            <w:noProof/>
+            <w:webHidden/>
+          </w:rPr>
+          <w:fldChar w:fldCharType="begin"/>
+        </w:r>
+        <w:r>
+          <w:rPr>
+            <w:noProof/>
+            <w:webHidden/>
+          </w:rPr>
+          <w:instrText xml:space="preserve"> PAGEREF _Toc225345700 \h </w:instrText>
+        </w:r>
+        <w:r>
+          <w:rPr>
+            <w:noProof/>
+            <w:webHidden/>
+          </w:rPr>
+        </w:r>
+        <w:r>
+          <w:rPr>
+            <w:noProof/>
+            <w:webHidden/>
+          </w:rPr>
+          <w:fldChar w:fldCharType="separate"/>
+        </w:r>
+        <w:r>
+          <w:rPr>
+            <w:noProof/>
+            <w:webHidden/>
+          </w:rPr>
+          <w:t>26</w:t>
+        </w:r>
+        <w:r>
+          <w:rPr>
+            <w:noProof/>
+            <w:webHidden/>
+          </w:rPr>
+          <w:fldChar w:fldCharType="end"/>
+        </w:r>
+      </w:hyperlink>
+    </w:p>
+    <w:p>
+      <w:pPr>
+        <w:pStyle w:val="TOC3"/>
+        <w:tabs>
+          <w:tab w:val="right" w:pos="9344"/>
+        </w:tabs>
+        <w:rPr>
+          <w:rFonts w:asciiTheme="minorHAnsi" w:eastAsiaTheme="minorEastAsia" w:hAnsiTheme="minorHAnsi" w:cstheme="minorBidi"/>
+          <w:noProof/>
+          <w:kern w:val="2"/>
+          <w:lang w:eastAsia="en-GB" w:bidi="ar-SA"/>
+          <w14:ligatures w14:val="standardContextual"/>
+        </w:rPr>
+      </w:pPr>
+      <w:hyperlink w:anchor="_Toc225345701" w:history="1">
+        <w:r>
+          <w:rPr>
+            <w:rStyle w:val="Hyperlink"/>
+            <w:noProof/>
+          </w:rPr>
+          <w:t>3.4.1 Monthly Frequency Replication</w:t>
+        </w:r>
+        <w:r>
+          <w:rPr>
+            <w:noProof/>
+            <w:webHidden/>
+          </w:rPr>
+          <w:tab/>
+        </w:r>
+        <w:r>
+          <w:rPr>
+            <w:noProof/>
+            <w:webHidden/>
+          </w:rPr>
+          <w:fldChar w:fldCharType="begin"/>
+        </w:r>
+        <w:r>
+          <w:rPr>
+            <w:noProof/>
+            <w:webHidden/>
+          </w:rPr>
+          <w:instrText xml:space="preserve"> PAGEREF _Toc225345701 \h </w:instrText>
+        </w:r>
+        <w:r>
+          <w:rPr>
+            <w:noProof/>
+            <w:webHidden/>
+          </w:rPr>
+        </w:r>
+        <w:r>
+          <w:rPr>
+            <w:noProof/>
+            <w:webHidden/>
+          </w:rPr>
+          <w:fldChar w:fldCharType="separate"/>
+        </w:r>
+        <w:r>
+          <w:rPr>
+            <w:noProof/>
+            <w:webHidden/>
+          </w:rPr>
+          <w:t>26</w:t>
+        </w:r>
+        <w:r>
+          <w:rPr>
+            <w:noProof/>
+            <w:webHidden/>
+          </w:rPr>
+          <w:fldChar w:fldCharType="end"/>
+        </w:r>
+      </w:hyperlink>
+    </w:p>
+    <w:p>
+      <w:pPr>
+        <w:pStyle w:val="TOC3"/>
+        <w:tabs>
+          <w:tab w:val="right" w:pos="9344"/>
+        </w:tabs>
+        <w:rPr>
+          <w:rFonts w:asciiTheme="minorHAnsi" w:eastAsiaTheme="minorEastAsia" w:hAnsiTheme="minorHAnsi" w:cstheme="minorBidi"/>
+          <w:noProof/>
+          <w:kern w:val="2"/>
+          <w:lang w:eastAsia="en-GB" w:bidi="ar-SA"/>
+          <w14:ligatures w14:val="standardContextual"/>
+        </w:rPr>
+      </w:pPr>
+      <w:hyperlink w:anchor="_Toc225345702" w:history="1">
+        <w:r>
+          <w:rPr>
+            <w:rStyle w:val="Hyperlink"/>
+            <w:noProof/>
+          </w:rPr>
+          <w:t>3.4.2 M2 Grwoth Control</w:t>
+        </w:r>
+        <w:r>
+          <w:rPr>
+            <w:noProof/>
+            <w:webHidden/>
+          </w:rPr>
+          <w:tab/>
+        </w:r>
+        <w:r>
+          <w:rPr>
+            <w:noProof/>
+            <w:webHidden/>
+          </w:rPr>
+          <w:fldChar w:fldCharType="begin"/>
+        </w:r>
+        <w:r>
+          <w:rPr>
+            <w:noProof/>
+            <w:webHidden/>
+          </w:rPr>
+          <w:instrText xml:space="preserve"> PAGEREF _Toc225345702 \h </w:instrText>
+        </w:r>
+        <w:r>
+          <w:rPr>
+            <w:noProof/>
+            <w:webHidden/>
+          </w:rPr>
+        </w:r>
+        <w:r>
+          <w:rPr>
+            <w:noProof/>
+            <w:webHidden/>
+          </w:rPr>
+          <w:fldChar w:fldCharType="separate"/>
+        </w:r>
+        <w:r>
+          <w:rPr>
+            <w:noProof/>
+            <w:webHidden/>
+          </w:rPr>
+          <w:t>26</w:t>
+        </w:r>
+        <w:r>
+          <w:rPr>
+            <w:noProof/>
+            <w:webHidden/>
+          </w:rPr>
+          <w:fldChar w:fldCharType="end"/>
+        </w:r>
+      </w:hyperlink>
+    </w:p>
+    <w:p>
+      <w:pPr>
+        <w:pStyle w:val="TOC3"/>
+        <w:tabs>
+          <w:tab w:val="right" w:pos="9344"/>
+        </w:tabs>
+        <w:rPr>
+          <w:rFonts w:asciiTheme="minorHAnsi" w:eastAsiaTheme="minorEastAsia" w:hAnsiTheme="minorHAnsi" w:cstheme="minorBidi"/>
+          <w:noProof/>
+          <w:kern w:val="2"/>
+          <w:lang w:eastAsia="en-GB" w:bidi="ar-SA"/>
+          <w14:ligatures w14:val="standardContextual"/>
+        </w:rPr>
+      </w:pPr>
+      <w:hyperlink w:anchor="_Toc225345703" w:history="1">
+        <w:r>
+          <w:rPr>
+            <w:rStyle w:val="Hyperlink"/>
+            <w:noProof/>
+          </w:rPr>
+          <w:t>3.4.3 Multi-Cryptocurrency Panel</w:t>
+        </w:r>
+        <w:r>
+          <w:rPr>
+            <w:noProof/>
+            <w:webHidden/>
+          </w:rPr>
+          <w:tab/>
+        </w:r>
+        <w:r>
+          <w:rPr>
+            <w:noProof/>
+            <w:webHidden/>
+          </w:rPr>
+          <w:fldChar w:fldCharType="begin"/>
+        </w:r>
+        <w:r>
+          <w:rPr>
+            <w:noProof/>
+            <w:webHidden/>
+          </w:rPr>
+          <w:instrText xml:space="preserve"> PAGEREF _Toc225345703 \h </w:instrText>
+        </w:r>
+        <w:r>
+          <w:rPr>
+            <w:noProof/>
+            <w:webHidden/>
+          </w:rPr>
+        </w:r>
+        <w:r>
+          <w:rPr>
+            <w:noProof/>
+            <w:webHidden/>
+          </w:rPr>
+          <w:fldChar w:fldCharType="separate"/>
+        </w:r>
+        <w:r>
+          <w:rPr>
+            <w:noProof/>
+            <w:webHidden/>
+          </w:rPr>
+          <w:t>26</w:t>
+        </w:r>
+        <w:r>
+          <w:rPr>
+            <w:noProof/>
+            <w:webHidden/>
+          </w:rPr>
+          <w:fldChar w:fldCharType="end"/>
+        </w:r>
+      </w:hyperlink>
+    </w:p>
+    <w:p>
+      <w:pPr>
+        <w:pStyle w:val="TOC2"/>
+        <w:tabs>
+          <w:tab w:val="right" w:pos="9344"/>
+        </w:tabs>
+        <w:rPr>
+          <w:rFonts w:asciiTheme="minorHAnsi" w:eastAsiaTheme="minorEastAsia" w:hAnsiTheme="minorHAnsi" w:cstheme="minorBidi"/>
+          <w:noProof/>
+          <w:kern w:val="2"/>
+          <w:lang w:eastAsia="en-GB" w:bidi="ar-SA"/>
+          <w14:ligatures w14:val="standardContextual"/>
+        </w:rPr>
+      </w:pPr>
+      <w:hyperlink w:anchor="_Toc225345704" w:history="1">
+        <w:r>
+          <w:rPr>
+            <w:rStyle w:val="Hyperlink"/>
+            <w:noProof/>
+          </w:rPr>
+          <w:t>3.5. Summary of Hypothesis Tests</w:t>
+        </w:r>
+        <w:r>
+          <w:rPr>
+            <w:noProof/>
+            <w:webHidden/>
+          </w:rPr>
+          <w:tab/>
+        </w:r>
+        <w:r>
+          <w:rPr>
+            <w:noProof/>
+            <w:webHidden/>
+          </w:rPr>
+          <w:fldChar w:fldCharType="begin"/>
+        </w:r>
+        <w:r>
+          <w:rPr>
+            <w:noProof/>
+            <w:webHidden/>
+          </w:rPr>
+          <w:instrText xml:space="preserve"> PAGEREF _Toc225345704 \h </w:instrText>
+        </w:r>
+        <w:r>
+          <w:rPr>
+            <w:noProof/>
+            <w:webHidden/>
+          </w:rPr>
+        </w:r>
+        <w:r>
+          <w:rPr>
+            <w:noProof/>
+            <w:webHidden/>
+          </w:rPr>
+          <w:fldChar w:fldCharType="separate"/>
+        </w:r>
+        <w:r>
+          <w:rPr>
+            <w:noProof/>
+            <w:webHidden/>
+          </w:rPr>
+          <w:t>26</w:t>
+        </w:r>
+        <w:r>
+          <w:rPr>
+            <w:noProof/>
+            <w:webHidden/>
+          </w:rPr>
+          <w:fldChar w:fldCharType="end"/>
+        </w:r>
+      </w:hyperlink>
+    </w:p>
+    <w:p>
+      <w:pPr>
+        <w:pStyle w:val="TOC1"/>
+        <w:tabs>
+          <w:tab w:val="right" w:pos="9344"/>
+        </w:tabs>
+        <w:rPr>
+          <w:rFonts w:asciiTheme="minorHAnsi" w:eastAsiaTheme="minorEastAsia" w:hAnsiTheme="minorHAnsi" w:cstheme="minorBidi"/>
+          <w:noProof/>
+          <w:kern w:val="2"/>
+          <w:lang w:eastAsia="en-GB" w:bidi="ar-SA"/>
+          <w14:ligatures w14:val="standardContextual"/>
+        </w:rPr>
+      </w:pPr>
+      <w:hyperlink w:anchor="_Toc225345705" w:history="1">
+        <w:r>
+          <w:rPr>
+            <w:rStyle w:val="Hyperlink"/>
+            <w:noProof/>
+          </w:rPr>
+          <w:t>4. DISCUSSION AND LIMITATIONS</w:t>
+        </w:r>
+        <w:r>
+          <w:rPr>
+            <w:noProof/>
+            <w:webHidden/>
+          </w:rPr>
+          <w:tab/>
+        </w:r>
+        <w:r>
+          <w:rPr>
+            <w:noProof/>
+            <w:webHidden/>
+          </w:rPr>
+          <w:fldChar w:fldCharType="begin"/>
+        </w:r>
+        <w:r>
+          <w:rPr>
+            <w:noProof/>
+            <w:webHidden/>
+          </w:rPr>
+          <w:instrText xml:space="preserve"> PAGEREF _Toc225345705 \h </w:instrText>
+        </w:r>
+        <w:r>
+          <w:rPr>
+            <w:noProof/>
+            <w:webHidden/>
+          </w:rPr>
+        </w:r>
+        <w:r>
+          <w:rPr>
+            <w:noProof/>
+            <w:webHidden/>
+          </w:rPr>
+          <w:fldChar w:fldCharType="separate"/>
+        </w:r>
+        <w:r>
+          <w:rPr>
+            <w:noProof/>
+            <w:webHidden/>
+          </w:rPr>
+          <w:t>27</w:t>
+        </w:r>
+        <w:r>
+          <w:rPr>
+            <w:noProof/>
+            <w:webHidden/>
+          </w:rPr>
+          <w:fldChar w:fldCharType="end"/>
+        </w:r>
+      </w:hyperlink>
+    </w:p>
+    <w:p>
+      <w:pPr>
+        <w:pStyle w:val="TOC2"/>
+        <w:tabs>
+          <w:tab w:val="right" w:pos="9344"/>
+        </w:tabs>
+        <w:rPr>
+          <w:rFonts w:asciiTheme="minorHAnsi" w:eastAsiaTheme="minorEastAsia" w:hAnsiTheme="minorHAnsi" w:cstheme="minorBidi"/>
+          <w:noProof/>
+          <w:kern w:val="2"/>
+          <w:lang w:eastAsia="en-GB" w:bidi="ar-SA"/>
+          <w14:ligatures w14:val="standardContextual"/>
+        </w:rPr>
+      </w:pPr>
+      <w:hyperlink w:anchor="_Toc225345706" w:history="1">
+        <w:r>
+          <w:rPr>
+            <w:rStyle w:val="Hyperlink"/>
+            <w:noProof/>
+          </w:rPr>
+          <w:t>4.1. Discussion of Findings</w:t>
+        </w:r>
+        <w:r>
+          <w:rPr>
+            <w:noProof/>
+            <w:webHidden/>
+          </w:rPr>
+          <w:tab/>
+        </w:r>
+        <w:r>
+          <w:rPr>
+            <w:noProof/>
+            <w:webHidden/>
+          </w:rPr>
+          <w:fldChar w:fldCharType="begin"/>
+        </w:r>
+        <w:r>
+          <w:rPr>
+            <w:noProof/>
+            <w:webHidden/>
+          </w:rPr>
+          <w:instrText xml:space="preserve"> PAGEREF _Toc225345706 \h </w:instrText>
+        </w:r>
+        <w:r>
+          <w:rPr>
+            <w:noProof/>
+            <w:webHidden/>
+          </w:rPr>
+        </w:r>
+        <w:r>
+          <w:rPr>
+            <w:noProof/>
+            <w:webHidden/>
+          </w:rPr>
+          <w:fldChar w:fldCharType="separate"/>
+        </w:r>
+        <w:r>
+          <w:rPr>
+            <w:noProof/>
+            <w:webHidden/>
+          </w:rPr>
+          <w:t>27</w:t>
+        </w:r>
+        <w:r>
+          <w:rPr>
+            <w:noProof/>
+            <w:webHidden/>
+          </w:rPr>
+          <w:fldChar w:fldCharType="end"/>
+        </w:r>
+      </w:hyperlink>
+    </w:p>
+    <w:p>
+      <w:pPr>
+        <w:pStyle w:val="TOC2"/>
+        <w:tabs>
+          <w:tab w:val="right" w:pos="9344"/>
+        </w:tabs>
+        <w:rPr>
+          <w:rFonts w:asciiTheme="minorHAnsi" w:eastAsiaTheme="minorEastAsia" w:hAnsiTheme="minorHAnsi" w:cstheme="minorBidi"/>
+          <w:noProof/>
+          <w:kern w:val="2"/>
+          <w:lang w:eastAsia="en-GB" w:bidi="ar-SA"/>
+          <w14:ligatures w14:val="standardContextual"/>
+        </w:rPr>
+      </w:pPr>
+      <w:hyperlink w:anchor="_Toc225345707" w:history="1">
+        <w:r>
+          <w:rPr>
+            <w:rStyle w:val="Hyperlink"/>
+            <w:noProof/>
+          </w:rPr>
+          <w:t>4.2. Limitations</w:t>
+        </w:r>
+        <w:r>
+          <w:rPr>
+            <w:noProof/>
+            <w:webHidden/>
+          </w:rPr>
+          <w:tab/>
+        </w:r>
+        <w:r>
+          <w:rPr>
+            <w:noProof/>
+            <w:webHidden/>
+          </w:rPr>
+          <w:fldChar w:fldCharType="begin"/>
+        </w:r>
+        <w:r>
+          <w:rPr>
+            <w:noProof/>
+            <w:webHidden/>
+          </w:rPr>
+          <w:instrText xml:space="preserve"> PAGEREF _Toc225345707 \h </w:instrText>
+        </w:r>
+        <w:r>
+          <w:rPr>
+            <w:noProof/>
+            <w:webHidden/>
+          </w:rPr>
+        </w:r>
+        <w:r>
+          <w:rPr>
+            <w:noProof/>
+            <w:webHidden/>
+          </w:rPr>
+          <w:fldChar w:fldCharType="separate"/>
+        </w:r>
+        <w:r>
+          <w:rPr>
+            <w:noProof/>
+            <w:webHidden/>
+          </w:rPr>
+          <w:t>27</w:t>
+        </w:r>
+        <w:r>
+          <w:rPr>
+            <w:noProof/>
+            <w:webHidden/>
+          </w:rPr>
+          <w:fldChar w:fldCharType="end"/>
+        </w:r>
+      </w:hyperlink>
+    </w:p>
+    <w:p>
+      <w:pPr>
+        <w:pStyle w:val="TOC1"/>
+        <w:tabs>
+          <w:tab w:val="right" w:pos="9344"/>
+        </w:tabs>
+        <w:rPr>
+          <w:rFonts w:asciiTheme="minorHAnsi" w:eastAsiaTheme="minorEastAsia" w:hAnsiTheme="minorHAnsi" w:cstheme="minorBidi"/>
+          <w:noProof/>
+          <w:kern w:val="2"/>
+          <w:lang w:eastAsia="en-GB" w:bidi="ar-SA"/>
+          <w14:ligatures w14:val="standardContextual"/>
+        </w:rPr>
+      </w:pPr>
+      <w:hyperlink w:anchor="_Toc225345708" w:history="1">
+        <w:r>
+          <w:rPr>
+            <w:rStyle w:val="Hyperlink"/>
+            <w:noProof/>
+            <w:lang w:val="et-EE"/>
+          </w:rPr>
+          <w:t>CONCLUSION</w:t>
+        </w:r>
+        <w:r>
+          <w:rPr>
+            <w:noProof/>
+            <w:webHidden/>
+          </w:rPr>
+          <w:tab/>
+        </w:r>
+        <w:r>
+          <w:rPr>
+            <w:noProof/>
+            <w:webHidden/>
+          </w:rPr>
+          <w:fldChar w:fldCharType="begin"/>
+        </w:r>
+        <w:r>
+          <w:rPr>
+            <w:noProof/>
+            <w:webHidden/>
+          </w:rPr>
+          <w:instrText xml:space="preserve"> PAGEREF _Toc225345708 \h </w:instrText>
+        </w:r>
+        <w:r>
+          <w:rPr>
+            <w:noProof/>
+            <w:webHidden/>
+          </w:rPr>
+        </w:r>
+        <w:r>
+          <w:rPr>
+            <w:noProof/>
+            <w:webHidden/>
+          </w:rPr>
+          <w:fldChar w:fldCharType="separate"/>
+        </w:r>
+        <w:r>
+          <w:rPr>
+            <w:noProof/>
+            <w:webHidden/>
+          </w:rPr>
+          <w:t>27</w:t>
+        </w:r>
+        <w:r>
+          <w:rPr>
+            <w:noProof/>
+            <w:webHidden/>
+          </w:rPr>
+          <w:fldChar w:fldCharType="end"/>
+        </w:r>
+      </w:hyperlink>
+    </w:p>
+    <w:p>
+      <w:pPr>
+        <w:pStyle w:val="TOC1"/>
+        <w:tabs>
+          <w:tab w:val="right" w:pos="9344"/>
+        </w:tabs>
+        <w:rPr>
+          <w:rFonts w:asciiTheme="minorHAnsi" w:eastAsiaTheme="minorEastAsia" w:hAnsiTheme="minorHAnsi" w:cstheme="minorBidi"/>
+          <w:noProof/>
+          <w:kern w:val="2"/>
+          <w:lang w:eastAsia="en-GB" w:bidi="ar-SA"/>
+          <w14:ligatures w14:val="standardContextual"/>
+        </w:rPr>
+      </w:pPr>
+      <w:hyperlink w:anchor="_Toc225345709" w:history="1">
+        <w:r>
+          <w:rPr>
+            <w:rStyle w:val="Hyperlink"/>
+            <w:noProof/>
+            <w:lang w:val="et-EE"/>
+          </w:rPr>
+          <w:t>LIST OF REFERENCES</w:t>
+        </w:r>
+        <w:r>
+          <w:rPr>
+            <w:noProof/>
+            <w:webHidden/>
+          </w:rPr>
+          <w:tab/>
+        </w:r>
+        <w:r>
+          <w:rPr>
+            <w:noProof/>
+            <w:webHidden/>
+          </w:rPr>
+          <w:fldChar w:fldCharType="begin"/>
+        </w:r>
+        <w:r>
+          <w:rPr>
+            <w:noProof/>
+            <w:webHidden/>
+          </w:rPr>
+          <w:instrText xml:space="preserve"> PAGEREF _Toc225345709 \h </w:instrText>
+        </w:r>
+        <w:r>
+          <w:rPr>
+            <w:noProof/>
+            <w:webHidden/>
+          </w:rPr>
+        </w:r>
+        <w:r>
+          <w:rPr>
+            <w:noProof/>
+            <w:webHidden/>
+          </w:rPr>
+          <w:fldChar w:fldCharType="separate"/>
+        </w:r>
+        <w:r>
+          <w:rPr>
+            <w:noProof/>
+            <w:webHidden/>
+          </w:rPr>
+          <w:t>29</w:t>
+        </w:r>
+        <w:r>
+          <w:rPr>
+            <w:noProof/>
+            <w:webHidden/>
+          </w:rPr>
+          <w:fldChar w:fldCharType="end"/>
+        </w:r>
+      </w:hyperlink>
+    </w:p>
+    <w:p>
+      <w:pPr>
+        <w:pStyle w:val="TOC1"/>
+        <w:tabs>
+          <w:tab w:val="right" w:pos="9344"/>
+        </w:tabs>
+        <w:rPr>
+          <w:rFonts w:asciiTheme="minorHAnsi" w:eastAsiaTheme="minorEastAsia" w:hAnsiTheme="minorHAnsi" w:cstheme="minorBidi"/>
+          <w:noProof/>
+          <w:kern w:val="2"/>
+          <w:lang w:eastAsia="en-GB" w:bidi="ar-SA"/>
+          <w14:ligatures w14:val="standardContextual"/>
+        </w:rPr>
+      </w:pPr>
+      <w:hyperlink w:anchor="_Toc225345710" w:history="1">
+        <w:r>
+          <w:rPr>
+            <w:rStyle w:val="Hyperlink"/>
+            <w:noProof/>
+          </w:rPr>
+          <w:t>APPENDICES</w:t>
+        </w:r>
+        <w:r>
+          <w:rPr>
+            <w:noProof/>
+            <w:webHidden/>
+          </w:rPr>
+          <w:tab/>
+        </w:r>
+        <w:r>
+          <w:rPr>
+            <w:noProof/>
+            <w:webHidden/>
+          </w:rPr>
+          <w:fldChar w:fldCharType="begin"/>
+        </w:r>
+        <w:r>
+          <w:rPr>
+            <w:noProof/>
+            <w:webHidden/>
+          </w:rPr>
+          <w:instrText xml:space="preserve"> PAGEREF _Toc225345710 \h </w:instrText>
+        </w:r>
+        <w:r>
+          <w:rPr>
+            <w:noProof/>
+            <w:webHidden/>
+          </w:rPr>
+        </w:r>
+        <w:r>
+          <w:rPr>
+            <w:noProof/>
+            <w:webHidden/>
+          </w:rPr>
+          <w:fldChar w:fldCharType="separate"/>
+        </w:r>
+        <w:r>
+          <w:rPr>
+            <w:noProof/>
+            <w:webHidden/>
+          </w:rPr>
+          <w:t>30</w:t>
+        </w:r>
+        <w:r>
+          <w:rPr>
+            <w:noProof/>
+            <w:webHidden/>
+          </w:rPr>
+          <w:fldChar w:fldCharType="end"/>
+        </w:r>
+      </w:hyperlink>
+    </w:p>
+    <w:p>
+      <w:pPr>
+        <w:pStyle w:val="TOC2"/>
+        <w:tabs>
+          <w:tab w:val="right" w:pos="9344"/>
+        </w:tabs>
+        <w:rPr>
+          <w:rFonts w:asciiTheme="minorHAnsi" w:eastAsiaTheme="minorEastAsia" w:hAnsiTheme="minorHAnsi" w:cstheme="minorBidi"/>
+          <w:noProof/>
+          <w:kern w:val="2"/>
+          <w:lang w:eastAsia="en-GB" w:bidi="ar-SA"/>
+          <w14:ligatures w14:val="standardContextual"/>
+        </w:rPr>
+      </w:pPr>
+      <w:hyperlink w:anchor="_Toc225345711" w:history="1">
+        <w:r>
+          <w:rPr>
+            <w:rStyle w:val="Hyperlink"/>
+            <w:noProof/>
+          </w:rPr>
+          <w:t xml:space="preserve">Appendix 1. </w:t>
+        </w:r>
+        <w:r>
+          <w:rPr>
+            <w:rStyle w:val="Hyperlink"/>
+            <w:noProof/>
+            <w:highlight w:val="yellow"/>
+          </w:rPr>
+          <w:t>Heading</w:t>
+        </w:r>
+        <w:r>
+          <w:rPr>
+            <w:noProof/>
+            <w:webHidden/>
+          </w:rPr>
+          <w:tab/>
+        </w:r>
+        <w:r>
+          <w:rPr>
+            <w:noProof/>
+            <w:webHidden/>
+          </w:rPr>
+          <w:fldChar w:fldCharType="begin"/>
+        </w:r>
+        <w:r>
+          <w:rPr>
+            <w:noProof/>
+            <w:webHidden/>
+          </w:rPr>
+          <w:instrText xml:space="preserve"> PAGEREF _Toc225345711 \h </w:instrText>
+        </w:r>
+        <w:r>
+          <w:rPr>
+            <w:noProof/>
+            <w:webHidden/>
+          </w:rPr>
+        </w:r>
+        <w:r>
+          <w:rPr>
+            <w:noProof/>
+            <w:webHidden/>
+          </w:rPr>
+          <w:fldChar w:fldCharType="separate"/>
+        </w:r>
+        <w:r>
+          <w:rPr>
+            <w:noProof/>
+            <w:webHidden/>
+          </w:rPr>
+          <w:t>30</w:t>
+        </w:r>
+        <w:r>
+          <w:rPr>
+            <w:noProof/>
+            <w:webHidden/>
+          </w:rPr>
+          <w:fldChar w:fldCharType="end"/>
+        </w:r>
+      </w:hyperlink>
+    </w:p>
+    <w:p>
+      <w:pPr>
+        <w:pStyle w:val="TOC2"/>
+        <w:tabs>
+          <w:tab w:val="right" w:pos="9344"/>
+        </w:tabs>
+        <w:rPr>
+          <w:rFonts w:asciiTheme="minorHAnsi" w:eastAsiaTheme="minorEastAsia" w:hAnsiTheme="minorHAnsi" w:cstheme="minorBidi"/>
+          <w:noProof/>
+          <w:kern w:val="2"/>
+          <w:lang w:eastAsia="en-GB" w:bidi="ar-SA"/>
+          <w14:ligatures w14:val="standardContextual"/>
+        </w:rPr>
+      </w:pPr>
+      <w:hyperlink w:anchor="_Toc225345712" w:history="1">
+        <w:r>
+          <w:rPr>
+            <w:rStyle w:val="Hyperlink"/>
+            <w:noProof/>
+          </w:rPr>
+          <w:t xml:space="preserve">Appendix 2. </w:t>
+        </w:r>
+        <w:r>
+          <w:rPr>
+            <w:rStyle w:val="Hyperlink"/>
+            <w:noProof/>
+            <w:highlight w:val="yellow"/>
+          </w:rPr>
+          <w:t>Heading</w:t>
+        </w:r>
+        <w:r>
+          <w:rPr>
+            <w:noProof/>
+            <w:webHidden/>
+          </w:rPr>
+          <w:tab/>
+        </w:r>
+        <w:r>
+          <w:rPr>
+            <w:noProof/>
+            <w:webHidden/>
+          </w:rPr>
+          <w:fldChar w:fldCharType="begin"/>
+        </w:r>
+        <w:r>
+          <w:rPr>
+            <w:noProof/>
+            <w:webHidden/>
+          </w:rPr>
+          <w:instrText xml:space="preserve"> PAGEREF _Toc225345712 \h </w:instrText>
+        </w:r>
+        <w:r>
+          <w:rPr>
+            <w:noProof/>
+            <w:webHidden/>
+          </w:rPr>
+        </w:r>
+        <w:r>
+          <w:rPr>
+            <w:noProof/>
+            <w:webHidden/>
+          </w:rPr>
+          <w:fldChar w:fldCharType="separate"/>
+        </w:r>
+        <w:r>
+          <w:rPr>
+            <w:noProof/>
+            <w:webHidden/>
+          </w:rPr>
+          <w:t>31</w:t>
+        </w:r>
+        <w:r>
+          <w:rPr>
+            <w:noProof/>
+            <w:webHidden/>
+          </w:rPr>
+          <w:fldChar w:fldCharType="end"/>
+        </w:r>
+      </w:hyperlink>
+    </w:p>
+    <w:p>
+      <w:pPr>
+        <w:pStyle w:val="TOC2"/>
+        <w:tabs>
+          <w:tab w:val="right" w:pos="9344"/>
+        </w:tabs>
+        <w:rPr>
+          <w:rFonts w:asciiTheme="minorHAnsi" w:eastAsiaTheme="minorEastAsia" w:hAnsiTheme="minorHAnsi" w:cstheme="minorBidi"/>
+          <w:noProof/>
+          <w:kern w:val="2"/>
+          <w:lang w:eastAsia="en-GB" w:bidi="ar-SA"/>
+          <w14:ligatures w14:val="standardContextual"/>
+        </w:rPr>
+      </w:pPr>
+      <w:hyperlink w:anchor="_Toc225345713" w:history="1">
+        <w:r>
+          <w:rPr>
+            <w:rStyle w:val="Hyperlink"/>
+            <w:noProof/>
+          </w:rPr>
+          <w:t xml:space="preserve">Appendix 3. </w:t>
+        </w:r>
+        <w:r>
+          <w:rPr>
+            <w:rStyle w:val="Hyperlink"/>
+            <w:noProof/>
+            <w:highlight w:val="yellow"/>
+          </w:rPr>
+          <w:t>Heading</w:t>
+        </w:r>
+        <w:r>
+          <w:rPr>
+            <w:noProof/>
+            <w:webHidden/>
+          </w:rPr>
+          <w:tab/>
+        </w:r>
+        <w:r>
+          <w:rPr>
+            <w:noProof/>
+            <w:webHidden/>
+          </w:rPr>
+          <w:fldChar w:fldCharType="begin"/>
+        </w:r>
+        <w:r>
+          <w:rPr>
+            <w:noProof/>
+            <w:webHidden/>
+          </w:rPr>
+          <w:instrText xml:space="preserve"> PAGEREF _Toc225345713 \h </w:instrText>
+        </w:r>
+        <w:r>
+          <w:rPr>
+            <w:noProof/>
+            <w:webHidden/>
+          </w:rPr>
+        </w:r>
+        <w:r>
+          <w:rPr>
+            <w:noProof/>
+            <w:webHidden/>
+          </w:rPr>
+          <w:fldChar w:fldCharType="separate"/>
+        </w:r>
+        <w:r>
+          <w:rPr>
+            <w:noProof/>
+            <w:webHidden/>
+          </w:rPr>
+          <w:t>34</w:t>
+        </w:r>
+        <w:r>
+          <w:rPr>
+            <w:noProof/>
+            <w:webHidden/>
+          </w:rPr>
+          <w:fldChar w:fldCharType="end"/>
+        </w:r>
+      </w:hyperlink>
+    </w:p>
+    <w:p>
+      <w:pPr>
+        <w:pStyle w:val="TOC2"/>
+        <w:tabs>
+          <w:tab w:val="right" w:pos="9344"/>
+        </w:tabs>
+        <w:rPr>
+          <w:rFonts w:asciiTheme="minorHAnsi" w:eastAsiaTheme="minorEastAsia" w:hAnsiTheme="minorHAnsi" w:cstheme="minorBidi"/>
+          <w:noProof/>
+          <w:kern w:val="2"/>
+          <w:lang w:eastAsia="en-GB" w:bidi="ar-SA"/>
+          <w14:ligatures w14:val="standardContextual"/>
+        </w:rPr>
+      </w:pPr>
+      <w:hyperlink w:anchor="_Toc225345714" w:history="1">
+        <w:r>
+          <w:rPr>
+            <w:rStyle w:val="Hyperlink"/>
+            <w:noProof/>
+          </w:rPr>
+          <w:t xml:space="preserve">Appendix 4. Non-exclusive licence </w:t>
+        </w:r>
+        <w:r>
+          <w:rPr>
+            <w:rStyle w:val="Hyperlink"/>
+            <w:noProof/>
             <w:highlight w:val="red"/>
           </w:rPr>
-          <w:t>/ONLY IN A GRADUATION THESIS/</w:t>
-        </w:r>
-        <w:r>
-          <w:rPr>
+          <w:t>/added only in case of a graduation thesis as the last appendix /</w:t>
+        </w:r>
+        <w:r>
+          <w:rPr>
+            <w:noProof/>
             <w:webHidden/>
           </w:rPr>
           <w:tab/>
         </w:r>
         <w:r>
           <w:rPr>
+            <w:noProof/>
             <w:webHidden/>
           </w:rPr>
           <w:fldChar w:fldCharType="begin"/>
         </w:r>
         <w:r>
           <w:rPr>
+            <w:noProof/>
             <w:webHidden/>
           </w:rPr>
-          <w:instrText xml:space="preserve"> PAGEREF _Toc123815945 \h </w:instrText>
-        </w:r>
-        <w:r>
-          <w:rPr>
+          <w:instrText xml:space="preserve"> PAGEREF _Toc225345714 \h </w:instrText>
+        </w:r>
+        <w:r>
+          <w:rPr>
+            <w:noProof/>
             <w:webHidden/>
           </w:rPr>
         </w:r>
         <w:r>
           <w:rPr>
+            <w:noProof/>
             <w:webHidden/>
           </w:rPr>
           <w:fldChar w:fldCharType="separate"/>
@@ -302,1115 +2600,11 @@
             <w:noProof/>
             <w:webHidden/>
           </w:rPr>
-          <w:t>4</w:t>
-        </w:r>
-        <w:r>
-          <w:rPr>
-            <w:webHidden/>
-          </w:rPr>
-          <w:fldChar w:fldCharType="end"/>
-        </w:r>
-      </w:hyperlink>
-    </w:p>
-    <w:p>
-      <w:pPr>
-        <w:pStyle w:val="TOC1"/>
-        <w:rPr>
-          <w:rFonts w:asciiTheme="minorHAnsi" w:eastAsiaTheme="minorEastAsia" w:hAnsiTheme="minorHAnsi"/>
-          <w:sz w:val="22"/>
-          <w:lang w:eastAsia="et-EE"/>
-        </w:rPr>
-      </w:pPr>
-      <w:hyperlink w:anchor="_Toc123815946" w:history="1">
-        <w:r>
-          <w:rPr>
-            <w:rStyle w:val="Hyperlink"/>
-          </w:rPr>
-          <w:t>INTRODUCTION</w:t>
-        </w:r>
-        <w:r>
-          <w:rPr>
-            <w:webHidden/>
-          </w:rPr>
-          <w:tab/>
-        </w:r>
-        <w:r>
-          <w:rPr>
-            <w:webHidden/>
-          </w:rPr>
-          <w:fldChar w:fldCharType="begin"/>
-        </w:r>
-        <w:r>
-          <w:rPr>
-            <w:webHidden/>
-          </w:rPr>
-          <w:instrText xml:space="preserve"> PAGEREF _Toc123815946 \h </w:instrText>
-        </w:r>
-        <w:r>
-          <w:rPr>
-            <w:webHidden/>
-          </w:rPr>
-        </w:r>
-        <w:r>
-          <w:rPr>
-            <w:webHidden/>
-          </w:rPr>
-          <w:fldChar w:fldCharType="separate"/>
-        </w:r>
-        <w:r>
-          <w:rPr>
-            <w:noProof/>
-            <w:webHidden/>
-          </w:rPr>
-          <w:t>5</w:t>
-        </w:r>
-        <w:r>
-          <w:rPr>
-            <w:webHidden/>
-          </w:rPr>
-          <w:fldChar w:fldCharType="end"/>
-        </w:r>
-      </w:hyperlink>
-    </w:p>
-    <w:p>
-      <w:pPr>
-        <w:pStyle w:val="TOC1"/>
-        <w:rPr>
-          <w:rFonts w:asciiTheme="minorHAnsi" w:eastAsiaTheme="minorEastAsia" w:hAnsiTheme="minorHAnsi"/>
-          <w:sz w:val="22"/>
-          <w:lang w:eastAsia="et-EE"/>
-        </w:rPr>
-      </w:pPr>
-      <w:hyperlink w:anchor="_Toc123815947" w:history="1">
-        <w:r>
-          <w:rPr>
-            <w:rStyle w:val="Hyperlink"/>
-          </w:rPr>
-          <w:t xml:space="preserve">1. </w:t>
-        </w:r>
-        <w:r>
-          <w:rPr>
-            <w:rStyle w:val="Hyperlink"/>
-            <w:highlight w:val="yellow"/>
-          </w:rPr>
-          <w:t>FIRST LEVEL HEADING</w:t>
-        </w:r>
-        <w:r>
-          <w:rPr>
-            <w:webHidden/>
-          </w:rPr>
-          <w:tab/>
-        </w:r>
-        <w:r>
-          <w:rPr>
-            <w:webHidden/>
-          </w:rPr>
-          <w:fldChar w:fldCharType="begin"/>
-        </w:r>
-        <w:r>
-          <w:rPr>
-            <w:webHidden/>
-          </w:rPr>
-          <w:instrText xml:space="preserve"> PAGEREF _Toc123815947 \h </w:instrText>
-        </w:r>
-        <w:r>
-          <w:rPr>
-            <w:webHidden/>
-          </w:rPr>
-        </w:r>
-        <w:r>
-          <w:rPr>
-            <w:webHidden/>
-          </w:rPr>
-          <w:fldChar w:fldCharType="separate"/>
-        </w:r>
-        <w:r>
-          <w:rPr>
-            <w:noProof/>
-            <w:webHidden/>
-          </w:rPr>
-          <w:t>8</w:t>
-        </w:r>
-        <w:r>
-          <w:rPr>
-            <w:webHidden/>
-          </w:rPr>
-          <w:fldChar w:fldCharType="end"/>
-        </w:r>
-      </w:hyperlink>
-    </w:p>
-    <w:p>
-      <w:pPr>
-        <w:pStyle w:val="TOC2"/>
-        <w:rPr>
-          <w:rFonts w:asciiTheme="minorHAnsi" w:eastAsiaTheme="minorEastAsia" w:hAnsiTheme="minorHAnsi"/>
-          <w:sz w:val="22"/>
-          <w:lang w:eastAsia="et-EE"/>
-        </w:rPr>
-      </w:pPr>
-      <w:hyperlink w:anchor="_Toc123815948" w:history="1">
-        <w:r>
-          <w:rPr>
-            <w:rStyle w:val="Hyperlink"/>
-          </w:rPr>
-          <w:t xml:space="preserve">1.1. </w:t>
-        </w:r>
-        <w:r>
-          <w:rPr>
-            <w:rStyle w:val="Hyperlink"/>
-            <w:highlight w:val="yellow"/>
-          </w:rPr>
-          <w:t>Second level heading</w:t>
-        </w:r>
-        <w:r>
-          <w:rPr>
-            <w:webHidden/>
-          </w:rPr>
-          <w:tab/>
-        </w:r>
-        <w:r>
-          <w:rPr>
-            <w:webHidden/>
-          </w:rPr>
-          <w:fldChar w:fldCharType="begin"/>
-        </w:r>
-        <w:r>
-          <w:rPr>
-            <w:webHidden/>
-          </w:rPr>
-          <w:instrText xml:space="preserve"> PAGEREF _Toc123815948 \h </w:instrText>
-        </w:r>
-        <w:r>
-          <w:rPr>
-            <w:webHidden/>
-          </w:rPr>
-        </w:r>
-        <w:r>
-          <w:rPr>
-            <w:webHidden/>
-          </w:rPr>
-          <w:fldChar w:fldCharType="separate"/>
-        </w:r>
-        <w:r>
-          <w:rPr>
-            <w:noProof/>
-            <w:webHidden/>
-          </w:rPr>
-          <w:t>8</w:t>
-        </w:r>
-        <w:r>
-          <w:rPr>
-            <w:webHidden/>
-          </w:rPr>
-          <w:fldChar w:fldCharType="end"/>
-        </w:r>
-      </w:hyperlink>
-    </w:p>
-    <w:p>
-      <w:pPr>
-        <w:pStyle w:val="TOC3"/>
-        <w:rPr>
-          <w:rFonts w:asciiTheme="minorHAnsi" w:eastAsiaTheme="minorEastAsia" w:hAnsiTheme="minorHAnsi"/>
-          <w:sz w:val="22"/>
-          <w:lang w:eastAsia="et-EE"/>
-        </w:rPr>
-      </w:pPr>
-      <w:hyperlink w:anchor="_Toc123815949" w:history="1">
-        <w:r>
-          <w:rPr>
-            <w:rStyle w:val="Hyperlink"/>
-          </w:rPr>
-          <w:t xml:space="preserve">1.1.1. </w:t>
-        </w:r>
-        <w:r>
-          <w:rPr>
-            <w:rStyle w:val="Hyperlink"/>
-            <w:highlight w:val="yellow"/>
-          </w:rPr>
-          <w:t>Third level heading</w:t>
-        </w:r>
-        <w:r>
-          <w:rPr>
-            <w:webHidden/>
-          </w:rPr>
-          <w:tab/>
-        </w:r>
-        <w:r>
-          <w:rPr>
-            <w:webHidden/>
-          </w:rPr>
-          <w:fldChar w:fldCharType="begin"/>
-        </w:r>
-        <w:r>
-          <w:rPr>
-            <w:webHidden/>
-          </w:rPr>
-          <w:instrText xml:space="preserve"> PAGEREF _Toc123815949 \h </w:instrText>
-        </w:r>
-        <w:r>
-          <w:rPr>
-            <w:webHidden/>
-          </w:rPr>
-        </w:r>
-        <w:r>
-          <w:rPr>
-            <w:webHidden/>
-          </w:rPr>
-          <w:fldChar w:fldCharType="separate"/>
-        </w:r>
-        <w:r>
-          <w:rPr>
-            <w:noProof/>
-            <w:webHidden/>
-          </w:rPr>
-          <w:t>9</w:t>
-        </w:r>
-        <w:r>
-          <w:rPr>
-            <w:webHidden/>
-          </w:rPr>
-          <w:fldChar w:fldCharType="end"/>
-        </w:r>
-      </w:hyperlink>
-    </w:p>
-    <w:p>
-      <w:pPr>
-        <w:pStyle w:val="TOC3"/>
-        <w:rPr>
-          <w:rFonts w:asciiTheme="minorHAnsi" w:eastAsiaTheme="minorEastAsia" w:hAnsiTheme="minorHAnsi"/>
-          <w:sz w:val="22"/>
-          <w:lang w:eastAsia="et-EE"/>
-        </w:rPr>
-      </w:pPr>
-      <w:hyperlink w:anchor="_Toc123815950" w:history="1">
-        <w:r>
-          <w:rPr>
-            <w:rStyle w:val="Hyperlink"/>
-          </w:rPr>
-          <w:t xml:space="preserve">1.1.2. </w:t>
-        </w:r>
-        <w:r>
-          <w:rPr>
-            <w:rStyle w:val="Hyperlink"/>
-            <w:highlight w:val="yellow"/>
-          </w:rPr>
-          <w:t>Third level heading</w:t>
-        </w:r>
-        <w:r>
-          <w:rPr>
-            <w:webHidden/>
-          </w:rPr>
-          <w:tab/>
-        </w:r>
-        <w:r>
-          <w:rPr>
-            <w:webHidden/>
-          </w:rPr>
-          <w:fldChar w:fldCharType="begin"/>
-        </w:r>
-        <w:r>
-          <w:rPr>
-            <w:webHidden/>
-          </w:rPr>
-          <w:instrText xml:space="preserve"> PAGEREF _Toc123815950 \h </w:instrText>
-        </w:r>
-        <w:r>
-          <w:rPr>
-            <w:webHidden/>
-          </w:rPr>
-          <w:fldChar w:fldCharType="separate"/>
-        </w:r>
-        <w:r>
-          <w:rPr>
-            <w:b/>
-            <w:bCs/>
-            <w:noProof/>
-            <w:webHidden/>
-            <w:lang w:val="en-US"/>
-          </w:rPr>
-          <w:t>Error! Bookmark not defined.</w:t>
-        </w:r>
-        <w:r>
-          <w:rPr>
-            <w:webHidden/>
-          </w:rPr>
-          <w:fldChar w:fldCharType="end"/>
-        </w:r>
-      </w:hyperlink>
-    </w:p>
-    <w:p>
-      <w:pPr>
-        <w:pStyle w:val="TOC2"/>
-        <w:rPr>
-          <w:rFonts w:asciiTheme="minorHAnsi" w:eastAsiaTheme="minorEastAsia" w:hAnsiTheme="minorHAnsi"/>
-          <w:sz w:val="22"/>
-          <w:lang w:eastAsia="et-EE"/>
-        </w:rPr>
-      </w:pPr>
-      <w:hyperlink w:anchor="_Toc123815951" w:history="1">
-        <w:r>
-          <w:rPr>
-            <w:rStyle w:val="Hyperlink"/>
-          </w:rPr>
-          <w:t xml:space="preserve">1.2. </w:t>
-        </w:r>
-        <w:r>
-          <w:rPr>
-            <w:rStyle w:val="Hyperlink"/>
-            <w:highlight w:val="yellow"/>
-          </w:rPr>
-          <w:t>Second level heading</w:t>
-        </w:r>
-        <w:r>
-          <w:rPr>
-            <w:webHidden/>
-          </w:rPr>
-          <w:tab/>
-        </w:r>
-        <w:r>
-          <w:rPr>
-            <w:webHidden/>
-          </w:rPr>
-          <w:fldChar w:fldCharType="begin"/>
-        </w:r>
-        <w:r>
-          <w:rPr>
-            <w:webHidden/>
-          </w:rPr>
-          <w:instrText xml:space="preserve"> PAGEREF _Toc123815951 \h </w:instrText>
-        </w:r>
-        <w:r>
-          <w:rPr>
-            <w:webHidden/>
-          </w:rPr>
-          <w:fldChar w:fldCharType="separate"/>
-        </w:r>
-        <w:r>
-          <w:rPr>
-            <w:b/>
-            <w:bCs/>
-            <w:noProof/>
-            <w:webHidden/>
-            <w:lang w:val="en-US"/>
-          </w:rPr>
-          <w:t>Error! Bookmark not defined.</w:t>
-        </w:r>
-        <w:r>
-          <w:rPr>
-            <w:webHidden/>
-          </w:rPr>
-          <w:fldChar w:fldCharType="end"/>
-        </w:r>
-      </w:hyperlink>
-    </w:p>
-    <w:p>
-      <w:pPr>
-        <w:pStyle w:val="TOC1"/>
-        <w:rPr>
-          <w:rFonts w:asciiTheme="minorHAnsi" w:eastAsiaTheme="minorEastAsia" w:hAnsiTheme="minorHAnsi"/>
-          <w:sz w:val="22"/>
-          <w:lang w:eastAsia="et-EE"/>
-        </w:rPr>
-      </w:pPr>
-      <w:hyperlink w:anchor="_Toc123815952" w:history="1">
-        <w:r>
-          <w:rPr>
-            <w:rStyle w:val="Hyperlink"/>
-          </w:rPr>
-          <w:t xml:space="preserve">2. </w:t>
-        </w:r>
-        <w:r>
-          <w:rPr>
-            <w:rStyle w:val="Hyperlink"/>
-            <w:highlight w:val="yellow"/>
-          </w:rPr>
-          <w:t>FIRST LEVEL HEADING</w:t>
-        </w:r>
-        <w:r>
-          <w:rPr>
-            <w:webHidden/>
-          </w:rPr>
-          <w:tab/>
-        </w:r>
-        <w:r>
-          <w:rPr>
-            <w:webHidden/>
-          </w:rPr>
-          <w:fldChar w:fldCharType="begin"/>
-        </w:r>
-        <w:r>
-          <w:rPr>
-            <w:webHidden/>
-          </w:rPr>
-          <w:instrText xml:space="preserve"> PAGEREF _Toc123815952 \h </w:instrText>
-        </w:r>
-        <w:r>
-          <w:rPr>
-            <w:webHidden/>
-          </w:rPr>
-        </w:r>
-        <w:r>
-          <w:rPr>
-            <w:webHidden/>
-          </w:rPr>
-          <w:fldChar w:fldCharType="separate"/>
-        </w:r>
-        <w:r>
-          <w:rPr>
-            <w:noProof/>
-            <w:webHidden/>
-          </w:rPr>
-          <w:t>15</w:t>
-        </w:r>
-        <w:r>
-          <w:rPr>
-            <w:webHidden/>
-          </w:rPr>
-          <w:fldChar w:fldCharType="end"/>
-        </w:r>
-      </w:hyperlink>
-    </w:p>
-    <w:p>
-      <w:pPr>
-        <w:pStyle w:val="TOC2"/>
-        <w:rPr>
-          <w:rFonts w:asciiTheme="minorHAnsi" w:eastAsiaTheme="minorEastAsia" w:hAnsiTheme="minorHAnsi"/>
-          <w:sz w:val="22"/>
-          <w:lang w:eastAsia="et-EE"/>
-        </w:rPr>
-      </w:pPr>
-      <w:hyperlink w:anchor="_Toc123815953" w:history="1">
-        <w:r>
-          <w:rPr>
-            <w:rStyle w:val="Hyperlink"/>
-          </w:rPr>
-          <w:t xml:space="preserve">2.1. </w:t>
-        </w:r>
-        <w:r>
-          <w:rPr>
-            <w:rStyle w:val="Hyperlink"/>
-            <w:highlight w:val="yellow"/>
-          </w:rPr>
-          <w:t>Second level heading</w:t>
-        </w:r>
-        <w:r>
-          <w:rPr>
-            <w:webHidden/>
-          </w:rPr>
-          <w:tab/>
-        </w:r>
-        <w:r>
-          <w:rPr>
-            <w:webHidden/>
-          </w:rPr>
-          <w:fldChar w:fldCharType="begin"/>
-        </w:r>
-        <w:r>
-          <w:rPr>
-            <w:webHidden/>
-          </w:rPr>
-          <w:instrText xml:space="preserve"> PAGEREF _Toc123815953 \h </w:instrText>
-        </w:r>
-        <w:r>
-          <w:rPr>
-            <w:webHidden/>
-          </w:rPr>
-        </w:r>
-        <w:r>
-          <w:rPr>
-            <w:webHidden/>
-          </w:rPr>
-          <w:fldChar w:fldCharType="separate"/>
-        </w:r>
-        <w:r>
-          <w:rPr>
-            <w:noProof/>
-            <w:webHidden/>
-          </w:rPr>
-          <w:t>15</w:t>
-        </w:r>
-        <w:r>
-          <w:rPr>
-            <w:webHidden/>
-          </w:rPr>
-          <w:fldChar w:fldCharType="end"/>
-        </w:r>
-      </w:hyperlink>
-    </w:p>
-    <w:p>
-      <w:pPr>
-        <w:pStyle w:val="TOC2"/>
-        <w:rPr>
-          <w:rFonts w:asciiTheme="minorHAnsi" w:eastAsiaTheme="minorEastAsia" w:hAnsiTheme="minorHAnsi"/>
-          <w:sz w:val="22"/>
-          <w:lang w:eastAsia="et-EE"/>
-        </w:rPr>
-      </w:pPr>
-      <w:hyperlink w:anchor="_Toc123815954" w:history="1">
-        <w:r>
-          <w:rPr>
-            <w:rStyle w:val="Hyperlink"/>
-          </w:rPr>
-          <w:t xml:space="preserve">2.2. </w:t>
-        </w:r>
-        <w:r>
-          <w:rPr>
-            <w:rStyle w:val="Hyperlink"/>
-            <w:highlight w:val="yellow"/>
-          </w:rPr>
-          <w:t>Second level heading</w:t>
-        </w:r>
-        <w:r>
-          <w:rPr>
-            <w:webHidden/>
-          </w:rPr>
-          <w:tab/>
-        </w:r>
-        <w:r>
-          <w:rPr>
-            <w:webHidden/>
-          </w:rPr>
-          <w:fldChar w:fldCharType="begin"/>
-        </w:r>
-        <w:r>
-          <w:rPr>
-            <w:webHidden/>
-          </w:rPr>
-          <w:instrText xml:space="preserve"> PAGEREF _Toc123815954 \h </w:instrText>
-        </w:r>
-        <w:r>
-          <w:rPr>
-            <w:webHidden/>
-          </w:rPr>
-          <w:fldChar w:fldCharType="separate"/>
-        </w:r>
-        <w:r>
-          <w:rPr>
-            <w:b/>
-            <w:bCs/>
-            <w:noProof/>
-            <w:webHidden/>
-            <w:lang w:val="en-US"/>
-          </w:rPr>
-          <w:t>Error! Bookmark not defined.</w:t>
-        </w:r>
-        <w:r>
-          <w:rPr>
-            <w:webHidden/>
-          </w:rPr>
-          <w:fldChar w:fldCharType="end"/>
-        </w:r>
-      </w:hyperlink>
-    </w:p>
-    <w:p>
-      <w:pPr>
-        <w:pStyle w:val="TOC1"/>
-        <w:rPr>
-          <w:rFonts w:asciiTheme="minorHAnsi" w:eastAsiaTheme="minorEastAsia" w:hAnsiTheme="minorHAnsi"/>
-          <w:sz w:val="22"/>
-          <w:lang w:eastAsia="et-EE"/>
-        </w:rPr>
-      </w:pPr>
-      <w:hyperlink w:anchor="_Toc123815955" w:history="1">
-        <w:r>
-          <w:rPr>
-            <w:rStyle w:val="Hyperlink"/>
-          </w:rPr>
-          <w:t>CONCLUSION</w:t>
-        </w:r>
-        <w:r>
-          <w:rPr>
-            <w:webHidden/>
-          </w:rPr>
-          <w:tab/>
-        </w:r>
-        <w:r>
-          <w:rPr>
-            <w:webHidden/>
-          </w:rPr>
-          <w:fldChar w:fldCharType="begin"/>
-        </w:r>
-        <w:r>
-          <w:rPr>
-            <w:webHidden/>
-          </w:rPr>
-          <w:instrText xml:space="preserve"> PAGEREF _Toc123815955 \h </w:instrText>
-        </w:r>
-        <w:r>
-          <w:rPr>
-            <w:webHidden/>
-          </w:rPr>
-        </w:r>
-        <w:r>
-          <w:rPr>
-            <w:webHidden/>
-          </w:rPr>
-          <w:fldChar w:fldCharType="separate"/>
-        </w:r>
-        <w:r>
-          <w:rPr>
-            <w:noProof/>
-            <w:webHidden/>
-          </w:rPr>
-          <w:t>22</w:t>
-        </w:r>
-        <w:r>
-          <w:rPr>
-            <w:webHidden/>
-          </w:rPr>
-          <w:fldChar w:fldCharType="end"/>
-        </w:r>
-      </w:hyperlink>
-    </w:p>
-    <w:p>
-      <w:pPr>
-        <w:pStyle w:val="TOC1"/>
-        <w:rPr>
-          <w:rFonts w:asciiTheme="minorHAnsi" w:eastAsiaTheme="minorEastAsia" w:hAnsiTheme="minorHAnsi"/>
-          <w:sz w:val="22"/>
-          <w:lang w:eastAsia="et-EE"/>
-        </w:rPr>
-      </w:pPr>
-      <w:hyperlink w:anchor="_Toc123815956" w:history="1">
-        <w:r>
-          <w:rPr>
-            <w:rStyle w:val="Hyperlink"/>
-          </w:rPr>
-          <w:t xml:space="preserve">KOKKUVÕTE </w:t>
-        </w:r>
-        <w:r>
-          <w:rPr>
-            <w:rStyle w:val="Hyperlink"/>
-            <w:highlight w:val="red"/>
-          </w:rPr>
-          <w:t>/ONLY IN ESTONIAN LANGUAGE STUDY PROGRAMME GRADUATION THESIS/</w:t>
-        </w:r>
-        <w:r>
-          <w:rPr>
-            <w:webHidden/>
-          </w:rPr>
-          <w:tab/>
-        </w:r>
-        <w:r>
-          <w:rPr>
-            <w:webHidden/>
-          </w:rPr>
-          <w:fldChar w:fldCharType="begin"/>
-        </w:r>
-        <w:r>
-          <w:rPr>
-            <w:webHidden/>
-          </w:rPr>
-          <w:instrText xml:space="preserve"> PAGEREF _Toc123815956 \h </w:instrText>
-        </w:r>
-        <w:r>
-          <w:rPr>
-            <w:webHidden/>
-          </w:rPr>
-        </w:r>
-        <w:r>
-          <w:rPr>
-            <w:webHidden/>
-          </w:rPr>
-          <w:fldChar w:fldCharType="separate"/>
-        </w:r>
-        <w:r>
-          <w:rPr>
-            <w:noProof/>
-            <w:webHidden/>
-          </w:rPr>
-          <w:t>23</w:t>
-        </w:r>
-        <w:r>
-          <w:rPr>
-            <w:webHidden/>
-          </w:rPr>
-          <w:fldChar w:fldCharType="end"/>
-        </w:r>
-      </w:hyperlink>
-    </w:p>
-    <w:p>
-      <w:pPr>
-        <w:pStyle w:val="TOC1"/>
-        <w:rPr>
-          <w:rFonts w:asciiTheme="minorHAnsi" w:eastAsiaTheme="minorEastAsia" w:hAnsiTheme="minorHAnsi"/>
-          <w:sz w:val="22"/>
-          <w:lang w:eastAsia="et-EE"/>
-        </w:rPr>
-      </w:pPr>
-      <w:hyperlink w:anchor="_Toc123815957" w:history="1">
-        <w:r>
-          <w:rPr>
-            <w:rStyle w:val="Hyperlink"/>
-          </w:rPr>
-          <w:t>LIST OF REFERENCES</w:t>
-        </w:r>
-        <w:r>
-          <w:rPr>
-            <w:webHidden/>
-          </w:rPr>
-          <w:tab/>
-        </w:r>
-        <w:r>
-          <w:rPr>
-            <w:webHidden/>
-          </w:rPr>
-          <w:fldChar w:fldCharType="begin"/>
-        </w:r>
-        <w:r>
-          <w:rPr>
-            <w:webHidden/>
-          </w:rPr>
-          <w:instrText xml:space="preserve"> PAGEREF _Toc123815957 \h </w:instrText>
-        </w:r>
-        <w:r>
-          <w:rPr>
-            <w:webHidden/>
-          </w:rPr>
-        </w:r>
-        <w:r>
-          <w:rPr>
-            <w:webHidden/>
-          </w:rPr>
-          <w:fldChar w:fldCharType="separate"/>
-        </w:r>
-        <w:r>
-          <w:rPr>
-            <w:noProof/>
-            <w:webHidden/>
-          </w:rPr>
-          <w:t>24</w:t>
-        </w:r>
-        <w:r>
-          <w:rPr>
-            <w:webHidden/>
-          </w:rPr>
-          <w:fldChar w:fldCharType="end"/>
-        </w:r>
-      </w:hyperlink>
-    </w:p>
-    <w:p>
-      <w:pPr>
-        <w:pStyle w:val="TOC1"/>
-        <w:rPr>
-          <w:rFonts w:asciiTheme="minorHAnsi" w:eastAsiaTheme="minorEastAsia" w:hAnsiTheme="minorHAnsi"/>
-          <w:sz w:val="22"/>
-          <w:lang w:eastAsia="et-EE"/>
-        </w:rPr>
-      </w:pPr>
-      <w:hyperlink w:anchor="_Toc123815958" w:history="1">
-        <w:r>
-          <w:rPr>
-            <w:rStyle w:val="Hyperlink"/>
-          </w:rPr>
-          <w:t>APPENDICES</w:t>
-        </w:r>
-        <w:r>
-          <w:rPr>
-            <w:webHidden/>
-          </w:rPr>
-          <w:tab/>
-        </w:r>
-        <w:r>
-          <w:rPr>
-            <w:webHidden/>
-          </w:rPr>
-          <w:fldChar w:fldCharType="begin"/>
-        </w:r>
-        <w:r>
-          <w:rPr>
-            <w:webHidden/>
-          </w:rPr>
-          <w:instrText xml:space="preserve"> PAGEREF _Toc123815958 \h </w:instrText>
-        </w:r>
-        <w:r>
-          <w:rPr>
-            <w:webHidden/>
-          </w:rPr>
-        </w:r>
-        <w:r>
-          <w:rPr>
-            <w:webHidden/>
-          </w:rPr>
-          <w:fldChar w:fldCharType="separate"/>
-        </w:r>
-        <w:r>
-          <w:rPr>
-            <w:noProof/>
-            <w:webHidden/>
-          </w:rPr>
-          <w:t>25</w:t>
-        </w:r>
-        <w:r>
-          <w:rPr>
-            <w:webHidden/>
-          </w:rPr>
-          <w:fldChar w:fldCharType="end"/>
-        </w:r>
-      </w:hyperlink>
-    </w:p>
-    <w:p>
-      <w:pPr>
-        <w:pStyle w:val="TOC2"/>
-        <w:rPr>
-          <w:rFonts w:asciiTheme="minorHAnsi" w:eastAsiaTheme="minorEastAsia" w:hAnsiTheme="minorHAnsi"/>
-          <w:sz w:val="22"/>
-          <w:lang w:eastAsia="et-EE"/>
-        </w:rPr>
-      </w:pPr>
-      <w:hyperlink w:anchor="_Toc123815959" w:history="1">
-        <w:r>
-          <w:rPr>
-            <w:rStyle w:val="Hyperlink"/>
-          </w:rPr>
-          <w:t xml:space="preserve">Appendix 1. </w:t>
-        </w:r>
-        <w:r>
-          <w:rPr>
-            <w:rStyle w:val="Hyperlink"/>
-            <w:highlight w:val="yellow"/>
-          </w:rPr>
-          <w:t>Heading</w:t>
-        </w:r>
-        <w:r>
-          <w:rPr>
-            <w:webHidden/>
-          </w:rPr>
-          <w:tab/>
-        </w:r>
-        <w:r>
-          <w:rPr>
-            <w:webHidden/>
-          </w:rPr>
-          <w:fldChar w:fldCharType="begin"/>
-        </w:r>
-        <w:r>
-          <w:rPr>
-            <w:webHidden/>
-          </w:rPr>
-          <w:instrText xml:space="preserve"> PAGEREF _Toc123815959 \h </w:instrText>
-        </w:r>
-        <w:r>
-          <w:rPr>
-            <w:webHidden/>
-          </w:rPr>
-        </w:r>
-        <w:r>
-          <w:rPr>
-            <w:webHidden/>
-          </w:rPr>
-          <w:fldChar w:fldCharType="separate"/>
-        </w:r>
-        <w:r>
-          <w:rPr>
-            <w:noProof/>
-            <w:webHidden/>
-          </w:rPr>
-          <w:t>25</w:t>
-        </w:r>
-        <w:r>
-          <w:rPr>
-            <w:webHidden/>
-          </w:rPr>
-          <w:fldChar w:fldCharType="end"/>
-        </w:r>
-      </w:hyperlink>
-    </w:p>
-    <w:p>
-      <w:pPr>
-        <w:pStyle w:val="TOC2"/>
-        <w:rPr>
-          <w:rFonts w:asciiTheme="minorHAnsi" w:eastAsiaTheme="minorEastAsia" w:hAnsiTheme="minorHAnsi"/>
-          <w:sz w:val="22"/>
-          <w:lang w:eastAsia="et-EE"/>
-        </w:rPr>
-      </w:pPr>
-      <w:hyperlink w:anchor="_Toc123815960" w:history="1">
-        <w:r>
-          <w:rPr>
-            <w:rStyle w:val="Hyperlink"/>
-          </w:rPr>
-          <w:t xml:space="preserve">Appendix 2. </w:t>
-        </w:r>
-        <w:r>
-          <w:rPr>
-            <w:rStyle w:val="Hyperlink"/>
-            <w:highlight w:val="yellow"/>
-          </w:rPr>
-          <w:t>Heading</w:t>
-        </w:r>
-        <w:r>
-          <w:rPr>
-            <w:webHidden/>
-          </w:rPr>
-          <w:tab/>
-        </w:r>
-        <w:r>
-          <w:rPr>
-            <w:webHidden/>
-          </w:rPr>
-          <w:fldChar w:fldCharType="begin"/>
-        </w:r>
-        <w:r>
-          <w:rPr>
-            <w:webHidden/>
-          </w:rPr>
-          <w:instrText xml:space="preserve"> PAGEREF _Toc123815960 \h </w:instrText>
-        </w:r>
-        <w:r>
-          <w:rPr>
-            <w:webHidden/>
-          </w:rPr>
-        </w:r>
-        <w:r>
-          <w:rPr>
-            <w:webHidden/>
-          </w:rPr>
-          <w:fldChar w:fldCharType="separate"/>
-        </w:r>
-        <w:r>
-          <w:rPr>
-            <w:noProof/>
-            <w:webHidden/>
-          </w:rPr>
-          <w:t>26</w:t>
-        </w:r>
-        <w:r>
-          <w:rPr>
-            <w:webHidden/>
-          </w:rPr>
-          <w:fldChar w:fldCharType="end"/>
-        </w:r>
-      </w:hyperlink>
-    </w:p>
-    <w:p>
-      <w:pPr>
-        <w:pStyle w:val="TOC2"/>
-        <w:rPr>
-          <w:rFonts w:asciiTheme="minorHAnsi" w:eastAsiaTheme="minorEastAsia" w:hAnsiTheme="minorHAnsi"/>
-          <w:sz w:val="22"/>
-          <w:lang w:eastAsia="et-EE"/>
-        </w:rPr>
-      </w:pPr>
-      <w:hyperlink w:anchor="_Toc123815961" w:history="1">
-        <w:r>
-          <w:rPr>
-            <w:rStyle w:val="Hyperlink"/>
-          </w:rPr>
-          <w:t xml:space="preserve">Appendix 3. </w:t>
-        </w:r>
-        <w:r>
-          <w:rPr>
-            <w:rStyle w:val="Hyperlink"/>
-            <w:highlight w:val="yellow"/>
-          </w:rPr>
-          <w:t>Heading</w:t>
-        </w:r>
-        <w:r>
-          <w:rPr>
-            <w:webHidden/>
-          </w:rPr>
-          <w:tab/>
-        </w:r>
-        <w:r>
-          <w:rPr>
-            <w:webHidden/>
-          </w:rPr>
-          <w:fldChar w:fldCharType="begin"/>
-        </w:r>
-        <w:r>
-          <w:rPr>
-            <w:webHidden/>
-          </w:rPr>
-          <w:instrText xml:space="preserve"> PAGEREF _Toc123815961 \h </w:instrText>
-        </w:r>
-        <w:r>
-          <w:rPr>
-            <w:webHidden/>
-          </w:rPr>
-        </w:r>
-        <w:r>
-          <w:rPr>
-            <w:webHidden/>
-          </w:rPr>
-          <w:fldChar w:fldCharType="separate"/>
-        </w:r>
-        <w:r>
-          <w:rPr>
-            <w:noProof/>
-            <w:webHidden/>
-          </w:rPr>
-          <w:t>29</w:t>
-        </w:r>
-        <w:r>
-          <w:rPr>
-            <w:webHidden/>
-          </w:rPr>
-          <w:fldChar w:fldCharType="end"/>
-        </w:r>
-      </w:hyperlink>
-    </w:p>
-    <w:p>
-      <w:pPr>
-        <w:pStyle w:val="TOC2"/>
-        <w:rPr>
-          <w:rFonts w:asciiTheme="minorHAnsi" w:eastAsiaTheme="minorEastAsia" w:hAnsiTheme="minorHAnsi"/>
-          <w:sz w:val="22"/>
-          <w:lang w:eastAsia="et-EE"/>
-        </w:rPr>
-      </w:pPr>
-      <w:hyperlink w:anchor="_Toc123815962" w:history="1">
-        <w:r>
-          <w:rPr>
-            <w:rStyle w:val="Hyperlink"/>
-          </w:rPr>
-          <w:t xml:space="preserve">Appendix 4. Non-exclusive licence </w:t>
-        </w:r>
-        <w:r>
-          <w:rPr>
-            <w:rStyle w:val="Hyperlink"/>
-            <w:highlight w:val="red"/>
-          </w:rPr>
-          <w:t>/added only in case of a graduation thesis as the last appendix /</w:t>
-        </w:r>
-        <w:r>
-          <w:rPr>
-            <w:webHidden/>
-          </w:rPr>
-          <w:tab/>
-        </w:r>
-        <w:r>
-          <w:rPr>
-            <w:webHidden/>
-          </w:rPr>
-          <w:fldChar w:fldCharType="begin"/>
-        </w:r>
-        <w:r>
-          <w:rPr>
-            <w:webHidden/>
-          </w:rPr>
-          <w:instrText xml:space="preserve"> PAGEREF _Toc123815962 \h </w:instrText>
-        </w:r>
-        <w:r>
-          <w:rPr>
-            <w:webHidden/>
-          </w:rPr>
-        </w:r>
-        <w:r>
-          <w:rPr>
-            <w:webHidden/>
-          </w:rPr>
-          <w:fldChar w:fldCharType="separate"/>
-        </w:r>
-        <w:r>
-          <w:rPr>
-            <w:noProof/>
-            <w:webHidden/>
-          </w:rPr>
-          <w:t>30</w:t>
-        </w:r>
-        <w:r>
-          <w:rPr>
+          <w:t>35</w:t>
+        </w:r>
+        <w:r>
+          <w:rPr>
+            <w:noProof/>
             <w:webHidden/>
           </w:rPr>
           <w:fldChar w:fldCharType="end"/>
@@ -1440,32 +2634,11 @@
       <w:pPr>
         <w:pStyle w:val="Pealkiri1"/>
       </w:pPr>
-      <w:bookmarkStart w:id="0" w:name="_Toc123815945"/>
+      <w:bookmarkStart w:id="0" w:name="_Toc225345683"/>
       <w:r>
         <w:lastRenderedPageBreak/>
         <w:t>ABSTRACT</w:t>
       </w:r>
-      <w:r>
-        <w:t xml:space="preserve"> </w:t>
-      </w:r>
-      <w:r>
-        <w:rPr>
-          <w:highlight w:val="red"/>
-        </w:rPr>
-        <w:t>/</w:t>
-      </w:r>
-      <w:r>
-        <w:rPr>
-          <w:highlight w:val="red"/>
-        </w:rPr>
-        <w:t>ONLY IN A GRADUATION THESIS</w:t>
-      </w:r>
-      <w:r>
-        <w:rPr>
-          <w:highlight w:val="red"/>
-        </w:rPr>
-        <w:t>/</w:t>
-      </w:r>
       <w:bookmarkEnd w:id="0"/>
     </w:p>
     <w:p>
@@ -1473,947 +2646,37 @@
         <w:pStyle w:val="Tavatekst"/>
       </w:pPr>
       <w:r>
-        <w:t>Te</w:t>
-      </w:r>
-      <w:r>
-        <w:t>xt</w:t>
-      </w:r>
-      <w:r>
-        <w:t xml:space="preserve"> </w:t>
-      </w:r>
-      <w:proofErr w:type="spellStart"/>
-      <w:r>
-        <w:t>xxxx</w:t>
-      </w:r>
-      <w:proofErr w:type="spellEnd"/>
-      <w:r>
-        <w:t xml:space="preserve"> </w:t>
-      </w:r>
-      <w:proofErr w:type="spellStart"/>
-      <w:r>
-        <w:t>xxxxx</w:t>
-      </w:r>
-      <w:proofErr w:type="spellEnd"/>
-      <w:r>
-        <w:t xml:space="preserve"> </w:t>
-      </w:r>
-      <w:proofErr w:type="spellStart"/>
-      <w:r>
-        <w:t>xxxxx</w:t>
-      </w:r>
-      <w:proofErr w:type="spellEnd"/>
-      <w:r>
-        <w:t xml:space="preserve"> </w:t>
-      </w:r>
-      <w:proofErr w:type="spellStart"/>
-      <w:r>
-        <w:t>xxxxx</w:t>
-      </w:r>
-      <w:proofErr w:type="spellEnd"/>
-      <w:r>
-        <w:t xml:space="preserve"> </w:t>
-      </w:r>
-      <w:proofErr w:type="spellStart"/>
-      <w:r>
-        <w:t>xxxxx</w:t>
-      </w:r>
-      <w:proofErr w:type="spellEnd"/>
-      <w:r>
-        <w:t xml:space="preserve"> </w:t>
-      </w:r>
-      <w:proofErr w:type="spellStart"/>
-      <w:r>
-        <w:t>xxxxxxxxxxxx</w:t>
-      </w:r>
-      <w:proofErr w:type="spellEnd"/>
-      <w:r>
-        <w:t xml:space="preserve"> </w:t>
-      </w:r>
-      <w:proofErr w:type="spellStart"/>
-      <w:r>
-        <w:t>xxxxx</w:t>
-      </w:r>
-      <w:proofErr w:type="spellEnd"/>
-      <w:r>
-        <w:t xml:space="preserve"> </w:t>
-      </w:r>
-      <w:proofErr w:type="spellStart"/>
-      <w:r>
-        <w:t>xxxx</w:t>
-      </w:r>
-      <w:proofErr w:type="spellEnd"/>
-      <w:r>
-        <w:t xml:space="preserve"> </w:t>
-      </w:r>
-      <w:proofErr w:type="spellStart"/>
-      <w:r>
-        <w:t>xxxx</w:t>
-      </w:r>
-      <w:proofErr w:type="spellEnd"/>
-      <w:r>
-        <w:t xml:space="preserve"> </w:t>
-      </w:r>
-      <w:proofErr w:type="spellStart"/>
-      <w:r>
-        <w:t>xxxxx</w:t>
-      </w:r>
-      <w:proofErr w:type="spellEnd"/>
-      <w:r>
-        <w:t xml:space="preserve"> </w:t>
-      </w:r>
-      <w:proofErr w:type="spellStart"/>
-      <w:r>
-        <w:t>xxxx</w:t>
-      </w:r>
-      <w:proofErr w:type="spellEnd"/>
-      <w:r>
-        <w:t xml:space="preserve"> </w:t>
-      </w:r>
-      <w:proofErr w:type="spellStart"/>
-      <w:r>
-        <w:t>xxxx</w:t>
-      </w:r>
-      <w:proofErr w:type="spellEnd"/>
-      <w:r>
-        <w:t xml:space="preserve"> </w:t>
-      </w:r>
-      <w:proofErr w:type="spellStart"/>
-      <w:r>
-        <w:t>xxxxxx</w:t>
-      </w:r>
-      <w:proofErr w:type="spellEnd"/>
-      <w:r>
-        <w:t xml:space="preserve"> </w:t>
-      </w:r>
-      <w:proofErr w:type="spellStart"/>
-      <w:r>
-        <w:t>xxxx</w:t>
-      </w:r>
-      <w:proofErr w:type="spellEnd"/>
-      <w:r>
-        <w:t xml:space="preserve"> </w:t>
-      </w:r>
-      <w:proofErr w:type="spellStart"/>
-      <w:r>
-        <w:t>xxxx</w:t>
-      </w:r>
-      <w:proofErr w:type="spellEnd"/>
-      <w:r>
-        <w:t xml:space="preserve"> </w:t>
-      </w:r>
-      <w:proofErr w:type="spellStart"/>
-      <w:r>
-        <w:t>xxxxx</w:t>
-      </w:r>
-      <w:proofErr w:type="spellEnd"/>
-      <w:r>
-        <w:t xml:space="preserve"> </w:t>
-      </w:r>
-      <w:proofErr w:type="spellStart"/>
-      <w:r>
-        <w:t>xxxxx</w:t>
-      </w:r>
-      <w:proofErr w:type="spellEnd"/>
-      <w:r>
-        <w:t xml:space="preserve"> </w:t>
-      </w:r>
-      <w:proofErr w:type="spellStart"/>
-      <w:r>
-        <w:t>xxxxx</w:t>
-      </w:r>
-      <w:proofErr w:type="spellEnd"/>
-      <w:r>
-        <w:t xml:space="preserve"> </w:t>
-      </w:r>
-      <w:proofErr w:type="spellStart"/>
-      <w:r>
-        <w:t>xxxxx</w:t>
-      </w:r>
-      <w:proofErr w:type="spellEnd"/>
-      <w:r>
-        <w:t xml:space="preserve"> </w:t>
-      </w:r>
-      <w:proofErr w:type="spellStart"/>
-      <w:r>
-        <w:t>xxxxxxxxxxxx</w:t>
-      </w:r>
-      <w:proofErr w:type="spellEnd"/>
-      <w:r>
-        <w:t xml:space="preserve"> </w:t>
-      </w:r>
-      <w:proofErr w:type="spellStart"/>
-      <w:r>
-        <w:t>xxxxx</w:t>
-      </w:r>
-      <w:proofErr w:type="spellEnd"/>
-      <w:r>
-        <w:t xml:space="preserve"> </w:t>
-      </w:r>
-      <w:proofErr w:type="spellStart"/>
-      <w:r>
-        <w:t>xxxx</w:t>
-      </w:r>
-      <w:proofErr w:type="spellEnd"/>
-      <w:r>
-        <w:t xml:space="preserve"> </w:t>
-      </w:r>
-      <w:proofErr w:type="spellStart"/>
-      <w:r>
-        <w:t>xxxx</w:t>
-      </w:r>
-      <w:proofErr w:type="spellEnd"/>
-      <w:r>
-        <w:t xml:space="preserve">. </w:t>
-      </w:r>
-      <w:proofErr w:type="spellStart"/>
-      <w:r>
-        <w:t>xxxxx</w:t>
-      </w:r>
-      <w:proofErr w:type="spellEnd"/>
-      <w:r>
-        <w:t xml:space="preserve"> </w:t>
-      </w:r>
-      <w:proofErr w:type="spellStart"/>
-      <w:r>
-        <w:t>xxxx</w:t>
-      </w:r>
-      <w:proofErr w:type="spellEnd"/>
-      <w:r>
-        <w:t xml:space="preserve"> </w:t>
-      </w:r>
-      <w:proofErr w:type="spellStart"/>
-      <w:r>
-        <w:t>xxxx</w:t>
-      </w:r>
-      <w:proofErr w:type="spellEnd"/>
-      <w:r>
-        <w:t xml:space="preserve"> </w:t>
-      </w:r>
-      <w:proofErr w:type="spellStart"/>
-      <w:r>
-        <w:t>xxxxxxxxxxx</w:t>
-      </w:r>
-      <w:proofErr w:type="spellEnd"/>
-      <w:r>
-        <w:t xml:space="preserve"> </w:t>
-      </w:r>
-      <w:proofErr w:type="spellStart"/>
-      <w:r>
-        <w:t>xxxxx</w:t>
-      </w:r>
-      <w:proofErr w:type="spellEnd"/>
-      <w:r>
-        <w:t xml:space="preserve"> </w:t>
-      </w:r>
-      <w:proofErr w:type="spellStart"/>
-      <w:r>
-        <w:t>xxxxx</w:t>
-      </w:r>
-      <w:proofErr w:type="spellEnd"/>
-      <w:r>
-        <w:t xml:space="preserve"> </w:t>
-      </w:r>
-      <w:proofErr w:type="spellStart"/>
-      <w:r>
-        <w:t>xxxxx</w:t>
-      </w:r>
-      <w:proofErr w:type="spellEnd"/>
-      <w:r>
-        <w:t xml:space="preserve"> </w:t>
-      </w:r>
-      <w:proofErr w:type="spellStart"/>
-      <w:r>
-        <w:t>xxxxxxxxxxxx</w:t>
-      </w:r>
-      <w:proofErr w:type="spellEnd"/>
-      <w:r>
-        <w:t xml:space="preserve"> </w:t>
-      </w:r>
-      <w:proofErr w:type="spellStart"/>
-      <w:r>
-        <w:t>xxxxx</w:t>
-      </w:r>
-      <w:proofErr w:type="spellEnd"/>
-      <w:r>
-        <w:t xml:space="preserve"> </w:t>
-      </w:r>
-      <w:proofErr w:type="spellStart"/>
-      <w:r>
-        <w:t>xxxx</w:t>
-      </w:r>
-      <w:proofErr w:type="spellEnd"/>
-      <w:r>
-        <w:t xml:space="preserve"> </w:t>
-      </w:r>
-      <w:proofErr w:type="spellStart"/>
-      <w:r>
-        <w:t>xxxx</w:t>
-      </w:r>
-      <w:proofErr w:type="spellEnd"/>
-      <w:r>
-        <w:t xml:space="preserve"> </w:t>
-      </w:r>
-      <w:proofErr w:type="spellStart"/>
-      <w:r>
-        <w:t>xxxxx</w:t>
-      </w:r>
-      <w:proofErr w:type="spellEnd"/>
-      <w:r>
-        <w:t xml:space="preserve"> </w:t>
-      </w:r>
-      <w:proofErr w:type="spellStart"/>
-      <w:r>
-        <w:t>xxxx</w:t>
-      </w:r>
-      <w:proofErr w:type="spellEnd"/>
-      <w:r>
-        <w:t xml:space="preserve"> </w:t>
-      </w:r>
-      <w:proofErr w:type="spellStart"/>
-      <w:r>
-        <w:t>xxxx</w:t>
-      </w:r>
-      <w:proofErr w:type="spellEnd"/>
-      <w:r>
-        <w:t xml:space="preserve"> </w:t>
-      </w:r>
-      <w:proofErr w:type="spellStart"/>
-      <w:r>
-        <w:t>xxxxxxxxxx</w:t>
-      </w:r>
-      <w:proofErr w:type="spellEnd"/>
-      <w:r>
-        <w:t xml:space="preserve"> </w:t>
-      </w:r>
-      <w:proofErr w:type="spellStart"/>
-      <w:r>
-        <w:t>xxxxxx</w:t>
-      </w:r>
-      <w:proofErr w:type="spellEnd"/>
-      <w:r>
-        <w:t xml:space="preserve"> </w:t>
-      </w:r>
-      <w:proofErr w:type="spellStart"/>
-      <w:r>
-        <w:t>xxxxx</w:t>
-      </w:r>
-      <w:proofErr w:type="spellEnd"/>
-      <w:r>
-        <w:t xml:space="preserve"> </w:t>
-      </w:r>
-      <w:proofErr w:type="spellStart"/>
-      <w:r>
-        <w:t>xxxxx</w:t>
-      </w:r>
-      <w:proofErr w:type="spellEnd"/>
-      <w:r>
-        <w:t xml:space="preserve"> </w:t>
-      </w:r>
-      <w:proofErr w:type="spellStart"/>
-      <w:r>
-        <w:t>xxxxx</w:t>
-      </w:r>
-      <w:proofErr w:type="spellEnd"/>
-      <w:r>
-        <w:t xml:space="preserve"> </w:t>
-      </w:r>
-      <w:proofErr w:type="spellStart"/>
-      <w:r>
-        <w:t>xxxxx</w:t>
-      </w:r>
-      <w:proofErr w:type="spellEnd"/>
-      <w:r>
-        <w:t xml:space="preserve"> </w:t>
-      </w:r>
-      <w:proofErr w:type="spellStart"/>
-      <w:r>
-        <w:t>xxxxxxxxxxxx</w:t>
-      </w:r>
-      <w:proofErr w:type="spellEnd"/>
-      <w:r>
-        <w:t xml:space="preserve"> </w:t>
-      </w:r>
-      <w:proofErr w:type="spellStart"/>
-      <w:r>
-        <w:t>xxxxx</w:t>
-      </w:r>
-      <w:proofErr w:type="spellEnd"/>
-      <w:r>
-        <w:t xml:space="preserve"> </w:t>
-      </w:r>
-      <w:proofErr w:type="spellStart"/>
-      <w:r>
-        <w:t>xxxx</w:t>
-      </w:r>
-      <w:proofErr w:type="spellEnd"/>
-      <w:r>
-        <w:t xml:space="preserve"> </w:t>
-      </w:r>
-      <w:proofErr w:type="spellStart"/>
-      <w:r>
-        <w:t>xxxx</w:t>
-      </w:r>
-      <w:proofErr w:type="spellEnd"/>
-      <w:r>
-        <w:t xml:space="preserve"> </w:t>
-      </w:r>
-      <w:proofErr w:type="spellStart"/>
-      <w:r>
-        <w:t>xxxxx</w:t>
-      </w:r>
-      <w:proofErr w:type="spellEnd"/>
-      <w:r>
-        <w:t xml:space="preserve"> </w:t>
-      </w:r>
-      <w:proofErr w:type="spellStart"/>
-      <w:r>
-        <w:t>xxxx</w:t>
-      </w:r>
-      <w:proofErr w:type="spellEnd"/>
-      <w:r>
-        <w:t xml:space="preserve"> xxx </w:t>
-      </w:r>
-      <w:proofErr w:type="spellStart"/>
-      <w:r>
-        <w:t>xxxxx</w:t>
-      </w:r>
-      <w:proofErr w:type="spellEnd"/>
-      <w:r>
-        <w:t>.</w:t>
+        <w:t xml:space="preserve">This study examines whether the approval of spot Bitcoin exchange-traded funds (ETFs) by the United States Securities and Exchange Commission in January 2024 </w:t>
+      </w:r>
+      <w:r>
+        <w:t>represents</w:t>
+      </w:r>
+      <w:r>
+        <w:t xml:space="preserve"> a structural break in Bitcoin's sensitivity to macroeconomic factors and whether it has altered the explanatory power of the Bitcoin halving cycle for cryptocurrency returns. Using ordinary least squares regression with Newey-West heteroskedasticity and autocorrelation consistent standard errors on 598 weekly observations from July 2014 to March 2026, the study estimates a full-sample interaction model with a PostETF regime dummy and three interaction terms to test whether the coefficients on the federal funds rate change, the Federal Reserve balance sheet change, and the halving window differ between the pre-ETF and post-ETF periods. Two hypotheses are tested. H1 posit</w:t>
+      </w:r>
+      <w:r>
+        <w:t>s</w:t>
+      </w:r>
+      <w:r>
+        <w:t xml:space="preserve"> that macroeconomic sensitivity increased after the ETF approval, H2 posits that the halving premium diminished. H1 is not supported: the macro interaction terms are statistically insignificant at the weekly frequency, though monthly robustness analysis provides marginal evidence for a strengthened balance sheet channel. H2 is supported: the halving window coefficient, which is highly significant in the pre-ETF period (+0.030, p = 0.007), collapses to near zero post-ETF. A multi-cryptocurrency panel robustness </w:t>
+      </w:r>
+      <w:r>
+        <w:t>checks</w:t>
+      </w:r>
+      <w:r>
+        <w:t xml:space="preserve"> across Bitcoin, Ethereum, Ripple, Litecoin, and Binance Coin (n = 2,496) confirms the halving weakening at the 1% significance level (p = 0.001), indicating a market-wide rather than Bitcoin-specific phenomenon. The Chow structural break test does not detect a discrete break at the ETF date, consistent with a gradual institutional integration process. The results suggest that the ETF approval did not amplify Bitcoin's macro sensitivity through the channels tested but </w:t>
+      </w:r>
+      <w:r>
+        <w:t>aligned</w:t>
+      </w:r>
+      <w:r>
+        <w:t xml:space="preserve"> with the disappearance of the halving premium in the post-institutional era.</w:t>
       </w:r>
     </w:p>
     <w:p>
       <w:pPr>
         <w:pStyle w:val="Tavatekst"/>
       </w:pPr>
-    </w:p>
-    <w:p>
-      <w:pPr>
-        <w:pStyle w:val="Tavatekst"/>
-      </w:pPr>
-      <w:r>
-        <w:t>Text continues</w:t>
-      </w:r>
-      <w:r>
-        <w:t xml:space="preserve"> </w:t>
-      </w:r>
-      <w:proofErr w:type="spellStart"/>
-      <w:r>
-        <w:t>xxxxx</w:t>
-      </w:r>
-      <w:proofErr w:type="spellEnd"/>
-      <w:r>
-        <w:t xml:space="preserve"> </w:t>
-      </w:r>
-      <w:proofErr w:type="spellStart"/>
-      <w:r>
-        <w:t>xxxxx</w:t>
-      </w:r>
-      <w:proofErr w:type="spellEnd"/>
-      <w:r>
-        <w:t xml:space="preserve"> </w:t>
-      </w:r>
-      <w:proofErr w:type="spellStart"/>
-      <w:r>
-        <w:t>xxxxx</w:t>
-      </w:r>
-      <w:proofErr w:type="spellEnd"/>
-      <w:r>
-        <w:t xml:space="preserve"> </w:t>
-      </w:r>
-      <w:proofErr w:type="spellStart"/>
-      <w:r>
-        <w:t>xxxxx</w:t>
-      </w:r>
-      <w:proofErr w:type="spellEnd"/>
-      <w:r>
-        <w:t xml:space="preserve"> </w:t>
-      </w:r>
-      <w:proofErr w:type="spellStart"/>
-      <w:r>
-        <w:t>xxxxxxxxxxxx</w:t>
-      </w:r>
-      <w:proofErr w:type="spellEnd"/>
-      <w:r>
-        <w:t xml:space="preserve"> </w:t>
-      </w:r>
-      <w:proofErr w:type="spellStart"/>
-      <w:r>
-        <w:t>xxxxx</w:t>
-      </w:r>
-      <w:proofErr w:type="spellEnd"/>
-      <w:r>
-        <w:t xml:space="preserve"> </w:t>
-      </w:r>
-      <w:proofErr w:type="spellStart"/>
-      <w:r>
-        <w:t>xxxx</w:t>
-      </w:r>
-      <w:proofErr w:type="spellEnd"/>
-      <w:r>
-        <w:t xml:space="preserve"> </w:t>
-      </w:r>
-      <w:proofErr w:type="spellStart"/>
-      <w:r>
-        <w:t>xxxx</w:t>
-      </w:r>
-      <w:proofErr w:type="spellEnd"/>
-      <w:r>
-        <w:t xml:space="preserve"> </w:t>
-      </w:r>
-      <w:proofErr w:type="spellStart"/>
-      <w:r>
-        <w:t>xxxxx</w:t>
-      </w:r>
-      <w:proofErr w:type="spellEnd"/>
-      <w:r>
-        <w:t xml:space="preserve"> </w:t>
-      </w:r>
-      <w:proofErr w:type="spellStart"/>
-      <w:r>
-        <w:t>xxxx</w:t>
-      </w:r>
-      <w:proofErr w:type="spellEnd"/>
-      <w:r>
-        <w:t xml:space="preserve"> </w:t>
-      </w:r>
-      <w:proofErr w:type="spellStart"/>
-      <w:r>
-        <w:t>xxxx</w:t>
-      </w:r>
-      <w:proofErr w:type="spellEnd"/>
-      <w:r>
-        <w:t xml:space="preserve"> </w:t>
-      </w:r>
-      <w:proofErr w:type="spellStart"/>
-      <w:r>
-        <w:t>xxxxxx</w:t>
-      </w:r>
-      <w:proofErr w:type="spellEnd"/>
-      <w:r>
-        <w:t xml:space="preserve"> </w:t>
-      </w:r>
-      <w:proofErr w:type="spellStart"/>
-      <w:r>
-        <w:t>xxxx</w:t>
-      </w:r>
-      <w:proofErr w:type="spellEnd"/>
-      <w:r>
-        <w:t xml:space="preserve"> </w:t>
-      </w:r>
-      <w:proofErr w:type="spellStart"/>
-      <w:r>
-        <w:t>xxxx</w:t>
-      </w:r>
-      <w:proofErr w:type="spellEnd"/>
-      <w:r>
-        <w:t xml:space="preserve"> </w:t>
-      </w:r>
-      <w:proofErr w:type="spellStart"/>
-      <w:r>
-        <w:t>xxxxx</w:t>
-      </w:r>
-      <w:proofErr w:type="spellEnd"/>
-      <w:r>
-        <w:t xml:space="preserve"> </w:t>
-      </w:r>
-      <w:proofErr w:type="spellStart"/>
-      <w:r>
-        <w:t>xxxxx</w:t>
-      </w:r>
-      <w:proofErr w:type="spellEnd"/>
-      <w:r>
-        <w:t xml:space="preserve"> </w:t>
-      </w:r>
-      <w:proofErr w:type="spellStart"/>
-      <w:r>
-        <w:t>xxxxx</w:t>
-      </w:r>
-      <w:proofErr w:type="spellEnd"/>
-      <w:r>
-        <w:t xml:space="preserve"> </w:t>
-      </w:r>
-      <w:proofErr w:type="spellStart"/>
-      <w:r>
-        <w:t>xxxxx</w:t>
-      </w:r>
-      <w:proofErr w:type="spellEnd"/>
-      <w:r>
-        <w:t xml:space="preserve"> </w:t>
-      </w:r>
-      <w:proofErr w:type="spellStart"/>
-      <w:r>
-        <w:t>xxxxxxxxxxxx</w:t>
-      </w:r>
-      <w:proofErr w:type="spellEnd"/>
-      <w:r>
-        <w:t xml:space="preserve"> </w:t>
-      </w:r>
-      <w:proofErr w:type="spellStart"/>
-      <w:r>
-        <w:t>xxxxx</w:t>
-      </w:r>
-      <w:proofErr w:type="spellEnd"/>
-      <w:r>
-        <w:t xml:space="preserve"> </w:t>
-      </w:r>
-      <w:proofErr w:type="spellStart"/>
-      <w:r>
-        <w:t>xxxx</w:t>
-      </w:r>
-      <w:proofErr w:type="spellEnd"/>
-      <w:r>
-        <w:t xml:space="preserve"> </w:t>
-      </w:r>
-      <w:proofErr w:type="spellStart"/>
-      <w:r>
-        <w:t>xxxx</w:t>
-      </w:r>
-      <w:proofErr w:type="spellEnd"/>
-      <w:r>
-        <w:t xml:space="preserve">. </w:t>
-      </w:r>
-      <w:proofErr w:type="spellStart"/>
-      <w:r>
-        <w:t>xxxxx</w:t>
-      </w:r>
-      <w:proofErr w:type="spellEnd"/>
-      <w:r>
-        <w:t xml:space="preserve"> </w:t>
-      </w:r>
-      <w:proofErr w:type="spellStart"/>
-      <w:r>
-        <w:t>xxxx</w:t>
-      </w:r>
-      <w:proofErr w:type="spellEnd"/>
-      <w:r>
-        <w:t xml:space="preserve"> </w:t>
-      </w:r>
-      <w:proofErr w:type="spellStart"/>
-      <w:r>
-        <w:t>xxxx</w:t>
-      </w:r>
-      <w:proofErr w:type="spellEnd"/>
-      <w:r>
-        <w:t xml:space="preserve"> </w:t>
-      </w:r>
-      <w:proofErr w:type="spellStart"/>
-      <w:r>
-        <w:t>xxxxxx</w:t>
-      </w:r>
-      <w:proofErr w:type="spellEnd"/>
-      <w:r>
-        <w:t xml:space="preserve"> </w:t>
-      </w:r>
-      <w:proofErr w:type="spellStart"/>
-      <w:r>
-        <w:t>xxxxx</w:t>
-      </w:r>
-      <w:proofErr w:type="spellEnd"/>
-      <w:r>
-        <w:t>.</w:t>
-      </w:r>
-    </w:p>
-    <w:p>
-      <w:pPr>
-        <w:pStyle w:val="Tavatekst"/>
-      </w:pPr>
-    </w:p>
-    <w:p>
-      <w:pPr>
-        <w:pStyle w:val="Tavatekst"/>
-      </w:pPr>
-      <w:r>
-        <w:t>Text continues</w:t>
-      </w:r>
-      <w:r>
-        <w:t xml:space="preserve"> </w:t>
-      </w:r>
-      <w:proofErr w:type="spellStart"/>
-      <w:r>
-        <w:t>xxxxx</w:t>
-      </w:r>
-      <w:proofErr w:type="spellEnd"/>
-      <w:r>
-        <w:t xml:space="preserve"> </w:t>
-      </w:r>
-      <w:proofErr w:type="spellStart"/>
-      <w:r>
-        <w:t>xxxxx</w:t>
-      </w:r>
-      <w:proofErr w:type="spellEnd"/>
-      <w:r>
-        <w:t xml:space="preserve"> </w:t>
-      </w:r>
-      <w:proofErr w:type="spellStart"/>
-      <w:r>
-        <w:t>xxxxx</w:t>
-      </w:r>
-      <w:proofErr w:type="spellEnd"/>
-      <w:r>
-        <w:t xml:space="preserve"> </w:t>
-      </w:r>
-      <w:proofErr w:type="spellStart"/>
-      <w:r>
-        <w:t>xxxxx</w:t>
-      </w:r>
-      <w:proofErr w:type="spellEnd"/>
-      <w:r>
-        <w:t xml:space="preserve"> </w:t>
-      </w:r>
-      <w:proofErr w:type="spellStart"/>
-      <w:r>
-        <w:t>xxxxxxxxxxxx</w:t>
-      </w:r>
-      <w:proofErr w:type="spellEnd"/>
-      <w:r>
-        <w:t xml:space="preserve"> </w:t>
-      </w:r>
-      <w:proofErr w:type="spellStart"/>
-      <w:r>
-        <w:t>xxxxx</w:t>
-      </w:r>
-      <w:proofErr w:type="spellEnd"/>
-      <w:r>
-        <w:t xml:space="preserve"> </w:t>
-      </w:r>
-      <w:proofErr w:type="spellStart"/>
-      <w:r>
-        <w:t>xxxx</w:t>
-      </w:r>
-      <w:proofErr w:type="spellEnd"/>
-      <w:r>
-        <w:t xml:space="preserve"> </w:t>
-      </w:r>
-      <w:proofErr w:type="spellStart"/>
-      <w:r>
-        <w:t>xxxx</w:t>
-      </w:r>
-      <w:proofErr w:type="spellEnd"/>
-      <w:r>
-        <w:t xml:space="preserve"> </w:t>
-      </w:r>
-      <w:proofErr w:type="spellStart"/>
-      <w:r>
-        <w:t>xxxxx</w:t>
-      </w:r>
-      <w:proofErr w:type="spellEnd"/>
-      <w:r>
-        <w:t xml:space="preserve"> </w:t>
-      </w:r>
-      <w:proofErr w:type="spellStart"/>
-      <w:r>
-        <w:t>xxxx</w:t>
-      </w:r>
-      <w:proofErr w:type="spellEnd"/>
-      <w:r>
-        <w:t xml:space="preserve"> </w:t>
-      </w:r>
-      <w:proofErr w:type="spellStart"/>
-      <w:r>
-        <w:t>xxxx</w:t>
-      </w:r>
-      <w:proofErr w:type="spellEnd"/>
-      <w:r>
-        <w:t xml:space="preserve"> </w:t>
-      </w:r>
-      <w:proofErr w:type="spellStart"/>
-      <w:r>
-        <w:t>xxxxxx</w:t>
-      </w:r>
-      <w:proofErr w:type="spellEnd"/>
-      <w:r>
-        <w:t xml:space="preserve"> </w:t>
-      </w:r>
-      <w:proofErr w:type="spellStart"/>
-      <w:r>
-        <w:t>xxxx</w:t>
-      </w:r>
-      <w:proofErr w:type="spellEnd"/>
-      <w:r>
-        <w:t xml:space="preserve"> </w:t>
-      </w:r>
-      <w:proofErr w:type="spellStart"/>
-      <w:r>
-        <w:t>xxxx</w:t>
-      </w:r>
-      <w:proofErr w:type="spellEnd"/>
-      <w:r>
-        <w:t xml:space="preserve"> </w:t>
-      </w:r>
-      <w:proofErr w:type="spellStart"/>
-      <w:r>
-        <w:t>xxxxx</w:t>
-      </w:r>
-      <w:proofErr w:type="spellEnd"/>
-      <w:r>
-        <w:t xml:space="preserve"> </w:t>
-      </w:r>
-      <w:proofErr w:type="spellStart"/>
-      <w:r>
-        <w:t>xxxxx</w:t>
-      </w:r>
-      <w:proofErr w:type="spellEnd"/>
-      <w:r>
-        <w:t xml:space="preserve"> </w:t>
-      </w:r>
-      <w:proofErr w:type="spellStart"/>
-      <w:r>
-        <w:t>xxxxx</w:t>
-      </w:r>
-      <w:proofErr w:type="spellEnd"/>
-      <w:r>
-        <w:t xml:space="preserve"> </w:t>
-      </w:r>
-      <w:proofErr w:type="spellStart"/>
-      <w:r>
-        <w:t>xxxxx</w:t>
-      </w:r>
-      <w:proofErr w:type="spellEnd"/>
-      <w:r>
-        <w:t xml:space="preserve"> </w:t>
-      </w:r>
-      <w:proofErr w:type="spellStart"/>
-      <w:r>
-        <w:t>xxxxxxxxxxxx</w:t>
-      </w:r>
-      <w:proofErr w:type="spellEnd"/>
-      <w:r>
-        <w:t xml:space="preserve"> </w:t>
-      </w:r>
-      <w:proofErr w:type="spellStart"/>
-      <w:r>
-        <w:t>xxxxx</w:t>
-      </w:r>
-      <w:proofErr w:type="spellEnd"/>
-      <w:r>
-        <w:t xml:space="preserve"> </w:t>
-      </w:r>
-      <w:proofErr w:type="spellStart"/>
-      <w:r>
-        <w:t>xxxx</w:t>
-      </w:r>
-      <w:proofErr w:type="spellEnd"/>
-      <w:r>
-        <w:t xml:space="preserve"> </w:t>
-      </w:r>
-      <w:proofErr w:type="spellStart"/>
-      <w:r>
-        <w:t>xxxx</w:t>
-      </w:r>
-      <w:proofErr w:type="spellEnd"/>
-      <w:r>
-        <w:t xml:space="preserve">. </w:t>
-      </w:r>
-      <w:proofErr w:type="spellStart"/>
-      <w:r>
-        <w:t>xxxxx</w:t>
-      </w:r>
-      <w:proofErr w:type="spellEnd"/>
-      <w:r>
-        <w:t xml:space="preserve"> </w:t>
-      </w:r>
-      <w:proofErr w:type="spellStart"/>
-      <w:r>
-        <w:t>xxxx</w:t>
-      </w:r>
-      <w:proofErr w:type="spellEnd"/>
-      <w:r>
-        <w:t xml:space="preserve"> </w:t>
-      </w:r>
-      <w:proofErr w:type="spellStart"/>
-      <w:r>
-        <w:t>xxxx</w:t>
-      </w:r>
-      <w:proofErr w:type="spellEnd"/>
-      <w:r>
-        <w:t xml:space="preserve"> </w:t>
-      </w:r>
-      <w:proofErr w:type="spellStart"/>
-      <w:r>
-        <w:t>xxxxxx</w:t>
-      </w:r>
-      <w:proofErr w:type="spellEnd"/>
-      <w:r>
-        <w:t xml:space="preserve"> </w:t>
-      </w:r>
-      <w:proofErr w:type="spellStart"/>
-      <w:r>
-        <w:t>xxxxx</w:t>
-      </w:r>
-      <w:proofErr w:type="spellEnd"/>
-      <w:r>
-        <w:t>.</w:t>
-      </w:r>
-      <w:r>
-        <w:t xml:space="preserve"> </w:t>
-      </w:r>
-    </w:p>
-    <w:p>
-      <w:pPr>
-        <w:pStyle w:val="Tavatekst"/>
-      </w:pPr>
-    </w:p>
-    <w:p>
-      <w:pPr>
-        <w:pStyle w:val="Tavatekst"/>
-      </w:pPr>
-      <w:r>
-        <w:t>Keywords</w:t>
-      </w:r>
-      <w:r>
-        <w:t xml:space="preserve">: </w:t>
-      </w:r>
-      <w:proofErr w:type="spellStart"/>
-      <w:r>
-        <w:rPr>
-          <w:highlight w:val="yellow"/>
-        </w:rPr>
-        <w:t>Xxxxxxx</w:t>
-      </w:r>
-      <w:proofErr w:type="spellEnd"/>
-      <w:r>
-        <w:rPr>
-          <w:highlight w:val="yellow"/>
-        </w:rPr>
-        <w:t xml:space="preserve">, </w:t>
-      </w:r>
-      <w:proofErr w:type="spellStart"/>
-      <w:r>
-        <w:rPr>
-          <w:highlight w:val="yellow"/>
-        </w:rPr>
-        <w:t>xxxxxxx</w:t>
-      </w:r>
-      <w:proofErr w:type="spellEnd"/>
-      <w:r>
-        <w:rPr>
-          <w:highlight w:val="yellow"/>
-        </w:rPr>
-        <w:t xml:space="preserve">, </w:t>
-      </w:r>
-      <w:proofErr w:type="spellStart"/>
-      <w:r>
-        <w:rPr>
-          <w:highlight w:val="yellow"/>
-        </w:rPr>
-        <w:t>xxxxxxx</w:t>
-      </w:r>
-      <w:proofErr w:type="spellEnd"/>
-      <w:r>
-        <w:rPr>
-          <w:highlight w:val="yellow"/>
-        </w:rPr>
-        <w:t xml:space="preserve">, </w:t>
-      </w:r>
-      <w:proofErr w:type="spellStart"/>
-      <w:r>
-        <w:rPr>
-          <w:highlight w:val="yellow"/>
-        </w:rPr>
-        <w:t>xxxxxx</w:t>
-      </w:r>
-      <w:proofErr w:type="spellEnd"/>
     </w:p>
     <w:p>
       <w:pPr>
@@ -2426,12 +2689,21 @@
           <w:docGrid w:linePitch="360"/>
         </w:sectPr>
       </w:pPr>
+      <w:r>
+        <w:t>Keywords</w:t>
+      </w:r>
+      <w:r>
+        <w:t xml:space="preserve">: </w:t>
+      </w:r>
+      <w:r>
+        <w:t>Bitcoin, spot ETF, macroeconomic sensitivity, halving cycle, institutional adoption, structural break</w:t>
+      </w:r>
     </w:p>
     <w:p>
       <w:pPr>
         <w:pStyle w:val="Pealkiri1"/>
       </w:pPr>
-      <w:bookmarkStart w:id="1" w:name="_Toc123815946"/>
+      <w:bookmarkStart w:id="1" w:name="_Toc225345684"/>
       <w:r>
         <w:lastRenderedPageBreak/>
         <w:t>INTRODUCTION</w:t>
@@ -2454,11 +2726,9 @@
       <w:r>
         <w:t xml:space="preserve">the largest cryptocurrency by market capitalisation in the world, has evolved from a niche digital asset into a financial instrument held by institutions and regulated funds. As of 2026, Bitcoin’s capitalisation fluctuates between one and two trillion US dollars, placing it alongside major asset classes in terms of scale. The important moment in this institutional transition happened on January 10 of 2024, when the United States Securities and Exchange </w:t>
       </w:r>
-      <w:proofErr w:type="spellStart"/>
-      <w:r>
-        <w:t>Commision</w:t>
-      </w:r>
-      <w:proofErr w:type="spellEnd"/>
+      <w:r>
+        <w:t>Commission</w:t>
+      </w:r>
       <w:r>
         <w:t xml:space="preserve"> (SEC) approved the first spot Bitcoin </w:t>
       </w:r>
@@ -2500,7 +2770,13 @@
         <w:t xml:space="preserve">. </w:t>
       </w:r>
       <w:r>
-        <w:t xml:space="preserve">Later studies revealed a gradual convergence, particularly during and after the COVID-19 pandemic, as institutional investors entered the market and equity-Bitcoin correlations rose (Bouri et al., 2022; Nguyen, 2022). The relationship between Bitcoin and monetary policy has attracted particular attention, studies covering the post pandemic period find that Federal reserve rate decisions exert a statistically significant negative effect on Bitcoin prices (Karau, 2023; Ma et al., 2020), </w:t>
+        <w:t>Later studies revealed a gradual convergence, particularly during and after the COVID-19 pandemic, as institutional investors entered the market and equity-Bitcoin correlations rose (Bouri et al., 2022; Nguyen, 2022). The relationship between Bitcoin and monetary policy has attracted particular attention, studies covering the post pandemic period find that Federal reserve rate decisions exert a statistically significant negative effect on Bitcoin prices (Karau, 2023; Ma et al., 202</w:t>
+      </w:r>
+      <w:r>
+        <w:t>2</w:t>
+      </w:r>
+      <w:r>
+        <w:t xml:space="preserve">), </w:t>
       </w:r>
       <w:r>
         <w:t xml:space="preserve">while Federal Reserve balance sheet expansions appear to support cryptocurrency valuations through </w:t>
@@ -2529,7 +2805,13 @@
       </w:r>
       <w:r>
         <w:lastRenderedPageBreak/>
-        <w:t xml:space="preserve">creating a sewn up supply shock. Historical evidence across the 2016, 2020, and 2024 </w:t>
+        <w:t xml:space="preserve">creating a </w:t>
+      </w:r>
+      <w:r>
+        <w:t>programmatic</w:t>
+      </w:r>
+      <w:r>
+        <w:t xml:space="preserve"> supply shock. Historical evidence across the 2016, 2020, and 2024 </w:t>
       </w:r>
       <w:r>
         <w:t>halving’s</w:t>
@@ -2801,14 +3083,14 @@
       <w:pPr>
         <w:pStyle w:val="Pealkiri1"/>
       </w:pPr>
-      <w:bookmarkStart w:id="2" w:name="_Toc123815947"/>
+      <w:bookmarkStart w:id="2" w:name="_Toc225345685"/>
       <w:r>
         <w:t xml:space="preserve">1. </w:t>
       </w:r>
+      <w:r>
+        <w:t>THEORETICAL AND EMPIRICAL BACKGROUND</w:t>
+      </w:r>
       <w:bookmarkEnd w:id="2"/>
-      <w:r>
-        <w:t>Theoretical and Empirical Background</w:t>
-      </w:r>
     </w:p>
     <w:p>
       <w:pPr>
@@ -2864,17 +3146,17 @@
       <w:pPr>
         <w:pStyle w:val="Pealkiri2"/>
       </w:pPr>
-      <w:bookmarkStart w:id="3" w:name="_Toc123815948"/>
+      <w:bookmarkStart w:id="3" w:name="_Toc225345686"/>
       <w:r>
         <w:t>1.1.</w:t>
       </w:r>
       <w:r>
         <w:t xml:space="preserve"> </w:t>
       </w:r>
+      <w:r>
+        <w:t>Bitcoin as an Evolving Asset Class</w:t>
+      </w:r>
       <w:bookmarkEnd w:id="3"/>
-      <w:r>
-        <w:t>Bitcoin as an Evolving Asset Class</w:t>
-      </w:r>
     </w:p>
     <w:p>
       <w:pPr>
@@ -2940,7 +3222,21 @@
       </w:r>
       <w:r>
         <w:lastRenderedPageBreak/>
-        <w:t xml:space="preserve">frequency domain, have documented that Bitcoin-S&amp;P500 co-movement was very weak before 2018 and has notably strengthened thereafter. In addition, Nguten (2022), employed a VAR(1)-GARCH(1,1) approach on data through 2022, finding that S&amp;P500 </w:t>
+        <w:t>frequency domain, have documented that Bitcoin-S&amp;P500 co-movement was very weak before 2018 and has notably strengthened thereafter. In addition, Ngu</w:t>
+      </w:r>
+      <w:r>
+        <w:t>y</w:t>
+      </w:r>
+      <w:r>
+        <w:t>en (2022), employed a VAR(1)-</w:t>
+      </w:r>
+      <w:proofErr w:type="gramStart"/>
+      <w:r>
+        <w:t>GARCH(</w:t>
+      </w:r>
+      <w:proofErr w:type="gramEnd"/>
+      <w:r>
+        <w:t xml:space="preserve">1,1) approach on data through 2022, finding that S&amp;P500 </w:t>
       </w:r>
       <w:r>
         <w:t>significantly</w:t>
@@ -2955,15 +3251,7 @@
         <w:t xml:space="preserve"> equity-Bitcoin connection in ways that were absent in more calmer periods before the pandemic. By 2022, the previously celebrated diversification benefits of Bitcoin appeared to erode precisely when investors needed them most (Bakry et al., 2021). Wu (2025), using rolling correlation analysis, has found that Bitcoin-S&amp;P500 and Bitcoin-Nasdaq correlations peaked at approximately 0.87 in 2024 following major institutional </w:t>
       </w:r>
       <w:r>
-        <w:t xml:space="preserve">adoption, which placed Bitcoin closer to a high-beta equity than a diversifying alternative asset. Marti and </w:t>
-      </w:r>
-      <w:proofErr w:type="spellStart"/>
-      <w:r>
-        <w:t>Reimat</w:t>
-      </w:r>
-      <w:proofErr w:type="spellEnd"/>
-      <w:r>
-        <w:t xml:space="preserve"> (2025) further report that a one percent rise in the MSCI World index was associated with a 4.8 percent rise in Bitcoin by 2025, providing additional evidence of deep macro integration in the recent years.</w:t>
+        <w:t>adoption, which placed Bitcoin closer to a high-beta equity than a diversifying alternative asset. Marti and Reimat (2025) further report that a one percent rise in the MSCI World index was associated with a 4.8 percent rise in Bitcoin by 2025, providing additional evidence of deep macro integration in the recent years.</w:t>
       </w:r>
     </w:p>
     <w:p>
@@ -2983,10 +3271,17 @@
       <w:pPr>
         <w:pStyle w:val="Pealkiri2"/>
       </w:pPr>
-      <w:bookmarkStart w:id="4" w:name="_Toc123815949"/>
-      <w:r>
-        <w:t>1.2 Bitcoin’s Sensitivity to Macroeconomic Factors</w:t>
-      </w:r>
+      <w:bookmarkStart w:id="4" w:name="_Toc225345687"/>
+      <w:r>
+        <w:t>1.2</w:t>
+      </w:r>
+      <w:r>
+        <w:t>.</w:t>
+      </w:r>
+      <w:r>
+        <w:t xml:space="preserve"> Bitcoin’s Sensitivity to Macroeconomic Factors</w:t>
+      </w:r>
+      <w:bookmarkEnd w:id="4"/>
     </w:p>
     <w:p>
       <w:r>
@@ -3005,7 +3300,15 @@
         <w:t>significantly</w:t>
       </w:r>
       <w:r>
-        <w:t xml:space="preserve"> affect volatility, scheduled US macroeconomic news announcements have no meaningful effect on Bitcoin. In a Federal Reserve Bank of New York staff report, Benigo and Rosa (2023) formally document this “Bitcoin macro disconnect” in the pre-institutional era, which established a baseline against which any post-institutional findings should be compared</w:t>
+        <w:t xml:space="preserve"> affect volatility, scheduled US macroeconomic news announcements have no meaningful effect on Bitcoin. In a Federal Reserve Bank of New York staff report, Benigo and Rosa (2023) formally document this “Bitcoin macro </w:t>
+      </w:r>
+      <w:proofErr w:type="gramStart"/>
+      <w:r>
+        <w:t>disconnect</w:t>
+      </w:r>
+      <w:proofErr w:type="gramEnd"/>
+      <w:r>
+        <w:t>” in the pre-institutional era, which established a baseline against which any post-institutional findings should be compared</w:t>
       </w:r>
       <w:r>
         <w:t xml:space="preserve">. Their evidence suggests that until </w:t>
@@ -3268,14 +3571,24 @@
     <w:p>
       <w:r>
         <w:lastRenderedPageBreak/>
-        <w:t xml:space="preserve">Choi and Shin (2022) separate two types of macro shocks and find that Bitcoin reacts differently to each, it tends to rise with inflation driven demand shocks, behaving like an inflation hedge, but falls when financial uncertainty increases, as measured by the VIX. This suggests that the asset acts more like a speculative risk asset than a safe haven when investors get nervous, they sell it. Hernandez et al. (2023) add that policy uncertainty also weighs on Bitcoin in short run, further justifying the inclusion of the VIX as a control variable for regression model. </w:t>
+        <w:t xml:space="preserve">Choi and Shin (2022) separate two types of macro shocks and find that Bitcoin reacts differently to each, it tends to rise with inflation driven demand shocks, behaving like an inflation hedge, but falls when financial uncertainty increases, as measured by the VIX. This suggests that the asset acts more like a speculative risk asset than </w:t>
+      </w:r>
+      <w:proofErr w:type="gramStart"/>
+      <w:r>
+        <w:t>a safe haven</w:t>
+      </w:r>
+      <w:proofErr w:type="gramEnd"/>
+      <w:r>
+        <w:t xml:space="preserve"> when investors get nervous, they sell it. Hernandez et al. (2023) add that policy uncertainty also weighs on Bitcoin in short run, further justifying the inclusion of the VIX as a control variable for regression model. </w:t>
       </w:r>
       <w:r>
         <w:t xml:space="preserve">Lin et al. (2025) broaden the picture further, implying that the US dollar exchange rate and Treasury </w:t>
       </w:r>
+      <w:proofErr w:type="gramStart"/>
       <w:r>
         <w:t>yields</w:t>
       </w:r>
+      <w:proofErr w:type="gramEnd"/>
       <w:r>
         <w:t xml:space="preserve"> also significantly drive Bitcoin returns across different parts of the return distribution. These studies show that by the 2020s, Bitcoin</w:t>
       </w:r>
@@ -3466,12 +3779,26 @@
           <w:lang w:val="et-EE"/>
         </w:rPr>
       </w:pPr>
-      <w:r>
-        <w:rPr>
-          <w:lang w:val="et-EE"/>
-        </w:rPr>
-        <w:t>1.3 Bitcoin Halving Effects</w:t>
-      </w:r>
+      <w:bookmarkStart w:id="5" w:name="_Toc225345688"/>
+      <w:r>
+        <w:rPr>
+          <w:lang w:val="et-EE"/>
+        </w:rPr>
+        <w:t>1.3</w:t>
+      </w:r>
+      <w:r>
+        <w:rPr>
+          <w:lang w:val="et-EE"/>
+        </w:rPr>
+        <w:t>.</w:t>
+      </w:r>
+      <w:r>
+        <w:rPr>
+          <w:lang w:val="et-EE"/>
+        </w:rPr>
+        <w:t xml:space="preserve"> Bitcoin Halving Effects</w:t>
+      </w:r>
+      <w:bookmarkEnd w:id="5"/>
     </w:p>
     <w:p>
       <w:pPr>
@@ -4517,12 +4844,25 @@
           <w:lang w:val="et-EE"/>
         </w:rPr>
       </w:pPr>
+      <w:bookmarkStart w:id="6" w:name="_Toc225345689"/>
       <w:r>
         <w:rPr>
           <w:lang w:val="et-EE"/>
         </w:rPr>
         <w:lastRenderedPageBreak/>
-        <w:t xml:space="preserve">1.4 </w:t>
+        <w:t>1.4</w:t>
+      </w:r>
+      <w:r>
+        <w:rPr>
+          <w:lang w:val="et-EE"/>
+        </w:rPr>
+        <w:t>.</w:t>
+      </w:r>
+      <w:r>
+        <w:rPr>
+          <w:lang w:val="et-EE"/>
+        </w:rPr>
+        <w:t xml:space="preserve"> </w:t>
       </w:r>
       <w:r>
         <w:rPr>
@@ -4530,6 +4870,7 @@
         </w:rPr>
         <w:t>Institutional Adoption and the Spot Bitcoin ETF</w:t>
       </w:r>
+      <w:bookmarkEnd w:id="6"/>
     </w:p>
     <w:p>
       <w:r>
@@ -4565,9 +4906,17 @@
       <w:pPr>
         <w:pStyle w:val="Pealkiri2"/>
       </w:pPr>
-      <w:r>
-        <w:t>1.5 Synthesis and Research Gap</w:t>
-      </w:r>
+      <w:bookmarkStart w:id="7" w:name="_Toc225345690"/>
+      <w:r>
+        <w:t>1.5</w:t>
+      </w:r>
+      <w:r>
+        <w:t>.</w:t>
+      </w:r>
+      <w:r>
+        <w:t xml:space="preserve"> Synthesis and Research Gap</w:t>
+      </w:r>
+      <w:bookmarkEnd w:id="7"/>
     </w:p>
     <w:p>
       <w:r>
@@ -4591,21 +4940,20 @@
           <w:lang w:val="et-EE"/>
         </w:rPr>
       </w:pPr>
-      <w:bookmarkStart w:id="5" w:name="_Toc123815952"/>
-      <w:bookmarkEnd w:id="4"/>
+      <w:bookmarkStart w:id="8" w:name="_Toc225345691"/>
       <w:r>
         <w:rPr>
           <w:lang w:val="et-EE"/>
         </w:rPr>
         <w:t xml:space="preserve">2. </w:t>
       </w:r>
-      <w:bookmarkEnd w:id="5"/>
       <w:r>
         <w:rPr>
           <w:lang w:val="et-EE"/>
         </w:rPr>
         <w:t>DATA AND METHODOLOGY</w:t>
       </w:r>
+      <w:bookmarkEnd w:id="8"/>
     </w:p>
     <w:p>
       <w:pPr>
@@ -4624,7 +4972,7 @@
       <w:pPr>
         <w:pStyle w:val="Pealkiri2"/>
       </w:pPr>
-      <w:bookmarkStart w:id="6" w:name="_Toc123815953"/>
+      <w:bookmarkStart w:id="9" w:name="_Toc225345692"/>
       <w:r>
         <w:rPr>
           <w:lang w:val="et-EE"/>
@@ -4637,13 +4985,13 @@
         </w:rPr>
         <w:t xml:space="preserve"> </w:t>
       </w:r>
-      <w:bookmarkEnd w:id="6"/>
       <w:r>
         <w:rPr>
           <w:lang w:val="et-EE"/>
         </w:rPr>
         <w:t>Data Sources and Sample Period</w:t>
       </w:r>
+      <w:bookmarkEnd w:id="9"/>
     </w:p>
     <w:p>
       <w:pPr>
@@ -4679,7 +5027,15 @@
         <w:pStyle w:val="Tavatekst"/>
       </w:pPr>
       <w:r>
-        <w:t>The full sample spans July 2014 to March 2026, yielding 598 usable weekly observations after removing the first observation, which is consumed by the one-period lag of the Bitcoin return. The start date of July 2014 reflects the earliest period for which reliable, continuous weekly Bitcoin price data are consistently available from Yahoo Finance, data for earlier periods are sparse, subject to significant gaps, and affected by the price-discovery problems of the early exchange infrastructure that characterised 2011 to 2013. The end date of March 2026 represents the latest weekly observation available at the time of analysis. For the sub-sample robustness check in Model 2, the pre-ETF period covers October 2014 through 5 January 2024 (n=484 observations) and the post-ETF period covers 12 January 2024 through 13 March 2026 (n=114 observations).</w:t>
+        <w:t>The full sample spans July 2014 to March 2026, yielding 598 usable weekly observations after removing the first observation, which is consumed by the one-period lag of the Bitcoin return. The start date of July 2014 reflects the earliest period for which reliable, continuous weekly Bitcoin price data are consistently available from Yahoo Finance, data for earlier periods are sparse, subject to significant gaps, and affected by the price-discovery problems of the early exchange infrastructure that characterised 2011 to 2013. The end date of March 2026 represents the latest weekly observation available at the time of analysis. For the sub-sample robustness check in Model 2, the pre-ETF period covers October 2014 through 5 January 2024 (n=484 observations</w:t>
+      </w:r>
+      <w:proofErr w:type="gramStart"/>
+      <w:r>
+        <w:t>)</w:t>
+      </w:r>
+      <w:proofErr w:type="gramEnd"/>
+      <w:r>
+        <w:t xml:space="preserve"> and the post-ETF period covers 12 January 2024 through 13 March 2026 (n=114 observations).</w:t>
       </w:r>
     </w:p>
     <w:p>
@@ -4703,6 +5059,7 @@
       <w:pPr>
         <w:pStyle w:val="Pealkiri2"/>
       </w:pPr>
+      <w:bookmarkStart w:id="10" w:name="_Toc225345693"/>
       <w:r>
         <w:rPr>
           <w:lang w:val="et-EE"/>
@@ -4713,6 +5070,9 @@
         <w:t>2</w:t>
       </w:r>
       <w:r>
+        <w:t>.</w:t>
+      </w:r>
+      <w:r>
         <w:rPr>
           <w:lang w:val="et-EE"/>
         </w:rPr>
@@ -4724,6 +5084,7 @@
         </w:rPr>
         <w:t>Variable Construction</w:t>
       </w:r>
+      <w:bookmarkEnd w:id="10"/>
     </w:p>
     <w:p>
       <w:r>
@@ -4973,7 +5334,7 @@
           <w:noProof/>
         </w:rPr>
         <w:drawing>
-          <wp:inline distT="0" distB="0" distL="0" distR="0" wp14:anchorId="1FC3157E" wp14:editId="795CDF75">
+          <wp:inline distT="0" distB="0" distL="0" distR="0" wp14:anchorId="1FC3157E" wp14:editId="7FACDE7D">
             <wp:extent cx="6000801" cy="1795145"/>
             <wp:effectExtent l="0" t="0" r="0" b="0"/>
             <wp:docPr id="1825656597" name="Picture 2"/>
@@ -5030,6 +5391,9 @@
         <w:t>1</w:t>
       </w:r>
       <w:r>
+        <w:t>.</w:t>
+      </w:r>
+      <w:r>
         <w:t xml:space="preserve"> </w:t>
       </w:r>
       <w:r>
@@ -5065,7 +5429,7 @@
         </w:rPr>
         <w:lastRenderedPageBreak/>
         <w:drawing>
-          <wp:inline distT="0" distB="0" distL="0" distR="0" wp14:anchorId="3288700C" wp14:editId="388958B7">
+          <wp:inline distT="0" distB="0" distL="0" distR="0" wp14:anchorId="3288700C" wp14:editId="556E3324">
             <wp:extent cx="5939790" cy="1979930"/>
             <wp:effectExtent l="0" t="0" r="3810" b="1270"/>
             <wp:docPr id="970659537" name="Picture 2"/>
@@ -5125,6 +5489,9 @@
       </w:r>
       <w:r>
         <w:t>1</w:t>
+      </w:r>
+      <w:r>
+        <w:t>.</w:t>
       </w:r>
       <w:r>
         <w:t xml:space="preserve"> </w:t>
@@ -5290,11 +5657,27 @@
         <w:jc w:val="both"/>
       </w:pPr>
       <w:r>
-        <w:t xml:space="preserve">Two binary dummy variables define the regime structure of the model. The PostETF dummy takes a value of 1 for all observations on or after 10 January 2024, the week of the SEC spot ETF approval, and 0 otherwise. This breakpoint is supported by price discovery evidence showing that spot ETFs became the dominant price formation venue from that date onward (Mohamad, 2025; Kia et al., 2025). The HalvingWindow dummy takes a value of 1 for any week falling within the 18-month window immediately following a Bitcoin halving event and 0 otherwise. The three halving dates within the sample period are 9 July 2016, 11 May 2020, and 19 April 2024, the November 2012 halving predates the sample and is excluded. The 18-month window is selected on the basis of the halving literature, which identifies a period of roughly 12 to 18 months as the </w:t>
+        <w:t xml:space="preserve">Two binary dummy variables define the regime structure of the model. The PostETF dummy takes a value of 1 for all observations on or after 10 January 2024, the week of the SEC spot ETF approval, and 0 otherwise. This breakpoint is supported by price discovery evidence showing that spot ETFs became the dominant price formation venue from that date onward (Mohamad, 2025; Kia et al., 2025). The HalvingWindow dummy takes a value of 1 for any week falling within the 18-month window immediately following a Bitcoin halving event and 0 otherwise. The three halving dates within the sample period are 9 July 2016, 11 May 2020, and 19 April 2024, the November 2012 halving predates the sample and is excluded. The 18-month window is selected </w:t>
+      </w:r>
+      <w:proofErr w:type="gramStart"/>
+      <w:r>
+        <w:t>on the basis of</w:t>
+      </w:r>
+      <w:proofErr w:type="gramEnd"/>
+      <w:r>
+        <w:t xml:space="preserve"> the halving literature, which identifies a period of roughly 12 to 18 months as the </w:t>
       </w:r>
       <w:r>
         <w:lastRenderedPageBreak/>
-        <w:t>interval over which post-halving price appreciation has historically been concentrated (Lashkaripour, 2024; Fabus et al., 2024), and represents the supply-shock absorption period described in those studies. Figure 2.2 visualises the HalvingWindow and PostETF regime periods overlaid on Bitcoin returns.</w:t>
+        <w:t>interval over which post-halving price appreciation has historically been concentrated (Lashkaripour, 2024; Fabus et al., 2024</w:t>
+      </w:r>
+      <w:proofErr w:type="gramStart"/>
+      <w:r>
+        <w:t>), and</w:t>
+      </w:r>
+      <w:proofErr w:type="gramEnd"/>
+      <w:r>
+        <w:t xml:space="preserve"> represents the supply-shock absorption period described in those studies. Figure 2.2 visualises the HalvingWindow and PostETF regime periods overlaid on Bitcoin returns.</w:t>
       </w:r>
     </w:p>
     <w:p>
@@ -5306,7 +5689,7 @@
           <w:noProof/>
         </w:rPr>
         <w:drawing>
-          <wp:inline distT="0" distB="0" distL="0" distR="0" wp14:anchorId="44060BD1" wp14:editId="5D1F26A8">
+          <wp:inline distT="0" distB="0" distL="0" distR="0" wp14:anchorId="44060BD1" wp14:editId="638737A2">
             <wp:extent cx="5939790" cy="1979930"/>
             <wp:effectExtent l="0" t="0" r="3810" b="1270"/>
             <wp:docPr id="1444935767" name="Picture 3"/>
@@ -5368,6 +5751,9 @@
         <w:t>2</w:t>
       </w:r>
       <w:r>
+        <w:t>.</w:t>
+      </w:r>
+      <w:r>
         <w:t xml:space="preserve"> </w:t>
       </w:r>
       <w:r>
@@ -5387,6 +5773,11 @@
       <w:r>
         <w:t>Author’s calculations.</w:t>
       </w:r>
+    </w:p>
+    <w:p>
+      <w:pPr>
+        <w:pStyle w:val="BodyText1"/>
+      </w:pPr>
     </w:p>
     <w:p>
       <w:pPr>
@@ -5668,11 +6059,11 @@
         </m:sSub>
       </m:oMath>
       <w:r>
-        <w:t xml:space="preserve"> controls for first-order autocorrelation in the dependent variable and any momentum effects documented in the crypto return literature </w:t>
+        <w:t xml:space="preserve"> controls for first-order autocorrelation </w:t>
       </w:r>
       <w:r>
         <w:lastRenderedPageBreak/>
-        <w:t>(Liu et al., 2022).</w:t>
+        <w:t>in the dependent variable and any momentum effects documented in the crypto return literature (Liu et al., 2022).</w:t>
       </w:r>
       <w:r>
         <w:t xml:space="preserve"> </w:t>
@@ -5776,6 +6167,11 @@
     </w:p>
     <w:p>
       <w:pPr>
+        <w:pStyle w:val="BodyText1"/>
+      </w:pPr>
+    </w:p>
+    <w:p>
+      <w:pPr>
         <w:pStyle w:val="Tabelijooniseallikasmrkus"/>
         <w:spacing w:line="360" w:lineRule="auto"/>
         <w:jc w:val="both"/>
@@ -5884,9 +6280,17 @@
       <w:pPr>
         <w:pStyle w:val="Pealkiri2"/>
       </w:pPr>
-      <w:r>
-        <w:t>2.3 Model Specification</w:t>
-      </w:r>
+      <w:bookmarkStart w:id="11" w:name="_Toc225345694"/>
+      <w:r>
+        <w:t>2.3</w:t>
+      </w:r>
+      <w:r>
+        <w:t>.</w:t>
+      </w:r>
+      <w:r>
+        <w:t xml:space="preserve"> Model Specification</w:t>
+      </w:r>
+      <w:bookmarkEnd w:id="11"/>
     </w:p>
     <w:p>
       <w:pPr>
@@ -5961,11 +6365,8 @@
         <w:pStyle w:val="BodyText1"/>
       </w:pPr>
       <w:r>
-        <w:t xml:space="preserve">The baseline macroeconomic coefficients beta_1 and beta_2 capture the association between monetary policy changes and Bitcoin log returns in the pre-ETF period (when PostETF = 0). Based </w:t>
-      </w:r>
-      <w:r>
         <w:lastRenderedPageBreak/>
-        <w:t>on the literature reviewed in Chapter 1, beta_1 is expected to be negative because rate tightening suppresses risk assets, including Bitcoin (Karau, 2023; Ma et al., 2022). The sign of beta_2 is expected to be positive, reflecting that Fed balance sheet expansion has historically been associated with higher Bitcoin prices through the liquidity channel (Zhao et al., 2023; Gu et al., 2021). The baseline halving coefficient beta_3 is expected to be positive, capturing the historically documented post-halving price appreciation (Fabus et al., 2024; Lashkaripour, 2024). The PostETF level dummy beta_4 captures any shift in the average weekly Bitcoin return in the post-ETF period net of macro conditions, without directional priors.</w:t>
+        <w:t>The baseline macroeconomic coefficients beta_1 and beta_2 capture the association between monetary policy changes and Bitcoin log returns in the pre-ETF period (when PostETF = 0). Based on the literature reviewed in Chapter 1, beta_1 is expected to be negative because rate tightening suppresses risk assets, including Bitcoin (Karau, 2023; Ma et al., 2022). The sign of beta_2 is expected to be positive, reflecting that Fed balance sheet expansion has historically been associated with higher Bitcoin prices through the liquidity channel (Zhao et al., 2023; Gu et al., 2021). The baseline halving coefficient beta_3 is expected to be positive, capturing the historically documented post-halving price appreciation (Fabus et al., 2024; Lashkaripour, 2024). The PostETF level dummy beta_4 captures any shift in the average weekly Bitcoin return in the post-ETF period net of macro conditions, without directional priors.</w:t>
       </w:r>
     </w:p>
     <w:p>
@@ -5978,7 +6379,15 @@
         <w:pStyle w:val="BodyText1"/>
       </w:pPr>
       <w:r>
-        <w:t>The interaction coefficients are the primary objects of inference for the two hypotheses. H1 is tested via beta_5 and beta_6: if the ETF approval strengthened macroeconomic sensitivity, beta_5 is expected to be negative (amplifying the tightening effect) and beta_6 is expected to be positive (amplifying the liquidity expansion effect) relative to their pre-ETF baseline values. H2 is tested via beta_7: if the halving effect has weakened in the institutional era, beta_7 is expected to be negative, such that the total post-ETF halving effect, equal to beta_3 + beta_7, is smaller in magnitude or statistically insignificant relative to the baseline beta_3.</w:t>
+        <w:t>The interaction coefficients are the primary objects of inference for the two hypotheses. H1 is tested via beta_5 and beta_6: if the ETF approval strengthened macroeconomic sensitivity, beta_5 is expected to be negative (amplifying the tightening effect</w:t>
+      </w:r>
+      <w:proofErr w:type="gramStart"/>
+      <w:r>
+        <w:t>)</w:t>
+      </w:r>
+      <w:proofErr w:type="gramEnd"/>
+      <w:r>
+        <w:t xml:space="preserve"> and beta_6 is expected to be positive (amplifying the liquidity expansion effect) relative to their pre-ETF baseline values. H2 is tested via beta_7: if the halving effect has weakened in the institutional era, beta_7 is expected to be negative, such that the total post-ETF halving effect, equal to beta_3 + beta_7, is smaller in magnitude or statistically insignificant relative to the baseline beta_3.</w:t>
       </w:r>
     </w:p>
     <w:p>
@@ -6004,11 +6413,11 @@
         <w:pStyle w:val="BodyText1"/>
       </w:pPr>
       <w:r>
-        <w:t xml:space="preserve">Two further robustness checks are conducted. First, an M2 liquidity robustness specification adds dM2 as a twelfth regressor to Model 1, yielding a 587-observation sample (slightly reduced due to M2 data availability). This test addresses whether the inclusion of a broader monetary aggregate, central to the thesis narrative on liquidity-driven Bitcoin returns (Zhao et al., 2023; Gu et al., 2021; </w:t>
+        <w:t xml:space="preserve">Two further robustness checks are conducted. First, an M2 liquidity robustness specification adds dM2 as a twelfth regressor to Model 1, yielding a 587-observation sample (slightly reduced due to </w:t>
       </w:r>
       <w:r>
         <w:lastRenderedPageBreak/>
-        <w:t>Sarker and Wang, 2022), changes the coefficient estimates on the primary macro and halving variables. If the core interaction coefficients remain stable after controlling for M2 growth, the main results are robust to the omission of this variable from the primary specification.</w:t>
+        <w:t>M2 data availability). This test addresses whether the inclusion of a broader monetary aggregate, central to the thesis narrative on liquidity-driven Bitcoin returns (Zhao et al., 2023; Gu et al., 2021; Sarker and Wang, 2022), changes the coefficient estimates on the primary macro and halving variables. If the core interaction coefficients remain stable after controlling for M2 growth, the main results are robust to the omission of this variable from the primary specification.</w:t>
       </w:r>
     </w:p>
     <w:p>
@@ -6032,9 +6441,6 @@
     <w:p>
       <w:pPr>
         <w:pStyle w:val="BodyText1"/>
-        <w:rPr>
-          <w:lang w:val="ru-RU"/>
-        </w:rPr>
       </w:pPr>
       <w:r>
         <w:t>OLS is appropriate for this specification because the dependent variable is a stationary log return series, the model is linear in the parameters, and interaction terms with binary dummies are the standard analytical device for testing regime-dependent slope coefficients in financial econometrics (Karau, 2023; Ma et al., 2022; Hong et al., 2025). The stationarity of all continuous regressors is verified with Augmented Dickey-Fuller tests as documented in the following section.</w:t>
@@ -6047,6 +6453,7 @@
           <w:lang w:val="et-EE"/>
         </w:rPr>
       </w:pPr>
+      <w:bookmarkStart w:id="12" w:name="_Toc225345695"/>
       <w:r>
         <w:t>2</w:t>
       </w:r>
@@ -6054,8 +6461,21 @@
         <w:rPr>
           <w:lang w:val="et-EE"/>
         </w:rPr>
-        <w:t>.4 Diagnostic Tests and Estimation Method</w:t>
-      </w:r>
+        <w:t>.4</w:t>
+      </w:r>
+      <w:r>
+        <w:rPr>
+          <w:lang w:val="et-EE"/>
+        </w:rPr>
+        <w:t>.</w:t>
+      </w:r>
+      <w:r>
+        <w:rPr>
+          <w:lang w:val="et-EE"/>
+        </w:rPr>
+        <w:t xml:space="preserve"> Diagnostic Tests and Estimation Method</w:t>
+      </w:r>
+      <w:bookmarkEnd w:id="12"/>
     </w:p>
     <w:p>
       <w:pPr>
@@ -6082,14 +6502,7 @@
         <w:rPr>
           <w:lang w:val="et-EE"/>
         </w:rPr>
-        <w:t xml:space="preserve">Stationarity is assessed using the Augmented Dickey-Fuller (ADF) test for all continuous regressors. The binary dummy variables, PostETF and HalvingWindow, are fixed-design bounded </w:t>
-      </w:r>
-      <w:r>
-        <w:rPr>
-          <w:lang w:val="et-EE"/>
-        </w:rPr>
-        <w:lastRenderedPageBreak/>
-        <w:t>deterministic functions that do not require stationarity testing. Among the continuous variables, R_BTC, R_SP500, and dVIX are confirmed stationary at the 1% significance level, with ADF statistics of -22.71, -26.88, and -10.65, respectively. The Fed balance sheet log change dFedBS is stationary at the 1% level with an ADF statistic of -4.69. The federal funds rate change dFedRate yields an ADF statistic of -2.60, which falls marginally above the 5% critical value (ADF = -2.86) but below the 10% critical value, its inclusion is treated as appropriate given that the series consists predominantly of zero-valued weeks, reflecting extended periods of no Federal Reserve action, punctuated by discrete tightening or easing steps, and its construction as a first difference is consistent with the specifications of Karau (2023) and Ma et al. (2022). The interaction terms constructed from continuous variables, FedRate_x_PostETF and FedBS_x_PostETF, are stationary at the 1% level, confirming no unit root concern from the product construction. Full ADF results are presented in Table 2.2.</w:t>
+        <w:t>Stationarity is assessed using the Augmented Dickey-Fuller (ADF) test for all continuous regressors. The binary dummy variables, PostETF and HalvingWindow, are fixed-design bounded deterministic functions that do not require stationarity testing. Among the continuous variables, R_BTC, R_SP500, and dVIX are confirmed stationary at the 1% significance level, with ADF statistics of -22.71, -26.88, and -10.65, respectively. The Fed balance sheet log change dFedBS is stationary at the 1% level with an ADF statistic of -4.69. The federal funds rate change dFedRate yields an ADF statistic of -2.60, which falls marginally above the 5% critical value (ADF = -2.86) but below the 10% critical value, its inclusion is treated as appropriate given that the series consists predominantly of zero-valued weeks, reflecting extended periods of no Federal Reserve action, punctuated by discrete tightening or easing steps, and its construction as a first difference is consistent with the specifications of Karau (2023) and Ma et al. (2022). The interaction terms constructed from continuous variables, FedRate_x_PostETF and FedBS_x_PostETF, are stationary at the 1% level, confirming no unit root concern from the product construction. Full ADF results are presented in Table 2.2.</w:t>
       </w:r>
     </w:p>
     <w:p>
@@ -6183,6 +6596,11 @@
     </w:p>
     <w:p>
       <w:pPr>
+        <w:pStyle w:val="BodyText1"/>
+      </w:pPr>
+    </w:p>
+    <w:p>
+      <w:pPr>
         <w:pStyle w:val="Tabelijooniseallikasmrkus"/>
         <w:spacing w:line="360" w:lineRule="auto"/>
         <w:jc w:val="both"/>
@@ -6204,11 +6622,7 @@
       </w:r>
       <w:proofErr w:type="spellEnd"/>
       <w:r>
-        <w:t xml:space="preserve"> OLS standard errors. All reported standard errors and test statistics across Model 1 and Model 2 are therefore computed using the Newey-West HAC estimator with a Bartlett kernel and a maximum lag of 10 weeks, as originally proposed by Newey and West (1987). This estimator is robust to both arbitrary heteroskedasticity and serial correlation up to the specified lag order, addressing the estimation concerns documented by White (1980) and Newey and West (1987). The choice of maxlags=10 </w:t>
-      </w:r>
-      <w:r>
-        <w:lastRenderedPageBreak/>
-        <w:t>for weekly data is consistent with the rule-of-thumb corresponding to one quarter of a year of autocovariance, sufficient to capture residual autocorrelation arising from macro release cycles.</w:t>
+        <w:t xml:space="preserve"> OLS standard errors. All reported standard errors and test statistics across Model 1 and Model 2 are therefore computed using the Newey-West HAC estimator with a Bartlett kernel and a maximum lag of 10 weeks, as originally proposed by Newey and West (1987). This estimator is robust to both arbitrary heteroskedasticity and serial correlation up to the specified lag order, addressing the estimation concerns documented by White (1980) and Newey and West (1987). The choice of maxlags=10 for weekly data is consistent with the rule-of-thumb corresponding to one quarter of a year of autocovariance, sufficient to capture residual autocorrelation arising from macro release cycles.</w:t>
       </w:r>
     </w:p>
     <w:p>
@@ -6287,13 +6701,7 @@
         <w:pStyle w:val="BodyText1"/>
       </w:pPr>
       <w:r>
-        <w:t>Table 2.</w:t>
-      </w:r>
-      <w:r>
-        <w:t>3</w:t>
-      </w:r>
-      <w:r>
-        <w:t xml:space="preserve">. </w:t>
+        <w:t xml:space="preserve">Table 2.3. </w:t>
       </w:r>
       <w:r>
         <w:t>Variance Inflation Factors for All Regressors.</w:t>
@@ -6331,11 +6739,15 @@
         <w:pStyle w:val="BodyText1"/>
       </w:pPr>
       <w:r>
-        <w:t xml:space="preserve">Residual normality is examined using the Jarque-Bera test, which yields a statistic of 166.07 with a p-value of 8.66 x 10^{-37}, decisively rejecting the null hypothesis of normally distributed </w:t>
-      </w:r>
-      <w:r>
-        <w:lastRenderedPageBreak/>
-        <w:t>residuals. Non-normal residuals are a well-known feature of financial return data, reflecting the fat tails and occasional large-magnitude observations present in asset prices. This result does not invalidate OLS inference: by the central limit theorem, coefficient estimates remain consistent and asymptotically normally distributed in a sample of 598 observations, and HAC-robust standard errors further protect inference against distributional departures. The non-normality finding reinforces the importance of using robust rather than conventional standard errors, and the sample size is large enough for the asymptotic results to apply.</w:t>
+        <w:t>Residual normality is examined using the Jarque-Bera test, which yields a statistic of 166.07 with a p-value of 8.66 x 10</w:t>
+      </w:r>
+      <w:proofErr w:type="gramStart"/>
+      <w:r>
+        <w:t>^{</w:t>
+      </w:r>
+      <w:proofErr w:type="gramEnd"/>
+      <w:r>
+        <w:t>-37}, decisively rejecting the null hypothesis of normally distributed residuals. Non-normal residuals are a well-known feature of financial return data, reflecting the fat tails and occasional large-magnitude observations present in asset prices. This result does not invalidate OLS inference: by the central limit theorem, coefficient estimates remain consistent and asymptotically normally distributed in a sample of 598 observations, and HAC-robust standard errors further protect inference against distributional departures. The non-normality finding reinforces the importance of using robust rather than conventional standard errors, and the sample size is large enough for the asymptotic results to apply.</w:t>
       </w:r>
     </w:p>
     <w:p>
@@ -6360,7 +6772,7 @@
           <w:noProof/>
         </w:rPr>
         <w:drawing>
-          <wp:inline distT="0" distB="0" distL="0" distR="0" wp14:anchorId="66AC596E" wp14:editId="4C4A1A74">
+          <wp:inline distT="0" distB="0" distL="0" distR="0" wp14:anchorId="66AC596E" wp14:editId="37A22C38">
             <wp:extent cx="5935462" cy="431596"/>
             <wp:effectExtent l="0" t="0" r="0" b="6985"/>
             <wp:docPr id="1542168607" name="Picture 7"/>
@@ -6416,7 +6828,655 @@
         <w:pStyle w:val="BodyText1"/>
       </w:pPr>
       <w:r>
-        <w:t>Table 2.</w:t>
+        <w:t xml:space="preserve">Table 2.4. </w:t>
+      </w:r>
+      <w:r>
+        <w:t>Chow Structural Break Test Results.</w:t>
+      </w:r>
+    </w:p>
+    <w:p>
+      <w:pPr>
+        <w:pStyle w:val="BodyText1"/>
+      </w:pPr>
+      <w:r>
+        <w:t>Source</w:t>
+      </w:r>
+      <w:r>
+        <w:t xml:space="preserve">: </w:t>
+      </w:r>
+      <w:r>
+        <w:t>Author’s calculations.</w:t>
+      </w:r>
+    </w:p>
+    <w:p>
+      <w:pPr>
+        <w:pStyle w:val="BodyText1"/>
+      </w:pPr>
+    </w:p>
+    <w:p>
+      <w:pPr>
+        <w:pStyle w:val="BodyText1"/>
+      </w:pPr>
+      <w:r>
+        <w:t xml:space="preserve">Finally, functional form adequacy is assessed using the Ramsey RESET test (Ramsey, 1969), which tests whether squared and cubed fitted values from Model 1 have significant joint explanatory power when added to the regression. The test yields an F-statistic of 0.754 with a p-value of 0.471, failing to reject the null hypothesis of no functional form misspecification. This result supports the appropriateness of the linear interaction specification in Model 1 and provides no evidence that the true relationship between Bitcoin </w:t>
+      </w:r>
+      <w:proofErr w:type="gramStart"/>
+      <w:r>
+        <w:t>returns</w:t>
+      </w:r>
+      <w:proofErr w:type="gramEnd"/>
+      <w:r>
+        <w:t xml:space="preserve"> and the explanatory variables requires higher-order polynomial terms.</w:t>
+      </w:r>
+    </w:p>
+    <w:p>
+      <w:pPr>
+        <w:pStyle w:val="BodyText1"/>
+      </w:pPr>
+    </w:p>
+    <w:p>
+      <w:pPr>
+        <w:pStyle w:val="BodyText1"/>
+      </w:pPr>
+      <w:r>
+        <w:t>Taken together, the diagnostic results establish that OLS estimation with Newey-West HAC standard errors, maxlags=10, is the appropriate and fully justified estimation procedure for this research design. The confirmed stationarity of continuous regressors, the rejection of homoskedasticity motivating HAC correction, the absence of problematic multicollinearity (maximum VIF = 3.57), the absence of first-order serial correlation (DW = 2.02), and the RESET test pass collectively validate the model structure before examining the regression results in Chapter 3.</w:t>
+      </w:r>
+    </w:p>
+    <w:p>
+      <w:pPr>
+        <w:pStyle w:val="Pealkiri1"/>
+      </w:pPr>
+      <w:bookmarkStart w:id="13" w:name="_Toc225345696"/>
+      <w:r>
+        <w:lastRenderedPageBreak/>
+        <w:t xml:space="preserve">3. </w:t>
+      </w:r>
+      <w:r>
+        <w:t>RESULTS</w:t>
+      </w:r>
+      <w:bookmarkEnd w:id="13"/>
+    </w:p>
+    <w:p>
+      <w:r>
+        <w:t>This chapter presents the regression results for the primary and robustness specifications. Section 3.1 reports the full-sample interaction model (Model 1). Section 3.2 presents the sub-sample comparison (Model 2). Section 3.3 discusses the Chow structural break test. Section 3.4 reports four robustness checks: monthly frequency replication, M2 growth control, and the multi-cryptocurrency panel specification.</w:t>
+      </w:r>
+    </w:p>
+    <w:p>
+      <w:pPr>
+        <w:pStyle w:val="Pealkiri2"/>
+      </w:pPr>
+      <w:bookmarkStart w:id="14" w:name="_Toc225345697"/>
+      <w:r>
+        <w:t>3.1</w:t>
+      </w:r>
+      <w:r>
+        <w:t>.</w:t>
+      </w:r>
+      <w:r>
+        <w:t xml:space="preserve"> Primary Model Results</w:t>
+      </w:r>
+      <w:bookmarkEnd w:id="14"/>
+    </w:p>
+    <w:p>
+      <w:r>
+        <w:t xml:space="preserve">The full-sample interaction model (Model 1) is estimated over 598 weekly observations from October 2014 to March 2026 using OLS with Newey-West HAC standard errors (maxlags=10). The model achieves an R-squared of 0.073 and an adjusted R-squared of 0.057. The overall F-statistic of 3.674 (p &lt; 0.001) confirms that the regressors are jointly significant, although the low R-squared indicates that the macro and halving variables explain only a small fraction of weekly Bitcoin return variance. This is expected and consistent with the financial </w:t>
+      </w:r>
+      <w:proofErr w:type="gramStart"/>
+      <w:r>
+        <w:t>econometrics</w:t>
+      </w:r>
+      <w:proofErr w:type="gramEnd"/>
+      <w:r>
+        <w:t xml:space="preserve"> literature, weekly asset returns are dominated by idiosyncratic noise, and R-squared values below 0.10 are typical for macro-factor return regressions at high frequency.</w:t>
+      </w:r>
+    </w:p>
+    <w:p>
+      <w:r>
+        <w:rPr>
+          <w:noProof/>
+        </w:rPr>
+        <w:drawing>
+          <wp:inline distT="0" distB="0" distL="0" distR="0" wp14:anchorId="68BAAB8F" wp14:editId="20196295">
+            <wp:extent cx="5939020" cy="2604211"/>
+            <wp:effectExtent l="0" t="0" r="5080" b="5715"/>
+            <wp:docPr id="1466852463" name="Picture 2"/>
+            <wp:cNvGraphicFramePr>
+              <a:graphicFrameLocks xmlns:a="http://schemas.openxmlformats.org/drawingml/2006/main" noChangeAspect="1"/>
+            </wp:cNvGraphicFramePr>
+            <a:graphic xmlns:a="http://schemas.openxmlformats.org/drawingml/2006/main">
+              <a:graphicData uri="http://schemas.openxmlformats.org/drawingml/2006/picture">
+                <pic:pic xmlns:pic="http://schemas.openxmlformats.org/drawingml/2006/picture">
+                  <pic:nvPicPr>
+                    <pic:cNvPr id="1466852463" name="Picture 1466852463"/>
+                    <pic:cNvPicPr/>
+                  </pic:nvPicPr>
+                  <pic:blipFill rotWithShape="1">
+                    <a:blip r:embed="rId22">
+                      <a:extLst>
+                        <a:ext uri="{28A0092B-C50C-407E-A947-70E740481C1C}">
+                          <a14:useLocalDpi xmlns:a14="http://schemas.microsoft.com/office/drawing/2010/main" val="0"/>
+                        </a:ext>
+                      </a:extLst>
+                    </a:blip>
+                    <a:srcRect t="10070" b="10255"/>
+                    <a:stretch>
+                      <a:fillRect/>
+                    </a:stretch>
+                  </pic:blipFill>
+                  <pic:spPr bwMode="auto">
+                    <a:xfrm>
+                      <a:off x="0" y="0"/>
+                      <a:ext cx="5939790" cy="2604549"/>
+                    </a:xfrm>
+                    <a:prstGeom prst="rect">
+                      <a:avLst/>
+                    </a:prstGeom>
+                    <a:ln>
+                      <a:noFill/>
+                    </a:ln>
+                    <a:extLst>
+                      <a:ext uri="{53640926-AAD7-44D8-BBD7-CCE9431645EC}">
+                        <a14:shadowObscured xmlns:a14="http://schemas.microsoft.com/office/drawing/2010/main"/>
+                      </a:ext>
+                    </a:extLst>
+                  </pic:spPr>
+                </pic:pic>
+              </a:graphicData>
+            </a:graphic>
+          </wp:inline>
+        </w:drawing>
+      </w:r>
+    </w:p>
+    <w:p>
+      <w:pPr>
+        <w:pStyle w:val="BodyText1"/>
+      </w:pPr>
+      <w:r>
+        <w:t xml:space="preserve">Table </w:t>
+      </w:r>
+      <w:r>
+        <w:t>3</w:t>
+      </w:r>
+      <w:r>
+        <w:t>.</w:t>
+      </w:r>
+      <w:r>
+        <w:t>1</w:t>
+      </w:r>
+      <w:r>
+        <w:t xml:space="preserve">. </w:t>
+      </w:r>
+      <w:r>
+        <w:t>Model 1 Full-Sample Interaction Regression Results (n=598).</w:t>
+      </w:r>
+    </w:p>
+    <w:p>
+      <w:pPr>
+        <w:pStyle w:val="BodyText1"/>
+      </w:pPr>
+      <w:r>
+        <w:t>Source</w:t>
+      </w:r>
+      <w:r>
+        <w:t xml:space="preserve">: </w:t>
+      </w:r>
+      <w:r>
+        <w:t>Author’s calculations.</w:t>
+      </w:r>
+    </w:p>
+    <w:p>
+      <w:pPr>
+        <w:pStyle w:val="BodyText1"/>
+      </w:pPr>
+    </w:p>
+    <w:p>
+      <w:pPr>
+        <w:pStyle w:val="BodyText1"/>
+      </w:pPr>
+      <w:r>
+        <w:lastRenderedPageBreak/>
+        <w:t xml:space="preserve">Among the baseline coefficients, the change in the federal funds rate, </w:t>
+      </w:r>
+      <w:proofErr w:type="spellStart"/>
+      <w:r>
+        <w:t>dFedRate</w:t>
+      </w:r>
+      <w:proofErr w:type="spellEnd"/>
+      <w:r>
+        <w:t xml:space="preserve">, is statistically significant at the 5% level with a coefficient of -0.160 (p = 0.016). This indicates that in the pre-ETF period, a one percentage point increase in the federal funds rate is associated with a 16.0 basis point decline in weekly Bitcoin log returns, consistent with the monetary tightening channel documented by Karau (2023) and Ma et al. (2022). The baseline halving window coefficient, </w:t>
+      </w:r>
+      <w:proofErr w:type="spellStart"/>
+      <w:r>
+        <w:t>HalvingWindow</w:t>
+      </w:r>
+      <w:proofErr w:type="spellEnd"/>
+      <w:r>
+        <w:t>, is positive and statistically significant at the 1% level with a coefficient of +0.030 (p = 0.007). This means that during the 18-month post-halving windows in the pre-ETF period, Bitcoin earned an additional 3.0 percentage points per week on average relative to non-halving periods, net of macro controls. The Fed balance sheet variable, dFedBS, is not statistically significant (coefficient = -0.003, p = 0.424), suggesting that weekly fluctuations in the balance sheet do not have a detectable linear association with Bitcoin returns at this frequency. Among the control variables, the S&amp;P 500 return (+0.326, p = 0.235), the lagged Bitcoin return (+0.035, p = 0.394), and the change in the VIX (-0.003, p = 0.099) are either insignificant or only marginally significant.</w:t>
+      </w:r>
+    </w:p>
+    <w:p>
+      <w:pPr>
+        <w:pStyle w:val="BodyText1"/>
+      </w:pPr>
+    </w:p>
+    <w:p>
+      <w:pPr>
+        <w:pStyle w:val="BodyText1"/>
+      </w:pPr>
+      <w:r>
+        <w:t xml:space="preserve">The three interaction terms, the primary objects of inference, are all statistically insignificant at the 5% and 10% significance levels. </w:t>
+      </w:r>
+      <w:proofErr w:type="spellStart"/>
+      <w:r>
+        <w:t>FedRate_x_PostETF</w:t>
+      </w:r>
+      <w:proofErr w:type="spellEnd"/>
+      <w:r>
+        <w:t xml:space="preserve"> has a coefficient of +0.090 (p = 0.479), indicating no detectable change in the federal funds rate sensitivity after the ETF approval. </w:t>
+      </w:r>
+      <w:proofErr w:type="spellStart"/>
+      <w:r>
+        <w:t>FedBS_x_PostETF</w:t>
+      </w:r>
+      <w:proofErr w:type="spellEnd"/>
+      <w:r>
+        <w:t xml:space="preserve"> has a coefficient of -0.025 (p = 0.174), directionally consistent with increased balance sheet sensitivity post-ETF but statistically indistinguishable from zero. Halving_x_PostETF has a coefficient of -0.028 (p = 0.104), which falls marginally outside the conventional 10% significance threshold. The total post-ETF halving effect, computed as the sum of the baseline and interaction coefficients (+0.030 + (-0.028) = +0.002), is economically negligible, the pre-ETF weekly halving premium of 3.0 percentage points collapses to approximately 0.2 percentage points in the post-ETF period.</w:t>
+      </w:r>
+    </w:p>
+    <w:p>
+      <w:pPr>
+        <w:pStyle w:val="BodyText1"/>
+      </w:pPr>
+    </w:p>
+    <w:p>
+      <w:pPr>
+        <w:pStyle w:val="BodyText1"/>
+      </w:pPr>
+      <w:r>
+        <w:t>Figure 3.1 displays the Model 1 residuals over time alongside their distribution, confirming the absence of systematic patterns and the leptokurtic shape typical of financial return data.</w:t>
+      </w:r>
+    </w:p>
+    <w:p/>
+    <w:p>
+      <w:r>
+        <w:rPr>
+          <w:noProof/>
+        </w:rPr>
+        <w:lastRenderedPageBreak/>
+        <w:drawing>
+          <wp:inline distT="0" distB="0" distL="0" distR="0" wp14:anchorId="08B6838A" wp14:editId="6A9029D8">
+            <wp:extent cx="5939790" cy="1827530"/>
+            <wp:effectExtent l="0" t="0" r="3810" b="1270"/>
+            <wp:docPr id="751348946" name="Picture 3"/>
+            <wp:cNvGraphicFramePr>
+              <a:graphicFrameLocks xmlns:a="http://schemas.openxmlformats.org/drawingml/2006/main" noChangeAspect="1"/>
+            </wp:cNvGraphicFramePr>
+            <a:graphic xmlns:a="http://schemas.openxmlformats.org/drawingml/2006/main">
+              <a:graphicData uri="http://schemas.openxmlformats.org/drawingml/2006/picture">
+                <pic:pic xmlns:pic="http://schemas.openxmlformats.org/drawingml/2006/picture">
+                  <pic:nvPicPr>
+                    <pic:cNvPr id="751348946" name="Picture 751348946"/>
+                    <pic:cNvPicPr/>
+                  </pic:nvPicPr>
+                  <pic:blipFill>
+                    <a:blip r:embed="rId23" cstate="print">
+                      <a:extLst>
+                        <a:ext uri="{28A0092B-C50C-407E-A947-70E740481C1C}">
+                          <a14:useLocalDpi xmlns:a14="http://schemas.microsoft.com/office/drawing/2010/main" val="0"/>
+                        </a:ext>
+                      </a:extLst>
+                    </a:blip>
+                    <a:stretch>
+                      <a:fillRect/>
+                    </a:stretch>
+                  </pic:blipFill>
+                  <pic:spPr>
+                    <a:xfrm>
+                      <a:off x="0" y="0"/>
+                      <a:ext cx="5939790" cy="1827530"/>
+                    </a:xfrm>
+                    <a:prstGeom prst="rect">
+                      <a:avLst/>
+                    </a:prstGeom>
+                  </pic:spPr>
+                </pic:pic>
+              </a:graphicData>
+            </a:graphic>
+          </wp:inline>
+        </w:drawing>
+      </w:r>
+    </w:p>
+    <w:p>
+      <w:pPr>
+        <w:pStyle w:val="BodyText1"/>
+      </w:pPr>
+      <w:r>
+        <w:t xml:space="preserve">Table 3.1. </w:t>
+      </w:r>
+      <w:r>
+        <w:t>Model 1 Full-Sample Interaction Regression Results (n=598).</w:t>
+      </w:r>
+    </w:p>
+    <w:p>
+      <w:pPr>
+        <w:pStyle w:val="BodyText1"/>
+      </w:pPr>
+      <w:r>
+        <w:t>Source</w:t>
+      </w:r>
+      <w:r>
+        <w:t xml:space="preserve">: </w:t>
+      </w:r>
+      <w:r>
+        <w:t>Author’s calculations.</w:t>
+      </w:r>
+    </w:p>
+    <w:p/>
+    <w:p>
+      <w:r>
+        <w:t xml:space="preserve">These results provide a preliminary assessment of the two hypotheses. H1 is not supported: neither interaction term on the macroeconomic variables reaches statistical significance, and the direction of the </w:t>
+      </w:r>
+      <w:proofErr w:type="spellStart"/>
+      <w:r>
+        <w:t>FedRate</w:t>
+      </w:r>
+      <w:proofErr w:type="spellEnd"/>
+      <w:r>
+        <w:t xml:space="preserve"> interaction (positive, implying attenuation rather than amplification) is opposite to the hypothesised sign. H2 receives directional support: the economic magnitude of the halving coefficient attenuation is large, but the statistical confidence at the weekly frequency falls short of the conventional threshold.</w:t>
+      </w:r>
+    </w:p>
+    <w:p/>
+    <w:p>
+      <w:pPr>
+        <w:pStyle w:val="Pealkiri2"/>
+      </w:pPr>
+      <w:bookmarkStart w:id="15" w:name="_Toc225345698"/>
+      <w:r>
+        <w:t>3.2. Sub-Sample Results</w:t>
+      </w:r>
+      <w:bookmarkEnd w:id="15"/>
+    </w:p>
+    <w:p>
+      <w:r>
+        <w:t>Model 2 estimates the baseline specification, without interaction terms, separately on the pre-ETF sub-sample (n = 484, October 2014 to January 2024) and the post-ETF sub-sample (n = 114, January 2024 to March 2026). The results are presented side by side to allow direct comparison of coefficient magnitudes and significance across regimes.</w:t>
+      </w:r>
+    </w:p>
+    <w:p>
+      <w:r>
+        <w:rPr>
+          <w:noProof/>
+        </w:rPr>
+        <w:drawing>
+          <wp:inline distT="0" distB="0" distL="0" distR="0" wp14:anchorId="08032F70" wp14:editId="22C9E200">
+            <wp:extent cx="5938148" cy="1792224"/>
+            <wp:effectExtent l="0" t="0" r="5715" b="0"/>
+            <wp:docPr id="1917716552" name="Picture 4"/>
+            <wp:cNvGraphicFramePr>
+              <a:graphicFrameLocks xmlns:a="http://schemas.openxmlformats.org/drawingml/2006/main" noChangeAspect="1"/>
+            </wp:cNvGraphicFramePr>
+            <a:graphic xmlns:a="http://schemas.openxmlformats.org/drawingml/2006/main">
+              <a:graphicData uri="http://schemas.openxmlformats.org/drawingml/2006/picture">
+                <pic:pic xmlns:pic="http://schemas.openxmlformats.org/drawingml/2006/picture">
+                  <pic:nvPicPr>
+                    <pic:cNvPr id="1917716552" name="Picture 1917716552"/>
+                    <pic:cNvPicPr/>
+                  </pic:nvPicPr>
+                  <pic:blipFill rotWithShape="1">
+                    <a:blip r:embed="rId24">
+                      <a:extLst>
+                        <a:ext uri="{28A0092B-C50C-407E-A947-70E740481C1C}">
+                          <a14:useLocalDpi xmlns:a14="http://schemas.microsoft.com/office/drawing/2010/main" val="0"/>
+                        </a:ext>
+                      </a:extLst>
+                    </a:blip>
+                    <a:srcRect t="10085" b="10187"/>
+                    <a:stretch>
+                      <a:fillRect/>
+                    </a:stretch>
+                  </pic:blipFill>
+                  <pic:spPr bwMode="auto">
+                    <a:xfrm>
+                      <a:off x="0" y="0"/>
+                      <a:ext cx="5939790" cy="1792720"/>
+                    </a:xfrm>
+                    <a:prstGeom prst="rect">
+                      <a:avLst/>
+                    </a:prstGeom>
+                    <a:ln>
+                      <a:noFill/>
+                    </a:ln>
+                    <a:extLst>
+                      <a:ext uri="{53640926-AAD7-44D8-BBD7-CCE9431645EC}">
+                        <a14:shadowObscured xmlns:a14="http://schemas.microsoft.com/office/drawing/2010/main"/>
+                      </a:ext>
+                    </a:extLst>
+                  </pic:spPr>
+                </pic:pic>
+              </a:graphicData>
+            </a:graphic>
+          </wp:inline>
+        </w:drawing>
+      </w:r>
+    </w:p>
+    <w:p>
+      <w:pPr>
+        <w:pStyle w:val="BodyText1"/>
+      </w:pPr>
+      <w:r>
+        <w:t>Table 3.</w:t>
+      </w:r>
+      <w:r>
+        <w:t>3</w:t>
+      </w:r>
+      <w:r>
+        <w:t xml:space="preserve">. </w:t>
+      </w:r>
+      <w:r>
+        <w:t>Model 2 Sub-Sample Regression Results: Pre-ETF</w:t>
+      </w:r>
+      <w:r>
+        <w:t>.</w:t>
+      </w:r>
+    </w:p>
+    <w:p>
+      <w:pPr>
+        <w:pStyle w:val="BodyText1"/>
+      </w:pPr>
+      <w:r>
+        <w:t>Source</w:t>
+      </w:r>
+      <w:r>
+        <w:t xml:space="preserve">: </w:t>
+      </w:r>
+      <w:r>
+        <w:t>Author’s calculations.</w:t>
+      </w:r>
+    </w:p>
+    <w:p/>
+    <w:p>
+      <w:r>
+        <w:t xml:space="preserve">In the pre-ETF sub-sample, the coefficient estimates closely mirror the full-sample baseline: </w:t>
+      </w:r>
+      <w:proofErr w:type="spellStart"/>
+      <w:r>
+        <w:t>dFedRate</w:t>
+      </w:r>
+      <w:proofErr w:type="spellEnd"/>
+      <w:r>
+        <w:t xml:space="preserve"> is -0.161 (p = 0.015), </w:t>
+      </w:r>
+      <w:proofErr w:type="spellStart"/>
+      <w:r>
+        <w:t>HalvingWindow</w:t>
+      </w:r>
+      <w:proofErr w:type="spellEnd"/>
+      <w:r>
+        <w:t xml:space="preserve"> is +0.030 (p = 0.007), and the model R-squared is 0.073. In the post-ETF sub-sample, all macro and halving coefficients lose statistical significance. The federal funds rate coefficient drops from -0.161 to -0.063 (p = 0.535), and the halving window coefficient collapses from +0.030 to +0.002 (p = 0.889). The Fed balance sheet coefficient shifts from -0.003 (p = 0.403) to -0.024 (p = 0.182), a directional increase in magnitude that is consistent with H1 but remains statistically insignificant. Notably, the S&amp;P 500 return coefficient increases from +0.316 to +0.361, though it does not reach significance in either sub-sample.</w:t>
+      </w:r>
+    </w:p>
+    <w:p/>
+    <w:p>
+      <w:r>
+        <w:t>The R-squared values are nearly identical across the two sub-samples (0.073 pre-ETF versus 0.078 post-ETF), suggesting that the overall explanatory power of the macro-halving specification has not changed much with the ETF regime shift. The sub-sample results are consistent with Model 1: macro sensitivity did not detectably increase post-ETF, and the halving premium disappeared. However, the post-ETF sub-sample contains only 114 weekly observations, which severely limits statistical power. The insignificant post-ETF results may partly reflect insufficient sample size rather than a true absence of effects, and the sub-sample comparison is therefore treated as directional evidence rather than a definitive test.</w:t>
+      </w:r>
+    </w:p>
+    <w:p/>
+    <w:p>
+      <w:pPr>
+        <w:pStyle w:val="Pealkiri2"/>
+      </w:pPr>
+      <w:bookmarkStart w:id="16" w:name="_Toc225345699"/>
+      <w:r>
+        <w:t>3.3</w:t>
+      </w:r>
+      <w:r>
+        <w:t>.</w:t>
+      </w:r>
+      <w:r>
+        <w:t xml:space="preserve"> Structural Break Test</w:t>
+      </w:r>
+      <w:bookmarkEnd w:id="16"/>
+    </w:p>
+    <w:p>
+      <w:r>
+        <w:t>The Chow structural break test evaluates whether the regression coefficients differ significantly between the pre-ETF and post-ETF sub-samples under the null hypothesis that all slope parameters are identical across the two periods. The test is conducted at two candidate breakpoint dates.</w:t>
+      </w:r>
+      <w:r>
+        <w:t xml:space="preserve"> </w:t>
+      </w:r>
+      <w:r>
+        <w:t>The results of the Chow test are presented in Table 2.4.</w:t>
+      </w:r>
+    </w:p>
+    <w:p/>
+    <w:p>
+      <w:r>
+        <w:t>At the primary breakpoint of 10 January 2024, the Chow F-statistic is 0.951 with a p-value of 0.467, failing to reject the null hypothesis of parameter stability at any conventional significance level. At the alternative breakpoint of 23 October 2023, corresponding to the Grayscale SEC lawsuit resolution and the DTCC disclosure of BlackRock's ETF trust, the F-statistic is 1.118 with a p-value of 0.350, also failing to reject the null.</w:t>
+      </w:r>
+    </w:p>
+    <w:p/>
+    <w:p>
+      <w:r>
+        <w:t>The absence of a statistically significant Chow break at either candidate date suggests that any change in Bitcoin's relationship with macroeconomic variables and halving effects has been gradual rather than abrupt. The ETF approval may have been one event in a longer process of institutional integration that began with the growth of Bitcoin futures markets and the entry of institutional investors during the 2020-2023 period (Karau, 2023; Benigno and Rosa, 2023). This gradual-transition interpretation aligns with the literature documenting a progressive strengthening of Bitcoin-equity co-movement over the decade (Bouri et al., 2022; Wu, 2025), rather than a single discrete structural break.</w:t>
+      </w:r>
+    </w:p>
+    <w:p>
+      <w:pPr>
+        <w:pStyle w:val="Pealkiri2"/>
+      </w:pPr>
+      <w:bookmarkStart w:id="17" w:name="_Toc225345700"/>
+      <w:r>
+        <w:t>3.4</w:t>
+      </w:r>
+      <w:r>
+        <w:t>.</w:t>
+      </w:r>
+      <w:r>
+        <w:t xml:space="preserve"> Robustness Checks</w:t>
+      </w:r>
+      <w:bookmarkEnd w:id="17"/>
+    </w:p>
+    <w:p>
+      <w:r>
+        <w:t>Four robustness specifications are examined to assess the sensitivity of the primary findings to sampling frequency, omitted variable bias, and cross-sectional scope.</w:t>
+      </w:r>
+    </w:p>
+    <w:p/>
+    <w:p>
+      <w:pPr>
+        <w:pStyle w:val="Pealkiri3"/>
+      </w:pPr>
+      <w:bookmarkStart w:id="18" w:name="_Toc225345701"/>
+      <w:r>
+        <w:t>3.4.1 Monthly Frequency Replication</w:t>
+      </w:r>
+      <w:bookmarkEnd w:id="18"/>
+    </w:p>
+    <w:p>
+      <w:r>
+        <w:t xml:space="preserve">The Model 1 interaction specification is re-estimated at monthly frequency using 137 monthly observations from November 2014 to March 2026, with HAC standard errors and </w:t>
+      </w:r>
+      <w:proofErr w:type="spellStart"/>
+      <w:r>
+        <w:t>maxlags</w:t>
+      </w:r>
+      <w:proofErr w:type="spellEnd"/>
+      <w:r>
+        <w:t xml:space="preserve"> of 3. Weekly returns and first-difference macro variables are summed within each calendar </w:t>
+      </w:r>
+      <w:proofErr w:type="gramStart"/>
+      <w:r>
+        <w:t>month,</w:t>
+      </w:r>
+      <w:proofErr w:type="gramEnd"/>
+      <w:r>
+        <w:t xml:space="preserve"> dummy variables are taken as the last observation in the month. The monthly model achieves an R-squared of 0.185, substantially higher than the weekly R-squared of 0.073, reflecting the reduction in high-frequency noise through temporal aggregation.</w:t>
+      </w:r>
+    </w:p>
+    <w:p/>
+    <w:p>
+      <w:r>
+        <w:rPr>
+          <w:noProof/>
+        </w:rPr>
+        <w:drawing>
+          <wp:inline distT="0" distB="0" distL="0" distR="0" wp14:anchorId="3155E613" wp14:editId="3658C15C">
+            <wp:extent cx="5938865" cy="3182112"/>
+            <wp:effectExtent l="0" t="0" r="5080" b="0"/>
+            <wp:docPr id="1189248059" name="Picture 6"/>
+            <wp:cNvGraphicFramePr>
+              <a:graphicFrameLocks xmlns:a="http://schemas.openxmlformats.org/drawingml/2006/main" noChangeAspect="1"/>
+            </wp:cNvGraphicFramePr>
+            <a:graphic xmlns:a="http://schemas.openxmlformats.org/drawingml/2006/main">
+              <a:graphicData uri="http://schemas.openxmlformats.org/drawingml/2006/picture">
+                <pic:pic xmlns:pic="http://schemas.openxmlformats.org/drawingml/2006/picture">
+                  <pic:nvPicPr>
+                    <pic:cNvPr id="1189248059" name="Picture 1189248059"/>
+                    <pic:cNvPicPr/>
+                  </pic:nvPicPr>
+                  <pic:blipFill rotWithShape="1">
+                    <a:blip r:embed="rId25">
+                      <a:extLst>
+                        <a:ext uri="{28A0092B-C50C-407E-A947-70E740481C1C}">
+                          <a14:useLocalDpi xmlns:a14="http://schemas.microsoft.com/office/drawing/2010/main" val="0"/>
+                        </a:ext>
+                      </a:extLst>
+                    </a:blip>
+                    <a:srcRect t="10263" b="10005"/>
+                    <a:stretch>
+                      <a:fillRect/>
+                    </a:stretch>
+                  </pic:blipFill>
+                  <pic:spPr bwMode="auto">
+                    <a:xfrm>
+                      <a:off x="0" y="0"/>
+                      <a:ext cx="5939790" cy="3182608"/>
+                    </a:xfrm>
+                    <a:prstGeom prst="rect">
+                      <a:avLst/>
+                    </a:prstGeom>
+                    <a:ln>
+                      <a:noFill/>
+                    </a:ln>
+                    <a:extLst>
+                      <a:ext uri="{53640926-AAD7-44D8-BBD7-CCE9431645EC}">
+                        <a14:shadowObscured xmlns:a14="http://schemas.microsoft.com/office/drawing/2010/main"/>
+                      </a:ext>
+                    </a:extLst>
+                  </pic:spPr>
+                </pic:pic>
+              </a:graphicData>
+            </a:graphic>
+          </wp:inline>
+        </w:drawing>
+      </w:r>
+    </w:p>
+    <w:p>
+      <w:pPr>
+        <w:pStyle w:val="BodyText1"/>
+      </w:pPr>
+      <w:r>
+        <w:t>Table 3.</w:t>
       </w:r>
       <w:r>
         <w:t>4</w:t>
@@ -6425,7 +7485,7 @@
         <w:t xml:space="preserve">. </w:t>
       </w:r>
       <w:r>
-        <w:t>Chow Structural Break Test Results.</w:t>
+        <w:t>Model 1 Monthly Frequency Robustness Results (n=137).</w:t>
       </w:r>
     </w:p>
     <w:p>
@@ -6439,489 +7499,1058 @@
         <w:t xml:space="preserve">: </w:t>
       </w:r>
       <w:r>
-        <w:t>Author’s calculations</w:t>
+        <w:t>Author’s calculations.</w:t>
+      </w:r>
+    </w:p>
+    <w:p>
+      <w:pPr>
+        <w:pStyle w:val="BodyText1"/>
+      </w:pPr>
+    </w:p>
+    <w:p>
+      <w:pPr>
+        <w:pStyle w:val="BodyText1"/>
+      </w:pPr>
+      <w:r>
+        <w:t xml:space="preserve">At monthly frequency, the baseline </w:t>
+      </w:r>
+      <w:proofErr w:type="spellStart"/>
+      <w:r>
+        <w:t>HalvingWindow</w:t>
+      </w:r>
+      <w:proofErr w:type="spellEnd"/>
+      <w:r>
+        <w:t xml:space="preserve"> coefficient is +0.135 (p = 0.016), confirming the significance of the pre-ETF halving premium at a higher aggregation level. The Halving_x_PostETF interaction is -0.153 (p = 0.068), which approaches significance at the 10% level. This provides stronger directional evidence for H2 than the weekly specification, where the same interaction reached only p = 0.104. The total post-ETF halving effect at monthly frequency is +0.135 + (-0.153) = -0.018, indicating a reversal from a positive to a slightly negative halving premium, consistent with the complete disappearance of the halving effect observed in the weekly sub-sample analysis.</w:t>
+      </w:r>
+    </w:p>
+    <w:p>
+      <w:pPr>
+        <w:pStyle w:val="BodyText1"/>
+      </w:pPr>
+    </w:p>
+    <w:p>
+      <w:pPr>
+        <w:pStyle w:val="BodyText1"/>
+      </w:pPr>
+      <w:r>
+        <w:t xml:space="preserve">For H1, the </w:t>
+      </w:r>
+      <w:proofErr w:type="spellStart"/>
+      <w:r>
+        <w:t>FedBS_x_PostETF</w:t>
+      </w:r>
+      <w:proofErr w:type="spellEnd"/>
+      <w:r>
+        <w:t xml:space="preserve"> interaction is -0.085 (p = 0.093) at monthly frequency, reaching marginal significance at the 10% level. This suggests that the Fed balance sheet channel may have strengthened in the post-ETF period, but the effect is not detectable at weekly frequency due to the measurement noise in weekly balance sheet fluctuations. The </w:t>
+      </w:r>
+      <w:proofErr w:type="spellStart"/>
+      <w:r>
+        <w:t>FedRate_x_PostETF</w:t>
+      </w:r>
+      <w:proofErr w:type="spellEnd"/>
+      <w:r>
+        <w:t xml:space="preserve"> interaction remains insignificant (-0.145, p = 0.410) at monthly frequency.</w:t>
+      </w:r>
+    </w:p>
+    <w:p>
+      <w:pPr>
+        <w:pStyle w:val="Pealkiri3"/>
+      </w:pPr>
+      <w:bookmarkStart w:id="19" w:name="_Toc225345702"/>
+      <w:r>
+        <w:t xml:space="preserve">3.4.2 M2 </w:t>
+      </w:r>
+      <w:proofErr w:type="spellStart"/>
+      <w:r>
+        <w:t>Grwoth</w:t>
+      </w:r>
+      <w:proofErr w:type="spellEnd"/>
+      <w:r>
+        <w:t xml:space="preserve"> Control</w:t>
+      </w:r>
+      <w:bookmarkEnd w:id="19"/>
+    </w:p>
+    <w:p>
+      <w:r>
+        <w:t>The M2 robustness specification adds the log growth rate of the M2 money stock, dM2, as an additional control variable to the Model 1 interaction specification. This test addresses a potential omitted variable concern: the thesis discusses the liquidity channel literature (Zhao et al., 2023; Gu et al., 2021; Sarker and Wang, 2022), but the primary specification only includes the Fed balance sheet as a liquidity proxy. The M2 specification is estimated over 587 weekly observations (slightly reduced due to M2 data availability) with HAC standard errors (</w:t>
+      </w:r>
+      <w:proofErr w:type="spellStart"/>
+      <w:r>
+        <w:t>maxlags</w:t>
+      </w:r>
+      <w:proofErr w:type="spellEnd"/>
+      <w:r>
+        <w:t>=10).</w:t>
+      </w:r>
+    </w:p>
+    <w:p>
+      <w:r>
+        <w:rPr>
+          <w:noProof/>
+        </w:rPr>
+        <w:drawing>
+          <wp:inline distT="0" distB="0" distL="0" distR="0" wp14:anchorId="200ABC45" wp14:editId="6412EF49">
+            <wp:extent cx="5939511" cy="3357677"/>
+            <wp:effectExtent l="0" t="0" r="4445" b="0"/>
+            <wp:docPr id="434851672" name="Picture 7"/>
+            <wp:cNvGraphicFramePr>
+              <a:graphicFrameLocks xmlns:a="http://schemas.openxmlformats.org/drawingml/2006/main" noChangeAspect="1"/>
+            </wp:cNvGraphicFramePr>
+            <a:graphic xmlns:a="http://schemas.openxmlformats.org/drawingml/2006/main">
+              <a:graphicData uri="http://schemas.openxmlformats.org/drawingml/2006/picture">
+                <pic:pic xmlns:pic="http://schemas.openxmlformats.org/drawingml/2006/picture">
+                  <pic:nvPicPr>
+                    <pic:cNvPr id="434851672" name="Picture 434851672"/>
+                    <pic:cNvPicPr/>
+                  </pic:nvPicPr>
+                  <pic:blipFill rotWithShape="1">
+                    <a:blip r:embed="rId26">
+                      <a:extLst>
+                        <a:ext uri="{28A0092B-C50C-407E-A947-70E740481C1C}">
+                          <a14:useLocalDpi xmlns:a14="http://schemas.microsoft.com/office/drawing/2010/main" val="0"/>
+                        </a:ext>
+                      </a:extLst>
+                    </a:blip>
+                    <a:srcRect t="10521" b="10306"/>
+                    <a:stretch>
+                      <a:fillRect/>
+                    </a:stretch>
+                  </pic:blipFill>
+                  <pic:spPr bwMode="auto">
+                    <a:xfrm>
+                      <a:off x="0" y="0"/>
+                      <a:ext cx="5939790" cy="3357834"/>
+                    </a:xfrm>
+                    <a:prstGeom prst="rect">
+                      <a:avLst/>
+                    </a:prstGeom>
+                    <a:ln>
+                      <a:noFill/>
+                    </a:ln>
+                    <a:extLst>
+                      <a:ext uri="{53640926-AAD7-44D8-BBD7-CCE9431645EC}">
+                        <a14:shadowObscured xmlns:a14="http://schemas.microsoft.com/office/drawing/2010/main"/>
+                      </a:ext>
+                    </a:extLst>
+                  </pic:spPr>
+                </pic:pic>
+              </a:graphicData>
+            </a:graphic>
+          </wp:inline>
+        </w:drawing>
+      </w:r>
+    </w:p>
+    <w:p>
+      <w:pPr>
+        <w:pStyle w:val="BodyText1"/>
+      </w:pPr>
+      <w:r>
+        <w:t>Table 3.</w:t>
+      </w:r>
+      <w:r>
+        <w:t>5</w:t>
+      </w:r>
+      <w:r>
+        <w:t xml:space="preserve">. </w:t>
+      </w:r>
+      <w:r>
+        <w:t>Model 1 with M2 Growth Control (n=587).</w:t>
+      </w:r>
+    </w:p>
+    <w:p>
+      <w:pPr>
+        <w:pStyle w:val="BodyText1"/>
+      </w:pPr>
+      <w:r>
+        <w:t>Source</w:t>
+      </w:r>
+      <w:r>
+        <w:t xml:space="preserve">: </w:t>
+      </w:r>
+      <w:r>
+        <w:t>Author’s calculations.</w:t>
+      </w:r>
+    </w:p>
+    <w:p>
+      <w:pPr>
+        <w:pStyle w:val="BodyText1"/>
+      </w:pPr>
+    </w:p>
+    <w:p>
+      <w:pPr>
+        <w:pStyle w:val="BodyText1"/>
+      </w:pPr>
+      <w:r>
+        <w:t>The M2 growth variable has a positive coefficient of +1.133 and is marginally significant (p = 0.058), consistent with the idea that expansionary monetary conditions, as captured by broad money growth, are positively associated with Bitcoin returns. The sign and marginal significance are in line with the liquidity channel documented by Zhao et al. (2023) and with the M2-Bitcoin co-movement identified by Sarker and Wang (2022).</w:t>
+      </w:r>
+    </w:p>
+    <w:p>
+      <w:pPr>
+        <w:pStyle w:val="BodyText1"/>
+      </w:pPr>
+    </w:p>
+    <w:p>
+      <w:pPr>
+        <w:pStyle w:val="BodyText1"/>
+      </w:pPr>
+      <w:r>
+        <w:t xml:space="preserve">Importantly, the inclusion of dM2 does not change the core results. The </w:t>
+      </w:r>
+      <w:proofErr w:type="spellStart"/>
+      <w:r>
+        <w:t>dFedRate</w:t>
+      </w:r>
+      <w:proofErr w:type="spellEnd"/>
+      <w:r>
+        <w:t xml:space="preserve"> baseline coefficient moves from -0.160 to -0.158 (p = 0.015), the </w:t>
+      </w:r>
+      <w:proofErr w:type="spellStart"/>
+      <w:r>
+        <w:t>HalvingWindow</w:t>
+      </w:r>
+      <w:proofErr w:type="spellEnd"/>
+      <w:r>
+        <w:t xml:space="preserve"> baseline from +0.030 to +0.029 (p = 0.008), and all three interaction terms remain statistically insignificant with minimal changes in magnitude. The R-squared increases marginally from 0.073 to 0.076. These results confirm that the main findings are robust to the inclusion of M2 growth as an additional liquidity control and that leaving M2 out of the primary specification does not introduce material bias into the interaction coefficient estimates.</w:t>
+      </w:r>
+    </w:p>
+    <w:p>
+      <w:pPr>
+        <w:pStyle w:val="BodyText1"/>
+      </w:pPr>
+    </w:p>
+    <w:p>
+      <w:pPr>
+        <w:pStyle w:val="Pealkiri3"/>
+      </w:pPr>
+      <w:bookmarkStart w:id="20" w:name="_Toc225345703"/>
+      <w:r>
+        <w:t>3.4.3 Multi-Cryptocurrency Panel</w:t>
+      </w:r>
+      <w:bookmarkEnd w:id="20"/>
+    </w:p>
+    <w:p>
+      <w:r>
+        <w:t>Figure 3.2 plots the weekly log returns of all five cryptocurrencies in the panel.</w:t>
+      </w:r>
+    </w:p>
+    <w:p>
+      <w:r>
+        <w:rPr>
+          <w:noProof/>
+        </w:rPr>
+        <w:drawing>
+          <wp:inline distT="0" distB="0" distL="0" distR="0" wp14:anchorId="704001EE" wp14:editId="4DB3EF30">
+            <wp:extent cx="5939790" cy="2474595"/>
+            <wp:effectExtent l="0" t="0" r="3810" b="1905"/>
+            <wp:docPr id="1484614573" name="Picture 8"/>
+            <wp:cNvGraphicFramePr>
+              <a:graphicFrameLocks xmlns:a="http://schemas.openxmlformats.org/drawingml/2006/main" noChangeAspect="1"/>
+            </wp:cNvGraphicFramePr>
+            <a:graphic xmlns:a="http://schemas.openxmlformats.org/drawingml/2006/main">
+              <a:graphicData uri="http://schemas.openxmlformats.org/drawingml/2006/picture">
+                <pic:pic xmlns:pic="http://schemas.openxmlformats.org/drawingml/2006/picture">
+                  <pic:nvPicPr>
+                    <pic:cNvPr id="1484614573" name="Picture 1484614573"/>
+                    <pic:cNvPicPr/>
+                  </pic:nvPicPr>
+                  <pic:blipFill>
+                    <a:blip r:embed="rId27" cstate="print">
+                      <a:extLst>
+                        <a:ext uri="{28A0092B-C50C-407E-A947-70E740481C1C}">
+                          <a14:useLocalDpi xmlns:a14="http://schemas.microsoft.com/office/drawing/2010/main" val="0"/>
+                        </a:ext>
+                      </a:extLst>
+                    </a:blip>
+                    <a:stretch>
+                      <a:fillRect/>
+                    </a:stretch>
+                  </pic:blipFill>
+                  <pic:spPr>
+                    <a:xfrm>
+                      <a:off x="0" y="0"/>
+                      <a:ext cx="5939790" cy="2474595"/>
+                    </a:xfrm>
+                    <a:prstGeom prst="rect">
+                      <a:avLst/>
+                    </a:prstGeom>
+                  </pic:spPr>
+                </pic:pic>
+              </a:graphicData>
+            </a:graphic>
+          </wp:inline>
+        </w:drawing>
+      </w:r>
+    </w:p>
+    <w:p>
+      <w:pPr>
+        <w:pStyle w:val="BodyText1"/>
+      </w:pPr>
+      <w:r>
+        <w:t>Table 3.</w:t>
+      </w:r>
+      <w:r>
+        <w:t>2</w:t>
+      </w:r>
+      <w:r>
+        <w:t xml:space="preserve">. </w:t>
+      </w:r>
+      <w:r>
+        <w:t>Weekly Log-Returns: 5 Cryptocurrencies (Panel Data).</w:t>
+      </w:r>
+    </w:p>
+    <w:p>
+      <w:pPr>
+        <w:pStyle w:val="BodyText1"/>
+      </w:pPr>
+      <w:r>
+        <w:t>Source</w:t>
+      </w:r>
+      <w:r>
+        <w:t xml:space="preserve">: </w:t>
+      </w:r>
+      <w:r>
+        <w:t>Author’s calculations.</w:t>
+      </w:r>
+    </w:p>
+    <w:p>
+      <w:pPr>
+        <w:pStyle w:val="BodyText1"/>
+      </w:pPr>
+    </w:p>
+    <w:p>
+      <w:pPr>
+        <w:pStyle w:val="BodyText1"/>
+      </w:pPr>
+      <w:r>
+        <w:t>The panel robustness specification estimates Model 1 across five major cryptocurrencies, Bitcoin, Ethereum, Ripple, Litecoin, and Binance Coin, using pooled OLS with entity fixed effects and HAC standard errors (</w:t>
+      </w:r>
+      <w:proofErr w:type="spellStart"/>
+      <w:r>
+        <w:t>maxlags</w:t>
+      </w:r>
+      <w:proofErr w:type="spellEnd"/>
+      <w:r>
+        <w:t xml:space="preserve">=10). The unbalanced panel has 2,496 weekly observations, with Bitcoin and Litecoin contributing 597 observations each (from October 2014) and the remaining three assets contributing 434 observations each (from November 2017). </w:t>
+      </w:r>
+      <w:proofErr w:type="spellStart"/>
+      <w:r>
+        <w:t>HalvingWindow</w:t>
+      </w:r>
+      <w:proofErr w:type="spellEnd"/>
+      <w:r>
+        <w:t xml:space="preserve"> retains Bitcoin's halving dates for all cryptocurrencies, and PostETF is set at 10 January 2024 for all assets.</w:t>
+      </w:r>
+    </w:p>
+    <w:p>
+      <w:pPr>
+        <w:pStyle w:val="BodyText1"/>
+      </w:pPr>
+    </w:p>
+    <w:p>
+      <w:pPr>
+        <w:pStyle w:val="BodyText1"/>
+      </w:pPr>
+      <w:r>
+        <w:rPr>
+          <w:noProof/>
+        </w:rPr>
+        <w:drawing>
+          <wp:inline distT="0" distB="0" distL="0" distR="0" wp14:anchorId="24EF53E3" wp14:editId="0F894F32">
+            <wp:extent cx="5939688" cy="3972153"/>
+            <wp:effectExtent l="0" t="0" r="4445" b="0"/>
+            <wp:docPr id="173842637" name="Picture 9"/>
+            <wp:cNvGraphicFramePr>
+              <a:graphicFrameLocks xmlns:a="http://schemas.openxmlformats.org/drawingml/2006/main" noChangeAspect="1"/>
+            </wp:cNvGraphicFramePr>
+            <a:graphic xmlns:a="http://schemas.openxmlformats.org/drawingml/2006/main">
+              <a:graphicData uri="http://schemas.openxmlformats.org/drawingml/2006/picture">
+                <pic:pic xmlns:pic="http://schemas.openxmlformats.org/drawingml/2006/picture">
+                  <pic:nvPicPr>
+                    <pic:cNvPr id="173842637" name="Picture 173842637"/>
+                    <pic:cNvPicPr/>
+                  </pic:nvPicPr>
+                  <pic:blipFill rotWithShape="1">
+                    <a:blip r:embed="rId28">
+                      <a:extLst>
+                        <a:ext uri="{28A0092B-C50C-407E-A947-70E740481C1C}">
+                          <a14:useLocalDpi xmlns:a14="http://schemas.microsoft.com/office/drawing/2010/main" val="0"/>
+                        </a:ext>
+                      </a:extLst>
+                    </a:blip>
+                    <a:srcRect t="10130" b="10152"/>
+                    <a:stretch>
+                      <a:fillRect/>
+                    </a:stretch>
+                  </pic:blipFill>
+                  <pic:spPr bwMode="auto">
+                    <a:xfrm>
+                      <a:off x="0" y="0"/>
+                      <a:ext cx="5939790" cy="3972221"/>
+                    </a:xfrm>
+                    <a:prstGeom prst="rect">
+                      <a:avLst/>
+                    </a:prstGeom>
+                    <a:ln>
+                      <a:noFill/>
+                    </a:ln>
+                    <a:extLst>
+                      <a:ext uri="{53640926-AAD7-44D8-BBD7-CCE9431645EC}">
+                        <a14:shadowObscured xmlns:a14="http://schemas.microsoft.com/office/drawing/2010/main"/>
+                      </a:ext>
+                    </a:extLst>
+                  </pic:spPr>
+                </pic:pic>
+              </a:graphicData>
+            </a:graphic>
+          </wp:inline>
+        </w:drawing>
+      </w:r>
+    </w:p>
+    <w:p>
+      <w:pPr>
+        <w:pStyle w:val="BodyText1"/>
+      </w:pPr>
+      <w:r>
+        <w:t>Table 3.</w:t>
+      </w:r>
+      <w:r>
+        <w:t>6</w:t>
+      </w:r>
+      <w:r>
+        <w:t xml:space="preserve">. </w:t>
+      </w:r>
+      <w:r>
+        <w:t>Multi-Cryptocurrency Panel Regression with Fixed Effects (n=2,496).</w:t>
+      </w:r>
+    </w:p>
+    <w:p>
+      <w:pPr>
+        <w:pStyle w:val="BodyText1"/>
+      </w:pPr>
+      <w:r>
+        <w:t>Source</w:t>
+      </w:r>
+      <w:r>
+        <w:t xml:space="preserve">: </w:t>
+      </w:r>
+      <w:r>
+        <w:t>Author’s calculations.</w:t>
+      </w:r>
+    </w:p>
+    <w:p>
+      <w:pPr>
+        <w:pStyle w:val="BodyText1"/>
+      </w:pPr>
+    </w:p>
+    <w:p>
+      <w:pPr>
+        <w:pStyle w:val="BodyText1"/>
+      </w:pPr>
+      <w:r>
+        <w:t xml:space="preserve">The panel results produce the strongest evidence for H2 across all specifications. The baseline </w:t>
+      </w:r>
+      <w:proofErr w:type="spellStart"/>
+      <w:r>
+        <w:t>HalvingWindow</w:t>
+      </w:r>
+      <w:proofErr w:type="spellEnd"/>
+      <w:r>
+        <w:t xml:space="preserve"> coefficient is +0.044 (p &lt; 0.001), indicating a highly significant market-wide halving premium in the pre-ETF period, larger in magnitude than the Bitcoin-only estimate of +0.030, reflecting the tendency of altcoins to amplify Bitcoin's supply-cycle returns. The Halving_x_PostETF interaction coefficient is -0.037 (p = 0.001), statistically significant at the 1% level. This result substantially upgrades the evidence for H2 relative to the Bitcoin-only weekly model, where the same interaction reached only p = 0.104. The total post-ETF halving effect across the panel is +0.044 + (-0.037) = +0.007, a reduction of approximately 84 percent relative to the pre-ETF baseline. The halving premium, which was economically and statistically significant across the broader cryptocurrency market before the ETF approval, is essentially gone in the post-ETF institutional era.</w:t>
+      </w:r>
+    </w:p>
+    <w:p>
+      <w:pPr>
+        <w:pStyle w:val="BodyText1"/>
+      </w:pPr>
+    </w:p>
+    <w:p>
+      <w:pPr>
+        <w:pStyle w:val="BodyText1"/>
+      </w:pPr>
+      <w:r>
+        <w:t xml:space="preserve">For H1, the panel results are consistent with the Bitcoin-only findings. </w:t>
+      </w:r>
+      <w:proofErr w:type="spellStart"/>
+      <w:r>
+        <w:t>FedRate_x_PostETF</w:t>
+      </w:r>
+      <w:proofErr w:type="spellEnd"/>
+      <w:r>
+        <w:t xml:space="preserve"> is +0.010 (p = 0.891) and </w:t>
+      </w:r>
+      <w:proofErr w:type="spellStart"/>
+      <w:r>
+        <w:t>FedBS_x_PostETF</w:t>
+      </w:r>
+      <w:proofErr w:type="spellEnd"/>
+      <w:r>
+        <w:t xml:space="preserve"> is -0.024 (p = 0.115), both statistically insignificant. The baseline </w:t>
+      </w:r>
+      <w:proofErr w:type="spellStart"/>
+      <w:r>
+        <w:t>dFedRate</w:t>
+      </w:r>
+      <w:proofErr w:type="spellEnd"/>
+      <w:r>
+        <w:t xml:space="preserve"> coefficient is -0.067 (p = 0.069), marginally significant at the 10% level, somewhat weaker than the Bitcoin-only estimate of -0.160, suggesting that the interest rate sensitivity documented for Bitcoin is weaker when extended to a broader set of cryptocurrencies.</w:t>
+      </w:r>
+    </w:p>
+    <w:p>
+      <w:pPr>
+        <w:pStyle w:val="BodyText1"/>
+      </w:pPr>
+    </w:p>
+    <w:p>
+      <w:pPr>
+        <w:pStyle w:val="BodyText1"/>
+      </w:pPr>
+      <w:r>
+        <w:t xml:space="preserve">The entity fixed effects are uniformly insignificant, indicating that cryptocurrency-specific return levels do not differ meaningfully from Bitcoin after controlling for macro factors and halving effects. The control variables gain significance in the larger panel: R_SP500 is +0.462 (p = 0.001) and </w:t>
+      </w:r>
+      <w:proofErr w:type="spellStart"/>
+      <w:r>
+        <w:t>dVIX</w:t>
+      </w:r>
+      <w:proofErr w:type="spellEnd"/>
+      <w:r>
+        <w:t xml:space="preserve"> is -0.005 (p &lt; 0.001), consistent with the broader financial integration of the cryptocurrency market.</w:t>
+      </w:r>
+    </w:p>
+    <w:p>
+      <w:pPr>
+        <w:pStyle w:val="BodyText1"/>
+      </w:pPr>
+    </w:p>
+    <w:p>
+      <w:pPr>
+        <w:pStyle w:val="BodyText1"/>
+      </w:pPr>
+      <w:r>
+        <w:t>The panel R-squared of 0.080 is comparable to the Bitcoin-only R-squared of 0.073, confirming that the macro-halving specification works similarly across major cryptocurrencies without a major loss or gain in explanatory power. The significance of the halving interaction at the 1% level, achieved through the fourfold increase in sample size, shows that the weakening of the halving premium in the post-ETF period is not just a Bitcoin-specific result but a market-wide phenomenon.</w:t>
+      </w:r>
+    </w:p>
+    <w:p>
+      <w:pPr>
+        <w:pStyle w:val="BodyText1"/>
+      </w:pPr>
+    </w:p>
+    <w:p>
+      <w:pPr>
+        <w:pStyle w:val="Pealkiri2"/>
+      </w:pPr>
+      <w:bookmarkStart w:id="21" w:name="_Toc225345704"/>
+      <w:r>
+        <w:t>3.5</w:t>
       </w:r>
       <w:r>
         <w:t>.</w:t>
       </w:r>
+      <w:r>
+        <w:t xml:space="preserve"> Summary of Hypothesis Tests</w:t>
+      </w:r>
+      <w:bookmarkEnd w:id="21"/>
+    </w:p>
+    <w:p>
+      <w:r>
+        <w:t>Table 3.7 summarises the hypothesis test results across all specifications. Figure 3.3 compares the halving baseline and interaction coefficients across the three main specifications with 95% confidence intervals.</w:t>
+      </w:r>
+    </w:p>
+    <w:p/>
+    <w:p>
+      <w:r>
+        <w:rPr>
+          <w:noProof/>
+        </w:rPr>
+        <w:drawing>
+          <wp:inline distT="0" distB="0" distL="0" distR="0" wp14:anchorId="01E45F71" wp14:editId="44495E50">
+            <wp:extent cx="5937928" cy="1653236"/>
+            <wp:effectExtent l="0" t="0" r="5715" b="4445"/>
+            <wp:docPr id="840771405" name="Picture 10"/>
+            <wp:cNvGraphicFramePr>
+              <a:graphicFrameLocks xmlns:a="http://schemas.openxmlformats.org/drawingml/2006/main" noChangeAspect="1"/>
+            </wp:cNvGraphicFramePr>
+            <a:graphic xmlns:a="http://schemas.openxmlformats.org/drawingml/2006/main">
+              <a:graphicData uri="http://schemas.openxmlformats.org/drawingml/2006/picture">
+                <pic:pic xmlns:pic="http://schemas.openxmlformats.org/drawingml/2006/picture">
+                  <pic:nvPicPr>
+                    <pic:cNvPr id="840771405" name="Picture 840771405"/>
+                    <pic:cNvPicPr/>
+                  </pic:nvPicPr>
+                  <pic:blipFill rotWithShape="1">
+                    <a:blip r:embed="rId29" cstate="print">
+                      <a:extLst>
+                        <a:ext uri="{28A0092B-C50C-407E-A947-70E740481C1C}">
+                          <a14:useLocalDpi xmlns:a14="http://schemas.microsoft.com/office/drawing/2010/main" val="0"/>
+                        </a:ext>
+                      </a:extLst>
+                    </a:blip>
+                    <a:srcRect t="10222" b="10085"/>
+                    <a:stretch>
+                      <a:fillRect/>
+                    </a:stretch>
+                  </pic:blipFill>
+                  <pic:spPr bwMode="auto">
+                    <a:xfrm>
+                      <a:off x="0" y="0"/>
+                      <a:ext cx="5939790" cy="1653754"/>
+                    </a:xfrm>
+                    <a:prstGeom prst="rect">
+                      <a:avLst/>
+                    </a:prstGeom>
+                    <a:ln>
+                      <a:noFill/>
+                    </a:ln>
+                    <a:extLst>
+                      <a:ext uri="{53640926-AAD7-44D8-BBD7-CCE9431645EC}">
+                        <a14:shadowObscured xmlns:a14="http://schemas.microsoft.com/office/drawing/2010/main"/>
+                      </a:ext>
+                    </a:extLst>
+                  </pic:spPr>
+                </pic:pic>
+              </a:graphicData>
+            </a:graphic>
+          </wp:inline>
+        </w:drawing>
+      </w:r>
     </w:p>
     <w:p>
       <w:pPr>
         <w:pStyle w:val="BodyText1"/>
       </w:pPr>
       <w:r>
-        <w:t>Finally, functional form adequacy is assessed using the Ramsey RESET test (Ramsey, 1969), which tests whether squared and cubed fitted values from Model 1 have significant joint explanatory power when added to the regression. The test yields an F-statistic of 0.754 with a p-value of 0.471, failing to reject the null hypothesis of no functional form misspecification. This result supports the appropriateness of the linear interaction specification in Model 1 and provides no evidence that the true relationship between Bitcoin returns and the explanatory variables requires higher-order polynomial terms.</w:t>
+        <w:t>Table 3.</w:t>
+      </w:r>
+      <w:r>
+        <w:t>7</w:t>
+      </w:r>
+      <w:r>
+        <w:t xml:space="preserve">. </w:t>
+      </w:r>
+      <w:r>
+        <w:t>Summary of Hypothesis Test Results Across Specifications</w:t>
+      </w:r>
+      <w:r>
+        <w:t>.</w:t>
       </w:r>
     </w:p>
     <w:p>
       <w:pPr>
         <w:pStyle w:val="BodyText1"/>
       </w:pPr>
+      <w:r>
+        <w:t>Source</w:t>
+      </w:r>
+      <w:r>
+        <w:t xml:space="preserve">: </w:t>
+      </w:r>
+      <w:r>
+        <w:t>Author’s calculations.</w:t>
+      </w:r>
+    </w:p>
+    <w:p/>
+    <w:p>
+      <w:r>
+        <w:rPr>
+          <w:noProof/>
+        </w:rPr>
+        <w:drawing>
+          <wp:inline distT="0" distB="0" distL="0" distR="0" wp14:anchorId="7C4152D2" wp14:editId="348097B9">
+            <wp:extent cx="5939790" cy="2969895"/>
+            <wp:effectExtent l="0" t="0" r="3810" b="1905"/>
+            <wp:docPr id="290588722" name="Picture 11"/>
+            <wp:cNvGraphicFramePr>
+              <a:graphicFrameLocks xmlns:a="http://schemas.openxmlformats.org/drawingml/2006/main" noChangeAspect="1"/>
+            </wp:cNvGraphicFramePr>
+            <a:graphic xmlns:a="http://schemas.openxmlformats.org/drawingml/2006/main">
+              <a:graphicData uri="http://schemas.openxmlformats.org/drawingml/2006/picture">
+                <pic:pic xmlns:pic="http://schemas.openxmlformats.org/drawingml/2006/picture">
+                  <pic:nvPicPr>
+                    <pic:cNvPr id="290588722" name="Picture 290588722"/>
+                    <pic:cNvPicPr/>
+                  </pic:nvPicPr>
+                  <pic:blipFill>
+                    <a:blip r:embed="rId30" cstate="print">
+                      <a:extLst>
+                        <a:ext uri="{28A0092B-C50C-407E-A947-70E740481C1C}">
+                          <a14:useLocalDpi xmlns:a14="http://schemas.microsoft.com/office/drawing/2010/main" val="0"/>
+                        </a:ext>
+                      </a:extLst>
+                    </a:blip>
+                    <a:stretch>
+                      <a:fillRect/>
+                    </a:stretch>
+                  </pic:blipFill>
+                  <pic:spPr>
+                    <a:xfrm>
+                      <a:off x="0" y="0"/>
+                      <a:ext cx="5939790" cy="2969895"/>
+                    </a:xfrm>
+                    <a:prstGeom prst="rect">
+                      <a:avLst/>
+                    </a:prstGeom>
+                  </pic:spPr>
+                </pic:pic>
+              </a:graphicData>
+            </a:graphic>
+          </wp:inline>
+        </w:drawing>
+      </w:r>
     </w:p>
     <w:p>
       <w:pPr>
         <w:pStyle w:val="BodyText1"/>
       </w:pPr>
       <w:r>
-        <w:t xml:space="preserve">Taken together, the diagnostic results establish that OLS estimation with Newey-West HAC standard errors, maxlags=10, is the appropriate and fully justified estimation procedure for this </w:t>
-      </w:r>
+        <w:t>Figure</w:t>
+      </w:r>
+      <w:r>
+        <w:t xml:space="preserve"> 3.</w:t>
+      </w:r>
+      <w:r>
+        <w:t>3</w:t>
+      </w:r>
+      <w:r>
+        <w:t xml:space="preserve">. </w:t>
+      </w:r>
+      <w:r>
+        <w:t>Halving Coefficients Across Specifications (±95% CI).</w:t>
+      </w:r>
+    </w:p>
+    <w:p>
+      <w:pPr>
+        <w:pStyle w:val="BodyText1"/>
+      </w:pPr>
+      <w:r>
+        <w:t>Source</w:t>
+      </w:r>
+      <w:r>
+        <w:t xml:space="preserve">: </w:t>
+      </w:r>
+      <w:r>
+        <w:t>Author’s calculations.</w:t>
+      </w:r>
+    </w:p>
+    <w:p/>
+    <w:p>
+      <w:r>
+        <w:t xml:space="preserve">H1 (macro sensitivity increased post-ETF): Not supported at the 5% significance level in any specification. The weekly interaction terms are insignificant. The monthly </w:t>
+      </w:r>
+      <w:proofErr w:type="spellStart"/>
+      <w:r>
+        <w:t>FedBS_x_PostETF</w:t>
+      </w:r>
+      <w:proofErr w:type="spellEnd"/>
+      <w:r>
+        <w:t xml:space="preserve"> interaction (p = 0.093) provides marginal directional evidence for the balance sheet channel, but the federal funds rate interaction is insignificant across all frequencies and samples.</w:t>
+      </w:r>
+    </w:p>
+    <w:p/>
+    <w:p>
+      <w:r>
+        <w:t>H2 (halving effect diminished post-ETF): Supported. The halving premium collapses from a significant baseline (weekly: +0.030, p = 0.007; panel: +0.044, p &lt; 0.001) to near-zero in all post-ETF specifications. The panel robustness check produces a statistically significant interaction at the 1% level (coefficient = -0.037, p = 0.001). The monthly replication yields a near-significant interaction (p = 0.068). The economic magnitude of the halving attenuation is consistent and large across all specifications, ranging from an 84% to a 113% reduction in the pre-ETF coefficient.</w:t>
+      </w:r>
+    </w:p>
+    <w:p/>
+    <w:p>
+      <w:pPr>
+        <w:pStyle w:val="Pealkiri1"/>
+      </w:pPr>
+      <w:bookmarkStart w:id="22" w:name="_Toc225345705"/>
       <w:r>
         <w:lastRenderedPageBreak/>
-        <w:t>research design. The confirmed stationarity of continuous regressors, the rejection of homoskedasticity motivating HAC correction, the absence of problematic multicollinearity (maximum VIF = 3.57), the absence of first-order serial correlation (DW = 2.02), and the RESET test pass collectively validate the model structure before examining the regression results in Chapter 3.</w:t>
-      </w:r>
-    </w:p>
+        <w:t>4. DISCUSSION AND LIMITATIONS</w:t>
+      </w:r>
+      <w:bookmarkEnd w:id="22"/>
+    </w:p>
+    <w:p>
+      <w:r>
+        <w:t>This chapter discusses the empirical findings in relation to the existing literature, identifies the mechanisms that may explain the observed patterns, and acknowledges the limitations of the research design.</w:t>
+      </w:r>
+    </w:p>
+    <w:p>
+      <w:pPr>
+        <w:pStyle w:val="Pealkiri2"/>
+      </w:pPr>
+      <w:bookmarkStart w:id="23" w:name="_Toc225345706"/>
+      <w:r>
+        <w:t>4.1</w:t>
+      </w:r>
+      <w:r>
+        <w:t>.</w:t>
+      </w:r>
+      <w:r>
+        <w:t xml:space="preserve"> Discussion of Findings</w:t>
+      </w:r>
+      <w:bookmarkEnd w:id="23"/>
+    </w:p>
+    <w:p>
+      <w:r>
+        <w:t>The central finding of this study is that the spot Bitcoin ETF approval in January 2024 did not produce a statistically detectable increase in Bitcoin's sensitivity to macroeconomic variables at weekly frequency, but it coincided with the disappearance of the historically significant halving premium across the cryptocurrency market. This asymmetric outcome, H1 not supported and H2 supported, was not the pattern anticipated by the hypotheses as originally framed, and it requires careful interpretation.</w:t>
+      </w:r>
+    </w:p>
+    <w:p/>
+    <w:p>
+      <w:r>
+        <w:t xml:space="preserve">The non-rejection of the null for H1 can be explained in several ways. First, the post-ETF sample window contains only 114 weekly observations, which may not provide enough statistical power to detect moderate changes in regression slope coefficients through interaction terms. The marginal significance of </w:t>
+      </w:r>
+      <w:proofErr w:type="spellStart"/>
+      <w:r>
+        <w:t>FedBS_x_PostETF</w:t>
+      </w:r>
+      <w:proofErr w:type="spellEnd"/>
+      <w:r>
+        <w:t xml:space="preserve"> at monthly frequency (p = 0.093) suggests that a balance sheet sensitivity channel may exist but is hidden by the noise in weekly data. As the post-ETF sample grows over time, future replications with longer samples may resolve this question.</w:t>
+      </w:r>
+    </w:p>
+    <w:p/>
+    <w:p>
+      <w:r>
+        <w:t>Second, the literature shows that Bitcoin's macro sensitivity began strengthening well before the ETF approval. Karau (2023) identifies the shift as occurring around 2020, and Benigno and Rosa (2023) formally date the end of the "Bitcoin-macro disconnect" to approximately the same period. If the macro integration process was already largely complete by January 2024, the ETF approval may have contributed an incremental rather than transformative change, a difference too small to detect with the available post-ETF data. The Chow test's failure to identify a structural break at either the January 2024 or October 2023 candidate dates (p = 0.467 and p = 0.350, respectively) is consistent with this gradual-transition interpretation.</w:t>
+      </w:r>
+    </w:p>
+    <w:p/>
+    <w:p>
+      <w:r>
+        <w:t>Third, the post-ETF period has been characterised by substantial retail and momentum-driven trading activity in the cryptocurrency market, which may introduce noise that dilutes the macro signal. If institutional and retail flows move in opposite directions in response to macro conditions, the net effect on regression coefficients may be weakened even as the underlying institutional sensitivity increases.</w:t>
+      </w:r>
+    </w:p>
+    <w:p/>
+    <w:p>
+      <w:r>
+        <w:t xml:space="preserve">The strong support for H2, particularly from the panel robustness specification (Halving_x_PostETF = -0.037, p = 0.001), aligns with multiple strands of the literature. The market efficiency interpretation of Yi et al. (2023) predicts that as the Bitcoin market matures, publicly known supply-side events should be increasingly priced in before they occur, reducing the measurable post-event return response. The attention-driven interpretation of Liu et al. (2025) and </w:t>
+      </w:r>
+      <w:proofErr w:type="spellStart"/>
+      <w:r>
+        <w:t>Subawa</w:t>
+      </w:r>
+      <w:proofErr w:type="spellEnd"/>
+      <w:r>
+        <w:t xml:space="preserve"> et al. (2025) suggests that halving effects work primarily through sentiment rather than supply fundamentals, and should therefore fade as institutional participants, who are less susceptible to narrative-driven trading, come to dominate the market. The direct empirical precedent is Veloso et al. (2025), who show that the 2024 halving produced the weakest price response across all four cycles. This study extends that finding by showing, for the first time in a regression framework, that the halving coefficient is not just smaller but statistically indistinguishable from zero in the post-ETF period, and that this weakening is not limited to Bitcoin but extends across major cryptocurrencies.</w:t>
+      </w:r>
+    </w:p>
+    <w:p/>
+    <w:p>
+      <w:r>
+        <w:t>The panel result is particularly informative because it addresses the statistical power limitation of the Bitcoin-only analysis. With 2,496 observations across five cryptocurrencies, the panel produces a highly significant interaction (p = 0.001) where the Bitcoin-only weekly model yielded only p = 0.104. The consistency of the halving effect and its post-ETF weakening across assets with different market capitalisations, use cases, and investor bases strengthens the conclusion that this reflects a market-wide structural shift rather than something specific to Bitcoin.</w:t>
+      </w:r>
+    </w:p>
+    <w:p/>
+    <w:p>
+      <w:r>
+        <w:t>The M2 robustness check provides further context for the thesis narrative. The marginally significant positive coefficient on dM2 (+1.133, p = 0.058) is consistent with the liquidity channel documented by Zhao et al. (2023) and Sarker and Wang (2022): monetary expansion, as captured by broad money growth, is positively associated with Bitcoin returns. The stability of all core coefficients after controlling for M2 confirms that the main results are not driven by omitted liquidity effects.</w:t>
+      </w:r>
+    </w:p>
+    <w:p>
+      <w:pPr>
+        <w:pStyle w:val="Pealkiri2"/>
+      </w:pPr>
+      <w:bookmarkStart w:id="24" w:name="_Toc225345707"/>
+      <w:r>
+        <w:t>4.2</w:t>
+      </w:r>
+      <w:r>
+        <w:t>.</w:t>
+      </w:r>
+      <w:r>
+        <w:t xml:space="preserve"> Limitations</w:t>
+      </w:r>
+      <w:bookmarkEnd w:id="24"/>
+    </w:p>
+    <w:p>
+      <w:r>
+        <w:t>Several limitations qualify the interpretation of the results and should be considered when assessing the generalisability of the findings.</w:t>
+      </w:r>
+    </w:p>
+    <w:p/>
+    <w:p>
+      <w:r>
+        <w:t xml:space="preserve">The most fundamental limitation concerns the identification of the halving interaction effect. There are exactly three Bitcoin </w:t>
+      </w:r>
+      <w:proofErr w:type="spellStart"/>
+      <w:r>
+        <w:t>halvings</w:t>
+      </w:r>
+      <w:proofErr w:type="spellEnd"/>
+      <w:r>
+        <w:t xml:space="preserve"> within the sample period, July 2016, May 2020, and April 2024, and the Halving_x_PostETF interaction coefficient is identified exclusively from the third of these events, which is the only halving occurring in the post-ETF period. The regression coefficient beta_7 therefore compares one post-ETF halving cycle against two pre-ETF halving cycles. While this is an inherent feature of the available data rather than a modelling error, it means that the finding of a diminished halving effect is identified from a single post-ETF event and cannot be verified against additional post-ETF </w:t>
+      </w:r>
+      <w:proofErr w:type="spellStart"/>
+      <w:r>
+        <w:t>halvings</w:t>
+      </w:r>
+      <w:proofErr w:type="spellEnd"/>
+      <w:r>
+        <w:t xml:space="preserve"> until approximately 2028.</w:t>
+      </w:r>
+    </w:p>
+    <w:p/>
+    <w:p>
+      <w:r>
+        <w:t>The short post-ETF observation window compounds this concern. The 114 weekly post-ETF observations (approximately 27 months of data) provide limited statistical power for detecting moderate changes in regression slope coefficients through interaction terms. The consistently insignificant H1 interaction terms may reflect a true absence of effect, or they may reflect the inability of the sample to detect a genuine but moderate increase in macro sensitivity. The monthly robustness results, which show marginal significance for the balance sheet interaction (p = 0.093), suggest that the latter interpretation cannot be ruled out.</w:t>
+      </w:r>
+    </w:p>
+    <w:p/>
+    <w:p>
+      <w:r>
+        <w:t xml:space="preserve">The temporal overlap between the PostETF and </w:t>
+      </w:r>
+      <w:proofErr w:type="spellStart"/>
+      <w:r>
+        <w:t>HalvingWindow</w:t>
+      </w:r>
+      <w:proofErr w:type="spellEnd"/>
+      <w:r>
+        <w:t xml:space="preserve"> dummy variables creates an inherent identification challenge. The April 2024 Bitcoin halving occurred only three months after the January 2024 ETF approval, meaning that the fourth halving falls entirely within the PostETF = 1 period. This produces a VIF of 3.57 for the Halving_x_PostETF interaction, below the conventional critical threshold of 10 but sufficient to increase the standard error of the interaction coefficient and reduce statistical power. The collinearity is structural: it reflects the historical coincidence of two events and cannot be resolved through alternative model specifications.</w:t>
+      </w:r>
+    </w:p>
+    <w:p/>
+    <w:p>
+      <w:r>
+        <w:t xml:space="preserve">The panel robustness specification uses Bitcoin's halving dates to define the </w:t>
+      </w:r>
+      <w:proofErr w:type="spellStart"/>
+      <w:r>
+        <w:t>HalvingWindow</w:t>
+      </w:r>
+      <w:proofErr w:type="spellEnd"/>
+      <w:r>
+        <w:t xml:space="preserve"> dummy for all five cryptocurrencies. This assumption is justified by the documented tendency of the broader cryptocurrency market to follow Bitcoin's supply-cycle dynamics, but it introduces the possibility that the panel results reflect Bitcoin's influence on altcoin returns rather than an independent altcoin response to the halving mechanism. The entity fixed effects control for cryptocurrency-specific average return levels but do not address cross-sectional differences in halving sensitivity.</w:t>
+      </w:r>
+    </w:p>
+    <w:p/>
+    <w:p>
+      <w:r>
+        <w:t>The models do not include variables for Bitcoin-specific structural factors such as network hash rate, miner revenue, on-chain transaction volume, or stablecoin market capitalisation. These omitted variables may act as confounders, particularly around halving dates when miner capitulation events can cause independent price shocks unrelated to the macro variables in the model. The Ramsey RESET test provides no evidence of functional form misspecification (p = 0.471), but the linear interaction specification may not capture threshold or regime-switching dynamics in the Bitcoin-macro relationship. Markov-switching or threshold regression models, as used by Buthelezi (2025) and Aloui et al. (2024), represent alternative specifications that future research could apply to the same dataset.</w:t>
+      </w:r>
+    </w:p>
+    <w:p/>
+    <w:p>
+      <w:r>
+        <w:t>Finally, the non-normal distribution of residuals (Jarque-Bera p &lt; 0.001) is an expected feature of financial return data and does not invalidate OLS inference in the full 598-observation sample, where the central limit theorem ensures asymptotic normality of coefficient estimates. However, for the 114-observation post-ETF sub-sample, finite-sample inference may be imprecise, and confidence intervals should be interpreted with caution.</w:t>
+      </w:r>
+    </w:p>
+    <w:p/>
     <w:p>
       <w:pPr>
         <w:pStyle w:val="Pealkiri1"/>
-      </w:pPr>
-      <w:r>
-        <w:t>RESULTS</w:t>
-      </w:r>
-    </w:p>
-    <w:p>
-      <w:r>
-        <w:t>This chapter presents the regression results for the primary and robustness specifications. Section 3.1 reports the full-sample interaction model (Model 1). Section 3.2 presents the sub-sample comparison (Model 2). Section 3.3 discusses the Chow structural break test. Section 3.4 reports four robustness checks: monthly frequency replication, M2 growth control, and the multi-cryptocurrency panel specification.</w:t>
-      </w:r>
-    </w:p>
-    <w:p>
-      <w:pPr>
-        <w:pStyle w:val="Pealkiri2"/>
-      </w:pPr>
-      <w:r>
-        <w:t>3.1 Primary Model Results</w:t>
-      </w:r>
-    </w:p>
-    <w:p>
-      <w:r>
-        <w:t>The full-sample interaction model (Model 1) is estimated over 598 weekly observations from October 2014 to March 2026 using OLS with Newey-West HAC standard errors (maxlags=10). The model achieves an R-squared of 0.073 and an adjusted R-squared of 0.057. The overall F-statistic of 3.674 (p &lt; 0.001) confirms that the regressors are jointly significant, although the low R-squared indicates that the macro and halving variables explain only a small fraction of weekly Bitcoin return variance. This is expected and consistent with the financial econometrics literature, weekly asset returns are dominated by idiosyncratic noise, and R-squared values below 0.10 are typical for macro-factor return regressions at high frequency.</w:t>
-      </w:r>
-    </w:p>
-    <w:p/>
-    <w:p>
-      <w:pPr>
-        <w:pStyle w:val="Pealkiri1"/>
-      </w:pPr>
-      <w:bookmarkStart w:id="7" w:name="_Toc123815955"/>
-      <w:r>
-        <w:lastRenderedPageBreak/>
+        <w:rPr>
+          <w:lang w:val="et-EE"/>
+        </w:rPr>
+      </w:pPr>
+      <w:bookmarkStart w:id="25" w:name="_Toc225345708"/>
+      <w:r>
+        <w:rPr>
+          <w:lang w:val="et-EE"/>
+        </w:rPr>
         <w:t>CONCLUSION</w:t>
       </w:r>
-      <w:bookmarkEnd w:id="7"/>
-    </w:p>
-    <w:p>
-      <w:pPr>
-        <w:pStyle w:val="Tavatekst"/>
-      </w:pPr>
-      <w:r>
-        <w:t>Te</w:t>
-      </w:r>
-      <w:r>
-        <w:t>x</w:t>
-      </w:r>
-      <w:r>
-        <w:t xml:space="preserve">t </w:t>
-      </w:r>
-      <w:proofErr w:type="spellStart"/>
-      <w:r>
-        <w:t>xxxx</w:t>
-      </w:r>
-      <w:proofErr w:type="spellEnd"/>
-      <w:r>
-        <w:t xml:space="preserve"> </w:t>
-      </w:r>
-      <w:proofErr w:type="spellStart"/>
-      <w:r>
-        <w:t>xxxxx</w:t>
-      </w:r>
-      <w:proofErr w:type="spellEnd"/>
-      <w:r>
-        <w:t xml:space="preserve"> </w:t>
-      </w:r>
-      <w:proofErr w:type="spellStart"/>
-      <w:r>
-        <w:t>xxxxx</w:t>
-      </w:r>
-      <w:proofErr w:type="spellEnd"/>
-      <w:r>
-        <w:t xml:space="preserve"> </w:t>
-      </w:r>
-      <w:proofErr w:type="spellStart"/>
-      <w:r>
-        <w:t>xxxxx</w:t>
-      </w:r>
-      <w:proofErr w:type="spellEnd"/>
-      <w:r>
-        <w:t xml:space="preserve"> </w:t>
-      </w:r>
-      <w:proofErr w:type="spellStart"/>
-      <w:r>
-        <w:t>xxxxx</w:t>
-      </w:r>
-      <w:proofErr w:type="spellEnd"/>
-      <w:r>
-        <w:t xml:space="preserve"> </w:t>
-      </w:r>
-      <w:proofErr w:type="spellStart"/>
-      <w:r>
-        <w:t>xxxxxxxxxxxx</w:t>
-      </w:r>
-      <w:proofErr w:type="spellEnd"/>
-      <w:r>
-        <w:t xml:space="preserve"> </w:t>
-      </w:r>
-      <w:proofErr w:type="spellStart"/>
-      <w:r>
-        <w:t>xxxxx</w:t>
-      </w:r>
-      <w:proofErr w:type="spellEnd"/>
-      <w:r>
-        <w:t xml:space="preserve"> </w:t>
-      </w:r>
-      <w:proofErr w:type="spellStart"/>
-      <w:r>
-        <w:t>xxxx</w:t>
-      </w:r>
-      <w:proofErr w:type="spellEnd"/>
-      <w:r>
-        <w:t xml:space="preserve"> </w:t>
-      </w:r>
-      <w:proofErr w:type="spellStart"/>
-      <w:r>
-        <w:t>xxxx</w:t>
-      </w:r>
-      <w:proofErr w:type="spellEnd"/>
-      <w:r>
-        <w:t xml:space="preserve"> </w:t>
-      </w:r>
-      <w:proofErr w:type="spellStart"/>
-      <w:r>
-        <w:t>xxxxx</w:t>
-      </w:r>
-      <w:proofErr w:type="spellEnd"/>
-      <w:r>
-        <w:t xml:space="preserve"> </w:t>
-      </w:r>
-      <w:proofErr w:type="spellStart"/>
-      <w:r>
-        <w:t>xxxx</w:t>
-      </w:r>
-      <w:proofErr w:type="spellEnd"/>
-      <w:r>
-        <w:t xml:space="preserve"> </w:t>
-      </w:r>
-      <w:proofErr w:type="spellStart"/>
-      <w:r>
-        <w:t>xxxx</w:t>
-      </w:r>
-      <w:proofErr w:type="spellEnd"/>
-      <w:r>
-        <w:t xml:space="preserve"> </w:t>
-      </w:r>
-      <w:proofErr w:type="spellStart"/>
-      <w:r>
-        <w:t>xxxxxx</w:t>
-      </w:r>
-      <w:proofErr w:type="spellEnd"/>
-      <w:r>
-        <w:t xml:space="preserve"> </w:t>
-      </w:r>
-      <w:proofErr w:type="spellStart"/>
-      <w:r>
-        <w:t>xxxx</w:t>
-      </w:r>
-      <w:proofErr w:type="spellEnd"/>
-      <w:r>
-        <w:t xml:space="preserve"> </w:t>
-      </w:r>
-      <w:proofErr w:type="spellStart"/>
-      <w:r>
-        <w:t>xxxx</w:t>
-      </w:r>
-      <w:proofErr w:type="spellEnd"/>
-      <w:r>
-        <w:t xml:space="preserve"> </w:t>
-      </w:r>
-      <w:proofErr w:type="spellStart"/>
-      <w:r>
-        <w:t>xxxxx</w:t>
-      </w:r>
-      <w:proofErr w:type="spellEnd"/>
-      <w:r>
-        <w:t xml:space="preserve"> </w:t>
-      </w:r>
-      <w:proofErr w:type="spellStart"/>
-      <w:r>
-        <w:t>xxxxx</w:t>
-      </w:r>
-      <w:proofErr w:type="spellEnd"/>
-      <w:r>
-        <w:t xml:space="preserve"> </w:t>
-      </w:r>
-      <w:proofErr w:type="spellStart"/>
-      <w:r>
-        <w:t>xxxxx</w:t>
-      </w:r>
-      <w:proofErr w:type="spellEnd"/>
-      <w:r>
-        <w:t xml:space="preserve"> </w:t>
-      </w:r>
-      <w:proofErr w:type="spellStart"/>
-      <w:r>
-        <w:t>xxxxx</w:t>
-      </w:r>
-      <w:proofErr w:type="spellEnd"/>
-      <w:r>
-        <w:t xml:space="preserve"> </w:t>
-      </w:r>
-      <w:proofErr w:type="spellStart"/>
-      <w:r>
-        <w:t>xxxxxxxxxxxx</w:t>
-      </w:r>
-      <w:proofErr w:type="spellEnd"/>
-      <w:r>
-        <w:t xml:space="preserve"> </w:t>
-      </w:r>
-      <w:proofErr w:type="spellStart"/>
-      <w:r>
-        <w:t>xxxxx</w:t>
-      </w:r>
-      <w:proofErr w:type="spellEnd"/>
-      <w:r>
-        <w:t xml:space="preserve"> </w:t>
-      </w:r>
-      <w:proofErr w:type="spellStart"/>
-      <w:r>
-        <w:t>xxxx</w:t>
-      </w:r>
-      <w:proofErr w:type="spellEnd"/>
-      <w:r>
-        <w:t xml:space="preserve"> </w:t>
-      </w:r>
-      <w:proofErr w:type="spellStart"/>
-      <w:r>
-        <w:t>xxxx</w:t>
-      </w:r>
-      <w:proofErr w:type="spellEnd"/>
-      <w:r>
-        <w:t xml:space="preserve">. </w:t>
-      </w:r>
-      <w:proofErr w:type="spellStart"/>
-      <w:r>
-        <w:t>xxxxx</w:t>
-      </w:r>
-      <w:proofErr w:type="spellEnd"/>
-      <w:r>
-        <w:t xml:space="preserve"> </w:t>
-      </w:r>
-      <w:proofErr w:type="spellStart"/>
-      <w:r>
-        <w:t>xxxx</w:t>
-      </w:r>
-      <w:proofErr w:type="spellEnd"/>
-      <w:r>
-        <w:t xml:space="preserve"> </w:t>
-      </w:r>
-      <w:proofErr w:type="spellStart"/>
-      <w:r>
-        <w:t>xxxx</w:t>
-      </w:r>
-      <w:proofErr w:type="spellEnd"/>
-      <w:r>
-        <w:t xml:space="preserve"> </w:t>
-      </w:r>
-      <w:proofErr w:type="spellStart"/>
-      <w:r>
-        <w:t>xxxxxxxxxxx</w:t>
-      </w:r>
-      <w:proofErr w:type="spellEnd"/>
-      <w:r>
-        <w:t xml:space="preserve"> </w:t>
-      </w:r>
-      <w:proofErr w:type="spellStart"/>
-      <w:r>
-        <w:t>xxxxx</w:t>
-      </w:r>
-      <w:proofErr w:type="spellEnd"/>
-      <w:r>
-        <w:t xml:space="preserve"> </w:t>
-      </w:r>
-      <w:proofErr w:type="spellStart"/>
-      <w:r>
-        <w:t>xxxxx</w:t>
-      </w:r>
-      <w:proofErr w:type="spellEnd"/>
-      <w:r>
-        <w:t xml:space="preserve"> </w:t>
-      </w:r>
-      <w:proofErr w:type="spellStart"/>
-      <w:r>
-        <w:t>xxxxx</w:t>
-      </w:r>
-      <w:proofErr w:type="spellEnd"/>
-      <w:r>
-        <w:t xml:space="preserve"> </w:t>
-      </w:r>
-      <w:proofErr w:type="spellStart"/>
-      <w:r>
-        <w:t>xxxxxxxxxxxx</w:t>
-      </w:r>
-      <w:proofErr w:type="spellEnd"/>
-      <w:r>
-        <w:t xml:space="preserve"> </w:t>
-      </w:r>
-      <w:proofErr w:type="spellStart"/>
-      <w:r>
-        <w:t>xxxxx</w:t>
-      </w:r>
-      <w:proofErr w:type="spellEnd"/>
-      <w:r>
-        <w:t xml:space="preserve"> </w:t>
-      </w:r>
-      <w:proofErr w:type="spellStart"/>
-      <w:r>
-        <w:t>xxxx</w:t>
-      </w:r>
-      <w:proofErr w:type="spellEnd"/>
-      <w:r>
-        <w:t xml:space="preserve"> </w:t>
-      </w:r>
-      <w:proofErr w:type="spellStart"/>
-      <w:r>
-        <w:t>xxxx</w:t>
-      </w:r>
-      <w:proofErr w:type="spellEnd"/>
-      <w:r>
-        <w:t xml:space="preserve"> </w:t>
-      </w:r>
-      <w:proofErr w:type="spellStart"/>
-      <w:r>
-        <w:t>xxxxx</w:t>
-      </w:r>
-      <w:proofErr w:type="spellEnd"/>
-      <w:r>
-        <w:t xml:space="preserve"> </w:t>
-      </w:r>
-      <w:proofErr w:type="spellStart"/>
-      <w:r>
-        <w:t>xxxx</w:t>
-      </w:r>
-      <w:proofErr w:type="spellEnd"/>
-      <w:r>
-        <w:t xml:space="preserve"> </w:t>
-      </w:r>
-      <w:proofErr w:type="spellStart"/>
-      <w:r>
-        <w:t>xxxx</w:t>
-      </w:r>
-      <w:proofErr w:type="spellEnd"/>
-      <w:r>
-        <w:t xml:space="preserve"> </w:t>
-      </w:r>
-      <w:proofErr w:type="spellStart"/>
-      <w:r>
-        <w:t>xxxxxxxxxx</w:t>
-      </w:r>
-      <w:proofErr w:type="spellEnd"/>
-      <w:r>
-        <w:t xml:space="preserve"> </w:t>
-      </w:r>
-      <w:proofErr w:type="spellStart"/>
-      <w:r>
-        <w:t>xxxxxx</w:t>
-      </w:r>
-      <w:proofErr w:type="spellEnd"/>
-      <w:r>
-        <w:t xml:space="preserve"> </w:t>
-      </w:r>
-      <w:proofErr w:type="spellStart"/>
-      <w:r>
-        <w:t>xxxxx</w:t>
-      </w:r>
-      <w:proofErr w:type="spellEnd"/>
-      <w:r>
-        <w:t xml:space="preserve"> </w:t>
-      </w:r>
-      <w:proofErr w:type="spellStart"/>
-      <w:r>
-        <w:t>xxxxx</w:t>
-      </w:r>
-      <w:proofErr w:type="spellEnd"/>
-      <w:r>
-        <w:t xml:space="preserve"> </w:t>
-      </w:r>
-      <w:proofErr w:type="spellStart"/>
-      <w:r>
-        <w:t>xxxxx</w:t>
-      </w:r>
-      <w:proofErr w:type="spellEnd"/>
-      <w:r>
-        <w:t xml:space="preserve"> </w:t>
-      </w:r>
-      <w:proofErr w:type="spellStart"/>
-      <w:r>
-        <w:t>xxxxx</w:t>
-      </w:r>
-      <w:proofErr w:type="spellEnd"/>
-      <w:r>
-        <w:t xml:space="preserve"> </w:t>
-      </w:r>
-      <w:proofErr w:type="spellStart"/>
-      <w:r>
-        <w:t>xxxxxxxxxxxx</w:t>
-      </w:r>
-      <w:proofErr w:type="spellEnd"/>
-      <w:r>
-        <w:t xml:space="preserve"> </w:t>
-      </w:r>
-      <w:proofErr w:type="spellStart"/>
-      <w:r>
-        <w:t>xxxxx</w:t>
-      </w:r>
-      <w:proofErr w:type="spellEnd"/>
-      <w:r>
-        <w:t xml:space="preserve"> </w:t>
-      </w:r>
-      <w:proofErr w:type="spellStart"/>
-      <w:r>
-        <w:t>xxxx</w:t>
-      </w:r>
-      <w:proofErr w:type="spellEnd"/>
-      <w:r>
-        <w:t xml:space="preserve"> </w:t>
-      </w:r>
-      <w:proofErr w:type="spellStart"/>
-      <w:r>
-        <w:t>xxxx</w:t>
-      </w:r>
-      <w:proofErr w:type="spellEnd"/>
-      <w:r>
-        <w:t xml:space="preserve"> </w:t>
-      </w:r>
-      <w:proofErr w:type="spellStart"/>
-      <w:r>
-        <w:t>xxxxx</w:t>
-      </w:r>
-      <w:proofErr w:type="spellEnd"/>
-      <w:r>
-        <w:t xml:space="preserve"> </w:t>
-      </w:r>
-      <w:proofErr w:type="spellStart"/>
-      <w:r>
-        <w:t>xxxx</w:t>
-      </w:r>
-      <w:proofErr w:type="spellEnd"/>
-      <w:r>
-        <w:t xml:space="preserve"> xxx</w:t>
-      </w:r>
-    </w:p>
-    <w:p>
-      <w:pPr>
-        <w:pStyle w:val="Tavatekst"/>
-      </w:pPr>
-    </w:p>
-    <w:p>
-      <w:pPr>
-        <w:pStyle w:val="Tavatekst"/>
+      <w:bookmarkEnd w:id="25"/>
+    </w:p>
+    <w:p>
+      <w:pPr>
+        <w:rPr>
+          <w:lang w:val="et-EE"/>
+        </w:rPr>
+      </w:pPr>
+      <w:r>
+        <w:rPr>
+          <w:lang w:val="et-EE"/>
+        </w:rPr>
+        <w:t>This study examined whether the approval of spot Bitcoin ETFs in January 2024 constitutes a structural break in Bitcoin's sensitivity to macroeconomic factors and whether it has altered the explanatory power of the Bitcoin halving cycle for cryptocurrency returns. Two hypotheses were tested using ordinary least squares regression with Newey-West HAC standard errors on 598 weekly observations spanning July 2014 to March 2026.</w:t>
+      </w:r>
+    </w:p>
+    <w:p>
+      <w:pPr>
+        <w:rPr>
+          <w:lang w:val="et-EE"/>
+        </w:rPr>
+      </w:pPr>
+    </w:p>
+    <w:p>
+      <w:pPr>
+        <w:rPr>
+          <w:lang w:val="et-EE"/>
+        </w:rPr>
+      </w:pPr>
+      <w:r>
+        <w:rPr>
+          <w:lang w:val="et-EE"/>
+        </w:rPr>
+        <w:t>The first hypothesis, that macroeconomic variables have a stronger statistical association with weekly Bitcoin returns in the post-ETF period than in the pre-ETF period, is not supported at the 5% significance level in the primary weekly specification. The interaction terms between the PostETF dummy and the federal funds rate change and the Fed balance sheet change are both statistically insignificant. The Chow structural break test fails to identify a discrete break at the ETF approval date (p = 0.467). Monthly robustness analysis provides marginal evidence for a strengthened balance sheet channel (p = 0.093), suggesting that the effect may exist but is not detectable at weekly frequency with the currently available post-ETF sample.</w:t>
+      </w:r>
+    </w:p>
+    <w:p>
+      <w:pPr>
+        <w:rPr>
+          <w:lang w:val="et-EE"/>
+        </w:rPr>
+      </w:pPr>
+    </w:p>
+    <w:p>
+      <w:pPr>
+        <w:rPr>
+          <w:lang w:val="et-EE"/>
+        </w:rPr>
+      </w:pPr>
+      <w:r>
+        <w:rPr>
+          <w:lang w:val="et-EE"/>
+        </w:rPr>
+        <w:t>The second hypothesis, that the halving premium has diminished in the post-ETF institutional era, is supported. The pre-ETF halving window coefficient is positive and highly significant (+0.030, p = 0.007 in the Bitcoin-only model; +0.044, p &lt; 0.001 in the five-cryptocurrency panel), while the total post-ETF halving effect collapses to near zero across all specifications. The multi-cryptocurrency panel robustness check produces the strongest evidence: the halving interaction coefficient is -0.037 (p = 0.001), significant at the 1% level, confirming that the weakening of the halving premium is not specific to Bitcoin but extends across major cryptocurrencies. This finding is consistent with the market efficiency hypothesis (Yi et al., 2023), the attention-based interpretation of halving effects (Liu et al., 2025), and the direct empirical observation that the 2024 halving produced the weakest price response of any cycle (Veloso et al., 2025).</w:t>
+      </w:r>
+    </w:p>
+    <w:p>
+      <w:pPr>
+        <w:rPr>
+          <w:lang w:val="et-EE"/>
+        </w:rPr>
+      </w:pPr>
+    </w:p>
+    <w:p>
+      <w:pPr>
+        <w:rPr>
+          <w:lang w:val="et-EE"/>
+        </w:rPr>
+      </w:pPr>
+      <w:r>
+        <w:rPr>
+          <w:lang w:val="et-EE"/>
+        </w:rPr>
+        <w:t>The main contribution of this thesis is a unified empirical test that embeds both the January 2024 ETF structural dummy and the halving-window interaction within a single weekly-frequency regression framework spanning the full 2014-2026 period. The results suggest that institutional adoption through the ETF did not amplify macro sensitivity through the channels tested, but it coincided with a fundamental change in the role of the halving mechanism. The halving cycle, which has historically been one of the most reliable predictors of positive Bitcoin returns, no longer has a statistically significant effect in the post-institutional market.</w:t>
+      </w:r>
+    </w:p>
+    <w:p>
+      <w:pPr>
+        <w:rPr>
+          <w:lang w:val="et-EE"/>
+        </w:rPr>
+      </w:pPr>
+    </w:p>
+    <w:p>
+      <w:pPr>
+        <w:rPr>
+          <w:lang w:val="et-EE"/>
+        </w:rPr>
+      </w:pPr>
+      <w:r>
+        <w:rPr>
+          <w:lang w:val="et-EE"/>
+        </w:rPr>
+        <w:t>For practitioners and investors, the practical implication is that extrapolating prior halving-cycle return patterns into the post-ETF era may be unreliable. As the Bitcoin market deepens and the share of institutionally mediated exposure grows, predictable supply-side events are likely to be increasingly priced in advance, reducing the scope for systematic post-halving return capture.</w:t>
+      </w:r>
+    </w:p>
+    <w:p>
+      <w:pPr>
+        <w:rPr>
+          <w:lang w:val="et-EE"/>
+        </w:rPr>
+      </w:pPr>
+    </w:p>
+    <w:p>
+      <w:pPr>
+        <w:rPr>
+          <w:lang w:val="et-EE"/>
+        </w:rPr>
         <w:sectPr>
           <w:pgSz w:w="11906" w:h="16838"/>
           <w:pgMar w:top="1418" w:right="851" w:bottom="1418" w:left="1701" w:header="708" w:footer="708" w:gutter="0"/>
@@ -6930,362 +8559,91 @@
         </w:sectPr>
       </w:pPr>
       <w:r>
-        <w:t>Text continues</w:t>
-      </w:r>
-      <w:r>
-        <w:t xml:space="preserve"> </w:t>
-      </w:r>
-      <w:proofErr w:type="spellStart"/>
-      <w:r>
-        <w:t>xxxxx</w:t>
-      </w:r>
-      <w:proofErr w:type="spellEnd"/>
-      <w:r>
-        <w:t xml:space="preserve"> </w:t>
-      </w:r>
-      <w:proofErr w:type="spellStart"/>
-      <w:r>
-        <w:t>xxxxx</w:t>
-      </w:r>
-      <w:proofErr w:type="spellEnd"/>
-      <w:r>
-        <w:t xml:space="preserve"> </w:t>
-      </w:r>
-      <w:proofErr w:type="spellStart"/>
-      <w:r>
-        <w:t>xxxxx</w:t>
-      </w:r>
-      <w:proofErr w:type="spellEnd"/>
-      <w:r>
-        <w:t xml:space="preserve"> </w:t>
-      </w:r>
-      <w:proofErr w:type="spellStart"/>
-      <w:r>
-        <w:t>xxxxx</w:t>
-      </w:r>
-      <w:proofErr w:type="spellEnd"/>
-      <w:r>
-        <w:t xml:space="preserve"> </w:t>
-      </w:r>
-      <w:proofErr w:type="spellStart"/>
-      <w:r>
-        <w:t>xxxxxxxxxxxx</w:t>
-      </w:r>
-      <w:proofErr w:type="spellEnd"/>
-      <w:r>
-        <w:t xml:space="preserve"> </w:t>
-      </w:r>
-      <w:proofErr w:type="spellStart"/>
-      <w:r>
-        <w:t>xxxxx</w:t>
-      </w:r>
-      <w:proofErr w:type="spellEnd"/>
-      <w:r>
-        <w:t xml:space="preserve"> </w:t>
-      </w:r>
-      <w:proofErr w:type="spellStart"/>
-      <w:r>
-        <w:t>xxxx</w:t>
-      </w:r>
-      <w:proofErr w:type="spellEnd"/>
-      <w:r>
-        <w:t xml:space="preserve"> </w:t>
-      </w:r>
-      <w:proofErr w:type="spellStart"/>
-      <w:r>
-        <w:t>xxxx</w:t>
-      </w:r>
-      <w:proofErr w:type="spellEnd"/>
-      <w:r>
-        <w:t xml:space="preserve"> </w:t>
-      </w:r>
-      <w:proofErr w:type="spellStart"/>
-      <w:r>
-        <w:t>xxxxx</w:t>
-      </w:r>
-      <w:proofErr w:type="spellEnd"/>
-      <w:r>
-        <w:t xml:space="preserve"> </w:t>
-      </w:r>
-      <w:proofErr w:type="spellStart"/>
-      <w:r>
-        <w:t>xxxx</w:t>
-      </w:r>
-      <w:proofErr w:type="spellEnd"/>
-      <w:r>
-        <w:t xml:space="preserve"> </w:t>
-      </w:r>
-      <w:proofErr w:type="spellStart"/>
-      <w:r>
-        <w:t>xxxx</w:t>
-      </w:r>
-      <w:proofErr w:type="spellEnd"/>
-      <w:r>
-        <w:t xml:space="preserve"> </w:t>
-      </w:r>
-      <w:proofErr w:type="spellStart"/>
-      <w:r>
-        <w:t>xxxxxx</w:t>
-      </w:r>
-      <w:proofErr w:type="spellEnd"/>
-      <w:r>
-        <w:t xml:space="preserve"> </w:t>
-      </w:r>
-      <w:proofErr w:type="spellStart"/>
-      <w:r>
-        <w:t>xxxx</w:t>
-      </w:r>
-      <w:proofErr w:type="spellEnd"/>
-      <w:r>
-        <w:t xml:space="preserve"> </w:t>
-      </w:r>
-      <w:proofErr w:type="spellStart"/>
-      <w:r>
-        <w:t>xxxx</w:t>
-      </w:r>
-      <w:proofErr w:type="spellEnd"/>
-      <w:r>
-        <w:t xml:space="preserve"> </w:t>
-      </w:r>
-      <w:proofErr w:type="spellStart"/>
-      <w:r>
-        <w:t>xxxxx</w:t>
-      </w:r>
-      <w:proofErr w:type="spellEnd"/>
-      <w:r>
-        <w:t xml:space="preserve"> </w:t>
-      </w:r>
-      <w:proofErr w:type="spellStart"/>
-      <w:r>
-        <w:t>xxxxx</w:t>
-      </w:r>
-      <w:proofErr w:type="spellEnd"/>
-      <w:r>
-        <w:t xml:space="preserve"> </w:t>
-      </w:r>
-      <w:proofErr w:type="spellStart"/>
-      <w:r>
-        <w:t>xxxxx</w:t>
-      </w:r>
-      <w:proofErr w:type="spellEnd"/>
-      <w:r>
-        <w:t xml:space="preserve"> </w:t>
-      </w:r>
-      <w:proofErr w:type="spellStart"/>
-      <w:r>
-        <w:t>xxxxx</w:t>
-      </w:r>
-      <w:proofErr w:type="spellEnd"/>
-      <w:r>
-        <w:t xml:space="preserve"> </w:t>
-      </w:r>
-      <w:proofErr w:type="spellStart"/>
-      <w:r>
-        <w:t>xxxxxxxxxxxx</w:t>
-      </w:r>
-      <w:proofErr w:type="spellEnd"/>
-      <w:r>
-        <w:t xml:space="preserve"> </w:t>
-      </w:r>
-      <w:proofErr w:type="spellStart"/>
-      <w:r>
-        <w:t>xxxxx</w:t>
-      </w:r>
-      <w:proofErr w:type="spellEnd"/>
-      <w:r>
-        <w:t xml:space="preserve"> </w:t>
-      </w:r>
-      <w:proofErr w:type="spellStart"/>
-      <w:r>
-        <w:t>xxxx</w:t>
-      </w:r>
-      <w:proofErr w:type="spellEnd"/>
-      <w:r>
-        <w:t xml:space="preserve"> </w:t>
-      </w:r>
-      <w:proofErr w:type="spellStart"/>
-      <w:r>
-        <w:t>xxxx</w:t>
-      </w:r>
-      <w:proofErr w:type="spellEnd"/>
-      <w:r>
-        <w:t xml:space="preserve">. </w:t>
-      </w:r>
-      <w:proofErr w:type="spellStart"/>
-      <w:r>
-        <w:t>xxxxx</w:t>
-      </w:r>
-      <w:proofErr w:type="spellEnd"/>
-      <w:r>
-        <w:t xml:space="preserve"> </w:t>
-      </w:r>
-      <w:proofErr w:type="spellStart"/>
-      <w:r>
-        <w:t>xxxx</w:t>
-      </w:r>
-      <w:proofErr w:type="spellEnd"/>
-      <w:r>
-        <w:t xml:space="preserve"> </w:t>
-      </w:r>
-      <w:proofErr w:type="spellStart"/>
-      <w:r>
-        <w:t>xxxx</w:t>
-      </w:r>
-      <w:proofErr w:type="spellEnd"/>
-      <w:r>
-        <w:t xml:space="preserve"> </w:t>
-      </w:r>
-      <w:proofErr w:type="spellStart"/>
-      <w:r>
-        <w:t>xxxxxx</w:t>
-      </w:r>
-      <w:proofErr w:type="spellEnd"/>
-      <w:r>
-        <w:t xml:space="preserve"> </w:t>
-      </w:r>
-      <w:proofErr w:type="spellStart"/>
-      <w:r>
-        <w:t>xxxxx</w:t>
-      </w:r>
-      <w:proofErr w:type="spellEnd"/>
-      <w:r>
-        <w:t xml:space="preserve"> </w:t>
-      </w:r>
-      <w:proofErr w:type="spellStart"/>
-      <w:r>
-        <w:t>xxxxx</w:t>
-      </w:r>
-      <w:proofErr w:type="spellEnd"/>
-      <w:r>
-        <w:t xml:space="preserve"> </w:t>
-      </w:r>
-      <w:proofErr w:type="spellStart"/>
-      <w:r>
-        <w:t>xxxxx</w:t>
-      </w:r>
-      <w:proofErr w:type="spellEnd"/>
-      <w:r>
-        <w:t xml:space="preserve"> </w:t>
-      </w:r>
-      <w:proofErr w:type="spellStart"/>
-      <w:r>
-        <w:t>xxxxx</w:t>
-      </w:r>
-      <w:proofErr w:type="spellEnd"/>
-      <w:r>
-        <w:t>.</w:t>
+        <w:rPr>
+          <w:lang w:val="et-EE"/>
+        </w:rPr>
+        <w:t>Several directions for future research emerge from this study. First, the most binding constraint on the analysis is the short post-ETF sample. Replication with data extending through the next halving cycle (expected in 2028) would provide a critical test of whether the halving weakening is permanent or specific to the 2024 cycle. Second, regime-switching or threshold regression models could capture nonlinear dynamics in the Bitcoin-macro relationship that the linear interaction specification may miss. Third, the inclusion of Bitcoin-specific on-chain variables, such as hash rate, miner outflows, and exchange reserve balances, would allow a more precise decomposition of halving effects into supply-fundamental and attention-driven components.</w:t>
       </w:r>
     </w:p>
     <w:p>
       <w:pPr>
         <w:pStyle w:val="Pealkiri1"/>
-      </w:pPr>
-      <w:bookmarkStart w:id="8" w:name="_Toc16673364"/>
-      <w:bookmarkStart w:id="9" w:name="_Toc123815956"/>
-      <w:r>
+        <w:rPr>
+          <w:lang w:val="et-EE"/>
+        </w:rPr>
+      </w:pPr>
+      <w:bookmarkStart w:id="26" w:name="_Toc225345709"/>
+      <w:r>
+        <w:rPr>
+          <w:lang w:val="et-EE"/>
+        </w:rPr>
         <w:lastRenderedPageBreak/>
-        <w:t>KOKKUVÕTE</w:t>
-      </w:r>
-      <w:r>
-        <w:t xml:space="preserve"> </w:t>
-      </w:r>
-      <w:r>
-        <w:rPr>
-          <w:highlight w:val="red"/>
-        </w:rPr>
-        <w:t>/</w:t>
-      </w:r>
-      <w:r>
-        <w:rPr>
-          <w:highlight w:val="red"/>
-        </w:rPr>
-        <w:t>ONLY IN ESTONIAN LANGUAGE STUDY PROGRAMME GRADUATION THESIS</w:t>
-      </w:r>
-      <w:r>
-        <w:rPr>
-          <w:highlight w:val="red"/>
-        </w:rPr>
-        <w:t>/</w:t>
-      </w:r>
-      <w:bookmarkEnd w:id="8"/>
-      <w:bookmarkEnd w:id="9"/>
-    </w:p>
-    <w:p>
-      <w:pPr>
-        <w:rPr>
-          <w:rFonts w:eastAsia="Times-Roman"/>
-          <w:highlight w:val="yellow"/>
-        </w:rPr>
-      </w:pPr>
-      <w:r>
-        <w:rPr>
-          <w:rFonts w:eastAsia="Times-Roman"/>
-          <w:highlight w:val="yellow"/>
-        </w:rPr>
-        <w:t>ETTEVÕTTE KONKURENTSIVÕIME ANALÜÜS</w:t>
-      </w:r>
-    </w:p>
-    <w:p>
-      <w:pPr>
-        <w:rPr>
-          <w:rFonts w:eastAsia="Times-Roman"/>
-          <w:highlight w:val="yellow"/>
-        </w:rPr>
-      </w:pPr>
-      <w:r>
-        <w:rPr>
-          <w:rFonts w:eastAsia="Times-Roman"/>
-          <w:highlight w:val="yellow"/>
-        </w:rPr>
-        <w:t>Kati Karu</w:t>
-      </w:r>
-      <w:r>
-        <w:rPr>
-          <w:rFonts w:eastAsia="Times-Roman"/>
-          <w:highlight w:val="yellow"/>
-        </w:rPr>
-        <w:t xml:space="preserve"> </w:t>
-      </w:r>
-    </w:p>
-    <w:p>
-      <w:pPr>
-        <w:pStyle w:val="BodyText1"/>
-        <w:rPr>
-          <w:lang w:val="et-EE"/>
-        </w:rPr>
-      </w:pPr>
-      <w:r>
-        <w:rPr>
-          <w:lang w:val="et-EE"/>
-        </w:rPr>
-        <w:t>Tekst xxxx xxxxx xxxxx xxxxx xxxxx xxxxxxxxxxxx xxxxx xxxx xxxx xxxxx xxxx xxxx xxxxxx xxxx xxxx xxxxx xxxxx xxxxx xxxxx xxxxxxxxxxxx xxxxx xxxx xxxx. xxxxx xxxx xxxx xxxxxxxxxxx xxxxx xxxxx xxxxx xxxxxxxxxxxx xxxxx xxxx xxxx xxxxx xxxx xxxx xxxxxxxxxx xxxxxx xxxxx xxxxx xxxxx xxxxx xxxxxxxxxxxx xxxxx xxxx xxxx xxxxx xxxx xxx</w:t>
-      </w:r>
-    </w:p>
-    <w:p>
-      <w:pPr>
-        <w:pStyle w:val="BodyText1"/>
-        <w:rPr>
-          <w:lang w:val="et-EE"/>
-        </w:rPr>
-      </w:pPr>
-    </w:p>
-    <w:p>
-      <w:pPr>
-        <w:pStyle w:val="BodyText1"/>
-        <w:rPr>
-          <w:lang w:val="et-EE"/>
-        </w:rPr>
-      </w:pPr>
-      <w:r>
-        <w:rPr>
-          <w:lang w:val="et-EE"/>
-        </w:rPr>
-        <w:t>Tekst jätkub xxxxx xxxxx xxxxx xxxxx xxxxxxxxxxxx xxxxx xxxx xxxx xxxxx xxxx xxxx xxxxxx xxxxx xxxxx xxxxx xxxxx xxxxxxxxxxxx</w:t>
-      </w:r>
-    </w:p>
-    <w:p>
-      <w:pPr>
-        <w:pStyle w:val="BodyText1"/>
+        <w:t>LIST OF REFERENCES</w:t>
+      </w:r>
+      <w:bookmarkEnd w:id="26"/>
+    </w:p>
+    <w:p>
+      <w:pPr>
+        <w:pStyle w:val="Kasutatudallikateloetelu"/>
+        <w:rPr>
+          <w:lang w:val="et-EE"/>
+        </w:rPr>
+      </w:pPr>
+      <w:r>
+        <w:rPr>
+          <w:lang w:val="et-EE"/>
+        </w:rPr>
+        <w:t>Entry</w:t>
+      </w:r>
+      <w:r>
+        <w:rPr>
+          <w:lang w:val="et-EE"/>
+        </w:rPr>
+        <w:t xml:space="preserve"> xxx xxxxx xxxx xxxx xxxxx</w:t>
+      </w:r>
+      <w:r>
+        <w:rPr>
+          <w:lang w:val="et-EE"/>
+        </w:rPr>
+        <w:t xml:space="preserve"> xxxxxx xxxxx xxxxx xxxxx xxxxx xxxxxx xxxxx xxxxx xxxxxxxxxxxxxxxxxxxxxxxxxxxxxx xxx xxx xxxxx xxxxx xxxxxx xx</w:t>
+      </w:r>
+    </w:p>
+    <w:p>
+      <w:pPr>
+        <w:pStyle w:val="Kasutatudallikateloetelu"/>
+        <w:rPr>
+          <w:lang w:val="et-EE"/>
+        </w:rPr>
+      </w:pPr>
+    </w:p>
+    <w:p>
+      <w:pPr>
+        <w:rPr>
+          <w:lang w:val="et-EE"/>
+        </w:rPr>
+      </w:pPr>
+      <w:r>
+        <w:rPr>
+          <w:lang w:val="et-EE"/>
+        </w:rPr>
+        <w:t>Next entry</w:t>
+      </w:r>
+      <w:r>
+        <w:rPr>
+          <w:lang w:val="et-EE"/>
+        </w:rPr>
+        <w:t xml:space="preserve"> xxxxxx xxxxx xxxxx xxxxx xxxxx xxxxxx xxxxx xxxxx xxxxxxxxxxxxxxxxxxxxxxxxxxxxxx xxx xxx xxxxx xxxxx</w:t>
+      </w:r>
+    </w:p>
+    <w:p>
+      <w:pPr>
+        <w:rPr>
+          <w:lang w:val="et-EE"/>
+        </w:rPr>
+      </w:pPr>
+    </w:p>
+    <w:p>
+      <w:pPr>
         <w:rPr>
           <w:lang w:val="et-EE"/>
         </w:rPr>
@@ -7300,109 +8658,19 @@
     <w:p>
       <w:pPr>
         <w:pStyle w:val="Pealkiri1"/>
-        <w:rPr>
-          <w:lang w:val="et-EE"/>
-        </w:rPr>
-      </w:pPr>
-      <w:bookmarkStart w:id="10" w:name="_Toc123815957"/>
-      <w:r>
-        <w:rPr>
-          <w:lang w:val="et-EE"/>
-        </w:rPr>
-        <w:lastRenderedPageBreak/>
-        <w:t>LIST OF REFERENCES</w:t>
-      </w:r>
-      <w:bookmarkEnd w:id="10"/>
-    </w:p>
-    <w:p>
-      <w:pPr>
-        <w:pStyle w:val="Kasutatudallikateloetelu"/>
-        <w:rPr>
-          <w:lang w:val="et-EE"/>
-        </w:rPr>
-      </w:pPr>
-      <w:r>
-        <w:rPr>
-          <w:lang w:val="et-EE"/>
-        </w:rPr>
-        <w:t>Entry</w:t>
-      </w:r>
-      <w:r>
-        <w:rPr>
-          <w:lang w:val="et-EE"/>
-        </w:rPr>
-        <w:t xml:space="preserve"> xxx xxxxx xxxx xxxx xxxxx</w:t>
-      </w:r>
-      <w:r>
-        <w:rPr>
-          <w:lang w:val="et-EE"/>
-        </w:rPr>
-        <w:t xml:space="preserve"> xxxxxx xxxxx xxxxx xxxxx xxxxx xxxxxx xxxxx xxxxx xxxxxxxxxxxxxxxxxxxxxxxxxxxxxx xxx xxx xxxxx xxxxx xxxxxx xx</w:t>
-      </w:r>
-    </w:p>
-    <w:p>
-      <w:pPr>
-        <w:pStyle w:val="Kasutatudallikateloetelu"/>
-        <w:rPr>
-          <w:lang w:val="et-EE"/>
-        </w:rPr>
-      </w:pPr>
-    </w:p>
-    <w:p>
-      <w:pPr>
-        <w:rPr>
-          <w:lang w:val="et-EE"/>
-        </w:rPr>
-      </w:pPr>
-      <w:r>
-        <w:rPr>
-          <w:lang w:val="et-EE"/>
-        </w:rPr>
-        <w:t>Next entry</w:t>
-      </w:r>
-      <w:r>
-        <w:rPr>
-          <w:lang w:val="et-EE"/>
-        </w:rPr>
-        <w:t xml:space="preserve"> xxxxxx xxxxx xxxxx xxxxx xxxxx xxxxxx xxxxx xxxxx xxxxxxxxxxxxxxxxxxxxxxxxxxxxxx xxx xxx xxxxx xxxxx</w:t>
-      </w:r>
-    </w:p>
-    <w:p>
-      <w:pPr>
-        <w:rPr>
-          <w:lang w:val="et-EE"/>
-        </w:rPr>
-      </w:pPr>
-    </w:p>
-    <w:p>
-      <w:pPr>
-        <w:rPr>
-          <w:lang w:val="et-EE"/>
-        </w:rPr>
-        <w:sectPr>
-          <w:pgSz w:w="11906" w:h="16838"/>
-          <w:pgMar w:top="1418" w:right="851" w:bottom="1418" w:left="1701" w:header="708" w:footer="708" w:gutter="0"/>
-          <w:cols w:space="708"/>
-          <w:docGrid w:linePitch="360"/>
-        </w:sectPr>
-      </w:pPr>
-    </w:p>
-    <w:p>
-      <w:pPr>
-        <w:pStyle w:val="Pealkiri1"/>
-      </w:pPr>
-      <w:bookmarkStart w:id="11" w:name="_Toc123815958"/>
+      </w:pPr>
+      <w:bookmarkStart w:id="27" w:name="_Toc225345710"/>
       <w:r>
         <w:lastRenderedPageBreak/>
         <w:t>APPENDICES</w:t>
       </w:r>
-      <w:bookmarkEnd w:id="11"/>
+      <w:bookmarkEnd w:id="27"/>
     </w:p>
     <w:p>
       <w:pPr>
         <w:pStyle w:val="Pealkiri2"/>
       </w:pPr>
-      <w:bookmarkStart w:id="12" w:name="_Toc123815959"/>
+      <w:bookmarkStart w:id="28" w:name="_Toc225345711"/>
       <w:r>
         <w:t>Appendix</w:t>
       </w:r>
@@ -7415,7 +8683,7 @@
         </w:rPr>
         <w:t>Heading</w:t>
       </w:r>
-      <w:bookmarkEnd w:id="12"/>
+      <w:bookmarkEnd w:id="28"/>
     </w:p>
     <w:tbl>
       <w:tblPr>
@@ -7783,7 +9051,7 @@
       <w:pPr>
         <w:pStyle w:val="Pealkiri2"/>
       </w:pPr>
-      <w:bookmarkStart w:id="13" w:name="_Toc123815960"/>
+      <w:bookmarkStart w:id="29" w:name="_Toc225345712"/>
       <w:r>
         <w:lastRenderedPageBreak/>
         <w:t>Appendix</w:t>
@@ -7797,7 +9065,7 @@
         </w:rPr>
         <w:t>Heading</w:t>
       </w:r>
-      <w:bookmarkEnd w:id="13"/>
+      <w:bookmarkEnd w:id="29"/>
     </w:p>
     <w:tbl>
       <w:tblPr>
@@ -12285,7 +13553,7 @@
       <w:pPr>
         <w:pStyle w:val="Pealkiri2"/>
       </w:pPr>
-      <w:bookmarkStart w:id="14" w:name="_Toc123815961"/>
+      <w:bookmarkStart w:id="30" w:name="_Toc225345713"/>
       <w:r>
         <w:lastRenderedPageBreak/>
         <w:t>Appendix</w:t>
@@ -12299,7 +13567,7 @@
         </w:rPr>
         <w:t>Heading</w:t>
       </w:r>
-      <w:bookmarkEnd w:id="14"/>
+      <w:bookmarkEnd w:id="30"/>
     </w:p>
     <w:p>
       <w:r>
@@ -12325,7 +13593,7 @@
                     </pic:cNvPicPr>
                   </pic:nvPicPr>
                   <pic:blipFill>
-                    <a:blip r:embed="rId22">
+                    <a:blip r:embed="rId31">
                       <a:extLst>
                         <a:ext uri="{28A0092B-C50C-407E-A947-70E740481C1C}">
                           <a14:useLocalDpi xmlns:a14="http://schemas.microsoft.com/office/drawing/2010/main" val="0"/>
@@ -12402,7 +13670,7 @@
       <w:pPr>
         <w:pStyle w:val="Pealkiri2"/>
       </w:pPr>
-      <w:bookmarkStart w:id="15" w:name="_Toc123815962"/>
+      <w:bookmarkStart w:id="31" w:name="_Toc225345714"/>
       <w:r>
         <w:lastRenderedPageBreak/>
         <w:t>Appendix</w:t>
@@ -12434,7 +13702,7 @@
         </w:rPr>
         <w:t>/</w:t>
       </w:r>
-      <w:bookmarkEnd w:id="15"/>
+      <w:bookmarkEnd w:id="31"/>
     </w:p>
     <w:tbl>
       <w:tblPr>
@@ -12595,8 +13863,13 @@
       </w:r>
       <w:r>
         <w:tab/>
-        <w:t>to be reproduced for the purposes of preservation and electronic publication of the graduation thesis, incl. to be entered in the digital collection of the library of Tallinn University of Technology until expiry of the term of copyright;</w:t>
-      </w:r>
+        <w:t xml:space="preserve">to be reproduced for the purposes of preservation and electronic publication of the graduation thesis, incl. to be entered in the digital collection of the library of Tallinn University of Technology until expiry of the term of </w:t>
+      </w:r>
+      <w:proofErr w:type="gramStart"/>
+      <w:r>
+        <w:t>copyright;</w:t>
+      </w:r>
+      <w:proofErr w:type="gramEnd"/>
     </w:p>
     <w:p/>
     <w:p>
@@ -19640,6 +20913,7 @@
   <w:style w:type="character" w:default="1" w:styleId="DefaultParagraphFont">
     <w:name w:val="Default Paragraph Font"/>
     <w:uiPriority w:val="1"/>
+    <w:semiHidden/>
     <w:unhideWhenUsed/>
   </w:style>
   <w:style w:type="table" w:default="1" w:styleId="TableNormal">
@@ -20758,29 +22032,6 @@
 </file>
 
 <file path=customXml/item1.xml><?xml version="1.0" encoding="utf-8"?>
-<?mso-contentType ?>
-<FormTemplates xmlns="http://schemas.microsoft.com/sharepoint/v3/contenttype/forms">
-  <Display>DocumentLibraryForm</Display>
-  <Edit>DocumentLibraryForm</Edit>
-  <New>DocumentLibraryForm</New>
-</FormTemplates>
-</file>
-
-<file path=customXml/item2.xml><?xml version="1.0" encoding="utf-8"?>
-<b:Sources xmlns:b="http://schemas.openxmlformats.org/officeDocument/2006/bibliography" xmlns="http://schemas.openxmlformats.org/officeDocument/2006/bibliography" SelectedStyle="\APASixthEditionOfficeOnline.xsl" StyleName="APA" Version="6"/>
-</file>
-
-<file path=customXml/item3.xml><?xml version="1.0" encoding="utf-8"?>
-<p:properties xmlns:p="http://schemas.microsoft.com/office/2006/metadata/properties" xmlns:xsi="http://www.w3.org/2001/XMLSchema-instance" xmlns:pc="http://schemas.microsoft.com/office/infopath/2007/PartnerControls">
-  <documentManagement>
-    <Valdkond xmlns="7f584a41-4689-4ac7-a15d-ed4f851d9557" xsi:nil="true"/>
-    <M_x00e4_rks_x00f5_nad xmlns="7f584a41-4689-4ac7-a15d-ed4f851d9557" xsi:nil="true"/>
-    <M_x00e4_rks_x00f5_na xmlns="7f584a41-4689-4ac7-a15d-ed4f851d9557" xsi:nil="true"/>
-  </documentManagement>
-</p:properties>
-</file>
-
-<file path=customXml/item4.xml><?xml version="1.0" encoding="utf-8"?>
 <ct:contentTypeSchema xmlns:ct="http://schemas.microsoft.com/office/2006/metadata/contentType" xmlns:ma="http://schemas.microsoft.com/office/2006/metadata/properties/metaAttributes" ct:_="" ma:_="" ma:contentTypeName="Dokument" ma:contentTypeID="0x010100D2401BD96F1F3744BF6969EDC574FB60" ma:contentTypeVersion="17" ma:contentTypeDescription="Loo uus dokument" ma:contentTypeScope="" ma:versionID="cc8a60f5304a99a4d947d9e77bac68ee">
   <xsd:schema xmlns:xsd="http://www.w3.org/2001/XMLSchema" xmlns:xs="http://www.w3.org/2001/XMLSchema" xmlns:p="http://schemas.microsoft.com/office/2006/metadata/properties" xmlns:ns2="7f584a41-4689-4ac7-a15d-ed4f851d9557" xmlns:ns3="5864eb11-9110-4c87-a24d-4df240eeb1bf" targetNamespace="http://schemas.microsoft.com/office/2006/metadata/properties" ma:root="true" ma:fieldsID="1a19fdb2c68603205a2da90e73931404" ns2:_="" ns3:_="">
     <xsd:import namespace="7f584a41-4689-4ac7-a15d-ed4f851d9557"/>
@@ -21027,33 +22278,30 @@
 </ct:contentTypeSchema>
 </file>
 
-<file path=customXml/itemProps1.xml><?xml version="1.0" encoding="utf-8"?>
-<ds:datastoreItem xmlns:ds="http://schemas.openxmlformats.org/officeDocument/2006/customXml" ds:itemID="{5D47102E-BC9C-47E4-AF6B-8E4730223413}">
-  <ds:schemaRefs>
-    <ds:schemaRef ds:uri="http://schemas.microsoft.com/sharepoint/v3/contenttype/forms"/>
-  </ds:schemaRefs>
-</ds:datastoreItem>
+<file path=customXml/item2.xml><?xml version="1.0" encoding="utf-8"?>
+<p:properties xmlns:p="http://schemas.microsoft.com/office/2006/metadata/properties" xmlns:xsi="http://www.w3.org/2001/XMLSchema-instance" xmlns:pc="http://schemas.microsoft.com/office/infopath/2007/PartnerControls">
+  <documentManagement>
+    <Valdkond xmlns="7f584a41-4689-4ac7-a15d-ed4f851d9557" xsi:nil="true"/>
+    <M_x00e4_rks_x00f5_nad xmlns="7f584a41-4689-4ac7-a15d-ed4f851d9557" xsi:nil="true"/>
+    <M_x00e4_rks_x00f5_na xmlns="7f584a41-4689-4ac7-a15d-ed4f851d9557" xsi:nil="true"/>
+  </documentManagement>
+</p:properties>
 </file>
 
-<file path=customXml/itemProps2.xml><?xml version="1.0" encoding="utf-8"?>
-<ds:datastoreItem xmlns:ds="http://schemas.openxmlformats.org/officeDocument/2006/customXml" ds:itemID="{44C32B42-78EE-456A-ACAA-F0AC7EE72682}">
-  <ds:schemaRefs>
-    <ds:schemaRef ds:uri="http://schemas.openxmlformats.org/officeDocument/2006/bibliography"/>
-  </ds:schemaRefs>
-</ds:datastoreItem>
+<file path=customXml/item3.xml><?xml version="1.0" encoding="utf-8"?>
+<b:Sources xmlns:b="http://schemas.openxmlformats.org/officeDocument/2006/bibliography" xmlns="http://schemas.openxmlformats.org/officeDocument/2006/bibliography" SelectedStyle="\APASixthEditionOfficeOnline.xsl" StyleName="APA" Version="6"/>
 </file>
 
-<file path=customXml/itemProps3.xml><?xml version="1.0" encoding="utf-8"?>
-<ds:datastoreItem xmlns:ds="http://schemas.openxmlformats.org/officeDocument/2006/customXml" ds:itemID="{6C5144B4-A01A-4095-AC7E-029A3C0A5B2C}">
-  <ds:schemaRefs>
-    <ds:schemaRef ds:uri="http://schemas.microsoft.com/office/2006/metadata/properties"/>
-    <ds:schemaRef ds:uri="http://schemas.microsoft.com/office/infopath/2007/PartnerControls"/>
-    <ds:schemaRef ds:uri="7f584a41-4689-4ac7-a15d-ed4f851d9557"/>
-  </ds:schemaRefs>
-</ds:datastoreItem>
+<file path=customXml/item4.xml><?xml version="1.0" encoding="utf-8"?>
+<?mso-contentType ?>
+<FormTemplates xmlns="http://schemas.microsoft.com/sharepoint/v3/contenttype/forms">
+  <Display>DocumentLibraryForm</Display>
+  <Edit>DocumentLibraryForm</Edit>
+  <New>DocumentLibraryForm</New>
+</FormTemplates>
 </file>
 
-<file path=customXml/itemProps4.xml><?xml version="1.0" encoding="utf-8"?>
+<file path=customXml/itemProps1.xml><?xml version="1.0" encoding="utf-8"?>
 <ds:datastoreItem xmlns:ds="http://schemas.openxmlformats.org/officeDocument/2006/customXml" ds:itemID="{DD546879-7D1A-44BA-8FB2-2F91D055CE00}">
   <ds:schemaRefs>
     <ds:schemaRef ds:uri="http://schemas.microsoft.com/office/2006/metadata/contentType"/>
@@ -21070,4 +22318,30 @@
     <ds:schemaRef ds:uri="http://schemas.microsoft.com/internal/obd"/>
   </ds:schemaRefs>
 </ds:datastoreItem>
+</file>
+
+<file path=customXml/itemProps2.xml><?xml version="1.0" encoding="utf-8"?>
+<ds:datastoreItem xmlns:ds="http://schemas.openxmlformats.org/officeDocument/2006/customXml" ds:itemID="{6C5144B4-A01A-4095-AC7E-029A3C0A5B2C}">
+  <ds:schemaRefs>
+    <ds:schemaRef ds:uri="http://schemas.microsoft.com/office/2006/metadata/properties"/>
+    <ds:schemaRef ds:uri="http://schemas.microsoft.com/office/infopath/2007/PartnerControls"/>
+    <ds:schemaRef ds:uri="7f584a41-4689-4ac7-a15d-ed4f851d9557"/>
+  </ds:schemaRefs>
+</ds:datastoreItem>
+</file>
+
+<file path=customXml/itemProps3.xml><?xml version="1.0" encoding="utf-8"?>
+<ds:datastoreItem xmlns:ds="http://schemas.openxmlformats.org/officeDocument/2006/customXml" ds:itemID="{44C32B42-78EE-456A-ACAA-F0AC7EE72682}">
+  <ds:schemaRefs>
+    <ds:schemaRef ds:uri="http://schemas.openxmlformats.org/officeDocument/2006/bibliography"/>
+  </ds:schemaRefs>
+</ds:datastoreItem>
+</file>
+
+<file path=customXml/itemProps4.xml><?xml version="1.0" encoding="utf-8"?>
+<ds:datastoreItem xmlns:ds="http://schemas.openxmlformats.org/officeDocument/2006/customXml" ds:itemID="{5D47102E-BC9C-47E4-AF6B-8E4730223413}">
+  <ds:schemaRefs>
+    <ds:schemaRef ds:uri="http://schemas.microsoft.com/sharepoint/v3/contenttype/forms"/>
+  </ds:schemaRefs>
+</ds:datastoreItem>
 </file>
--- a/thesis/write/RT_paper2026.docx
+++ b/thesis/write/RT_paper2026.docx
@@ -6180,7 +6180,7 @@
         </w:rPr>
         <w:lastRenderedPageBreak/>
         <w:drawing>
-          <wp:inline distT="0" distB="0" distL="0" distR="0" wp14:anchorId="1FC3157E" wp14:editId="14BAC882">
+          <wp:inline distT="0" distB="0" distL="0" distR="0" wp14:anchorId="1FC3157E" wp14:editId="12EFB8E3">
             <wp:extent cx="6000801" cy="1795145"/>
             <wp:effectExtent l="0" t="0" r="0" b="0"/>
             <wp:docPr id="1825656597" name="Picture 2"/>
@@ -6280,7 +6280,7 @@
           <w:noProof/>
         </w:rPr>
         <w:drawing>
-          <wp:inline distT="0" distB="0" distL="0" distR="0" wp14:anchorId="3288700C" wp14:editId="4BD064E0">
+          <wp:inline distT="0" distB="0" distL="0" distR="0" wp14:anchorId="3288700C" wp14:editId="0F85969D">
             <wp:extent cx="5939790" cy="1979930"/>
             <wp:effectExtent l="0" t="0" r="3810" b="1270"/>
             <wp:docPr id="970659537" name="Picture 2"/>
@@ -6400,13 +6400,7 @@
         <w:t xml:space="preserve"> captures active monetary policy tightening or easing signals at weekly resolution. </w:t>
       </w:r>
       <w:r>
-        <w:t>The change in the FED balance sheet is the weekly</w:t>
-      </w:r>
-      <w:r>
-        <w:t xml:space="preserve"> </w:t>
-      </w:r>
-      <w:r>
-        <w:t>percentage change in total Federal Reserve assets, scaled to percentage points and computed as below</w:t>
+        <w:t>The change in the FED balance sheet is the weekly percentage change in total Federal Reserve assets, scaled to percentage points and computed as below</w:t>
       </w:r>
       <w:r>
         <w:t>:</w:t>
@@ -6643,13 +6637,7 @@
         <w:jc w:val="both"/>
       </w:pPr>
       <w:r>
-        <w:t>Percentage changes are preferred over simple first differences for balance sheet changes to ensure proportional interpretation</w:t>
-      </w:r>
-      <w:r>
-        <w:t xml:space="preserve"> </w:t>
-      </w:r>
-      <w:r>
-        <w:t>of expansion and contraction episodes of different magnitudes, following the approach in Zhao et al. (2023).</w:t>
+        <w:t>Percentage changes are preferred over simple first differences for balance sheet changes to ensure proportional interpretation of expansion and contraction episodes of different magnitudes.</w:t>
       </w:r>
     </w:p>
     <w:p>
@@ -6735,7 +6723,7 @@
           <w:noProof/>
         </w:rPr>
         <w:drawing>
-          <wp:inline distT="0" distB="0" distL="0" distR="0" wp14:anchorId="44060BD1" wp14:editId="76162D2F">
+          <wp:inline distT="0" distB="0" distL="0" distR="0" wp14:anchorId="44060BD1" wp14:editId="235503F5">
             <wp:extent cx="5939790" cy="1979930"/>
             <wp:effectExtent l="0" t="0" r="3810" b="1270"/>
             <wp:docPr id="1444935767" name="Picture 3"/>
@@ -8961,7 +8949,7 @@
           <w:noProof/>
         </w:rPr>
         <w:drawing>
-          <wp:inline distT="0" distB="0" distL="0" distR="0" wp14:anchorId="66AC596E" wp14:editId="5B44B665">
+          <wp:inline distT="0" distB="0" distL="0" distR="0" wp14:anchorId="66AC596E" wp14:editId="58F753C1">
             <wp:extent cx="5935462" cy="431596"/>
             <wp:effectExtent l="0" t="0" r="0" b="6985"/>
             <wp:docPr id="1542168607" name="Picture 7"/>
@@ -9506,7 +9494,10 @@
         <w:t xml:space="preserve"> </w:t>
       </w:r>
       <w:r>
-        <w:t xml:space="preserve">month </w:t>
+        <w:t>months</w:t>
+      </w:r>
+      <w:r>
+        <w:t xml:space="preserve"> </w:t>
       </w:r>
       <w:r>
         <w:t xml:space="preserve">after </w:t>
@@ -9524,7 +9515,47 @@
         <w:t>weekly observations</w:t>
       </w:r>
       <w:r>
-        <w:t>. Among the controls, the S&amp;P 500 return (+0.326, p = 0.235), lagged Bitcoin return (+0.035, p = 0.394), and dVIX (-0.003, p = 0.099) are either insignificant or only marginally significant</w:t>
+        <w:t xml:space="preserve">. </w:t>
+      </w:r>
+      <w:r>
+        <w:t>The negative sign on dFedBS is opposite to what</w:t>
+      </w:r>
+      <w:r>
+        <w:t xml:space="preserve"> </w:t>
+      </w:r>
+      <w:r>
+        <w:t>w</w:t>
+      </w:r>
+      <w:r>
+        <w:t>as</w:t>
+      </w:r>
+      <w:r>
+        <w:t xml:space="preserve"> </w:t>
+      </w:r>
+      <w:r>
+        <w:t>expected</w:t>
+      </w:r>
+      <w:r>
+        <w:t>, but since the coefficient is not statistically</w:t>
+      </w:r>
+      <w:r>
+        <w:t xml:space="preserve"> </w:t>
+      </w:r>
+      <w:r>
+        <w:t>significant, this difference is likely just noise from weekly balance-sheet data</w:t>
+      </w:r>
+      <w:r>
+        <w:t>.</w:t>
+      </w:r>
+      <w:r>
+        <w:t xml:space="preserve"> </w:t>
+      </w:r>
+      <w:r>
+        <w:t xml:space="preserve">Among </w:t>
+      </w:r>
+      <w:r>
+        <w:lastRenderedPageBreak/>
+        <w:t>the controls, the S&amp;P 500 return (+0.326, p = 0.235), lagged Bitcoin return (+0.035, p = 0.394), and dVIX (-0.003, p = 0.099) are either insignificant or only marginally significant</w:t>
       </w:r>
       <w:r>
         <w:t>.</w:t>
@@ -9629,7 +9660,7 @@
           <w:noProof/>
         </w:rPr>
         <w:drawing>
-          <wp:inline distT="0" distB="0" distL="0" distR="0" wp14:anchorId="08B6838A" wp14:editId="3E519818">
+          <wp:inline distT="0" distB="0" distL="0" distR="0" wp14:anchorId="08B6838A" wp14:editId="55773349">
             <wp:extent cx="5939790" cy="1827530"/>
             <wp:effectExtent l="0" t="0" r="3810" b="1270"/>
             <wp:docPr id="751348946" name="Picture 3"/>
@@ -9997,7 +10028,6 @@
         <w:t>.</w:t>
       </w:r>
     </w:p>
-    <w:p/>
     <w:p>
       <w:pPr>
         <w:pStyle w:val="Pealkiri2"/>
@@ -10120,7 +10150,6 @@
         <w:t>.</w:t>
       </w:r>
     </w:p>
-    <w:p/>
     <w:p>
       <w:pPr>
         <w:pStyle w:val="Pealkiri3"/>
@@ -10637,7 +10666,7 @@
         </w:rPr>
         <w:lastRenderedPageBreak/>
         <w:drawing>
-          <wp:inline distT="0" distB="0" distL="0" distR="0" wp14:anchorId="704001EE" wp14:editId="6CBD8985">
+          <wp:inline distT="0" distB="0" distL="0" distR="0" wp14:anchorId="704001EE" wp14:editId="284AB7BA">
             <wp:extent cx="5939790" cy="2474595"/>
             <wp:effectExtent l="0" t="0" r="3810" b="1905"/>
             <wp:docPr id="1484614573" name="Picture 8"/>
@@ -11176,7 +11205,7 @@
           <w:noProof/>
         </w:rPr>
         <w:drawing>
-          <wp:inline distT="0" distB="0" distL="0" distR="0" wp14:anchorId="01E45F71" wp14:editId="0E765592">
+          <wp:inline distT="0" distB="0" distL="0" distR="0" wp14:anchorId="01E45F71" wp14:editId="1BABC900">
             <wp:extent cx="5937928" cy="1653236"/>
             <wp:effectExtent l="0" t="0" r="5715" b="4445"/>
             <wp:docPr id="840771405" name="Picture 10"/>
@@ -11274,7 +11303,7 @@
           <w:noProof/>
         </w:rPr>
         <w:drawing>
-          <wp:inline distT="0" distB="0" distL="0" distR="0" wp14:anchorId="7C4152D2" wp14:editId="35D6DA02">
+          <wp:inline distT="0" distB="0" distL="0" distR="0" wp14:anchorId="7C4152D2" wp14:editId="6CC6A4C3">
             <wp:extent cx="5939790" cy="2969895"/>
             <wp:effectExtent l="0" t="0" r="3810" b="1905"/>
             <wp:docPr id="290588722" name="Picture 11"/>
@@ -13478,9 +13507,6 @@
     <w:p>
       <w:pPr>
         <w:pStyle w:val="Kasutatudallikateloetelu"/>
-        <w:rPr>
-          <w:lang w:val="ru-RU"/>
-        </w:rPr>
       </w:pPr>
       <w:r>
         <w:rPr>
@@ -15400,16 +15426,7 @@
           <w:szCs w:val="28"/>
         </w:rPr>
         <w:lastRenderedPageBreak/>
-        <w:t>Appendix 1</w:t>
-      </w:r>
-      <w:r>
-        <w:rPr>
-          <w:b/>
-          <w:bCs/>
-          <w:sz w:val="28"/>
-          <w:szCs w:val="28"/>
-        </w:rPr>
-        <w:t xml:space="preserve"> continued</w:t>
+        <w:t>Appendix 1 continued</w:t>
       </w:r>
     </w:p>
     <w:p>
@@ -22764,14 +22781,12 @@
         <w:rPr>
           <w:b/>
           <w:bCs/>
-          <w:lang w:val="ru-RU"/>
         </w:rPr>
       </w:pPr>
       <w:r>
         <w:rPr>
           <w:b/>
           <w:bCs/>
-          <w:lang w:val="ru-RU"/>
         </w:rPr>
         <w:br w:type="page"/>
       </w:r>
@@ -30123,13 +30138,7 @@
           </w:tcPr>
           <w:p>
             <w:r>
-              <w:t xml:space="preserve">Reject H0 </w:t>
-            </w:r>
-            <w:r>
-              <w:t xml:space="preserve">: </w:t>
-            </w:r>
-            <w:r>
-              <w:t>heteroskedasticity present</w:t>
+              <w:t>Reject H0 : heteroskedasticity present</w:t>
             </w:r>
           </w:p>
         </w:tc>
@@ -30167,13 +30176,7 @@
           </w:tcPr>
           <w:p>
             <w:r>
-              <w:t>Near 2</w:t>
-            </w:r>
-            <w:r>
-              <w:t xml:space="preserve"> = </w:t>
-            </w:r>
-            <w:r>
-              <w:t>no autocorrelation</w:t>
+              <w:t>Near 2 = no autocorrelation</w:t>
             </w:r>
           </w:p>
         </w:tc>
@@ -30257,13 +30260,7 @@
           </w:tcPr>
           <w:p>
             <w:r>
-              <w:t>Fail to reject</w:t>
-            </w:r>
-            <w:r>
-              <w:t xml:space="preserve">, </w:t>
-            </w:r>
-            <w:r>
-              <w:t>no misspecification</w:t>
+              <w:t>Fail to reject, no misspecification</w:t>
             </w:r>
           </w:p>
         </w:tc>
@@ -37557,6 +37554,7 @@
   <w:style w:type="character" w:default="1" w:styleId="DefaultParagraphFont">
     <w:name w:val="Default Paragraph Font"/>
     <w:uiPriority w:val="1"/>
+    <w:semiHidden/>
     <w:unhideWhenUsed/>
   </w:style>
   <w:style w:type="table" w:default="1" w:styleId="TableNormal">
@@ -38675,6 +38673,10 @@
 </file>
 
 <file path=customXml/item1.xml><?xml version="1.0" encoding="utf-8"?>
+<b:Sources xmlns:b="http://schemas.openxmlformats.org/officeDocument/2006/bibliography" xmlns="http://schemas.openxmlformats.org/officeDocument/2006/bibliography" SelectedStyle="\APASixthEditionOfficeOnline.xsl" StyleName="APA" Version="6"/>
+</file>
+
+<file path=customXml/item2.xml><?xml version="1.0" encoding="utf-8"?>
 <ct:contentTypeSchema xmlns:ct="http://schemas.microsoft.com/office/2006/metadata/contentType" xmlns:ma="http://schemas.microsoft.com/office/2006/metadata/properties/metaAttributes" ct:_="" ma:_="" ma:contentTypeName="Dokument" ma:contentTypeID="0x010100D2401BD96F1F3744BF6969EDC574FB60" ma:contentTypeVersion="17" ma:contentTypeDescription="Loo uus dokument" ma:contentTypeScope="" ma:versionID="cc8a60f5304a99a4d947d9e77bac68ee">
   <xsd:schema xmlns:xsd="http://www.w3.org/2001/XMLSchema" xmlns:xs="http://www.w3.org/2001/XMLSchema" xmlns:p="http://schemas.microsoft.com/office/2006/metadata/properties" xmlns:ns2="7f584a41-4689-4ac7-a15d-ed4f851d9557" xmlns:ns3="5864eb11-9110-4c87-a24d-4df240eeb1bf" targetNamespace="http://schemas.microsoft.com/office/2006/metadata/properties" ma:root="true" ma:fieldsID="1a19fdb2c68603205a2da90e73931404" ns2:_="" ns3:_="">
     <xsd:import namespace="7f584a41-4689-4ac7-a15d-ed4f851d9557"/>
@@ -38921,20 +38923,7 @@
 </ct:contentTypeSchema>
 </file>
 
-<file path=customXml/item2.xml><?xml version="1.0" encoding="utf-8"?>
-<?mso-contentType ?>
-<FormTemplates xmlns="http://schemas.microsoft.com/sharepoint/v3/contenttype/forms">
-  <Display>DocumentLibraryForm</Display>
-  <Edit>DocumentLibraryForm</Edit>
-  <New>DocumentLibraryForm</New>
-</FormTemplates>
-</file>
-
 <file path=customXml/item3.xml><?xml version="1.0" encoding="utf-8"?>
-<b:Sources xmlns:b="http://schemas.openxmlformats.org/officeDocument/2006/bibliography" xmlns="http://schemas.openxmlformats.org/officeDocument/2006/bibliography" SelectedStyle="\APASixthEditionOfficeOnline.xsl" StyleName="APA" Version="6"/>
-</file>
-
-<file path=customXml/item4.xml><?xml version="1.0" encoding="utf-8"?>
 <p:properties xmlns:p="http://schemas.microsoft.com/office/2006/metadata/properties" xmlns:xsi="http://www.w3.org/2001/XMLSchema-instance" xmlns:pc="http://schemas.microsoft.com/office/infopath/2007/PartnerControls">
   <documentManagement>
     <Valdkond xmlns="7f584a41-4689-4ac7-a15d-ed4f851d9557" xsi:nil="true"/>
@@ -38944,7 +38933,24 @@
 </p:properties>
 </file>
 
+<file path=customXml/item4.xml><?xml version="1.0" encoding="utf-8"?>
+<?mso-contentType ?>
+<FormTemplates xmlns="http://schemas.microsoft.com/sharepoint/v3/contenttype/forms">
+  <Display>DocumentLibraryForm</Display>
+  <Edit>DocumentLibraryForm</Edit>
+  <New>DocumentLibraryForm</New>
+</FormTemplates>
+</file>
+
 <file path=customXml/itemProps1.xml><?xml version="1.0" encoding="utf-8"?>
+<ds:datastoreItem xmlns:ds="http://schemas.openxmlformats.org/officeDocument/2006/customXml" ds:itemID="{44C32B42-78EE-456A-ACAA-F0AC7EE72682}">
+  <ds:schemaRefs>
+    <ds:schemaRef ds:uri="http://schemas.openxmlformats.org/officeDocument/2006/bibliography"/>
+  </ds:schemaRefs>
+</ds:datastoreItem>
+</file>
+
+<file path=customXml/itemProps2.xml><?xml version="1.0" encoding="utf-8"?>
 <ds:datastoreItem xmlns:ds="http://schemas.openxmlformats.org/officeDocument/2006/customXml" ds:itemID="{DD546879-7D1A-44BA-8FB2-2F91D055CE00}">
   <ds:schemaRefs>
     <ds:schemaRef ds:uri="http://schemas.microsoft.com/office/2006/metadata/contentType"/>
@@ -38963,23 +38969,7 @@
 </ds:datastoreItem>
 </file>
 
-<file path=customXml/itemProps2.xml><?xml version="1.0" encoding="utf-8"?>
-<ds:datastoreItem xmlns:ds="http://schemas.openxmlformats.org/officeDocument/2006/customXml" ds:itemID="{5D47102E-BC9C-47E4-AF6B-8E4730223413}">
-  <ds:schemaRefs>
-    <ds:schemaRef ds:uri="http://schemas.microsoft.com/sharepoint/v3/contenttype/forms"/>
-  </ds:schemaRefs>
-</ds:datastoreItem>
-</file>
-
 <file path=customXml/itemProps3.xml><?xml version="1.0" encoding="utf-8"?>
-<ds:datastoreItem xmlns:ds="http://schemas.openxmlformats.org/officeDocument/2006/customXml" ds:itemID="{44C32B42-78EE-456A-ACAA-F0AC7EE72682}">
-  <ds:schemaRefs>
-    <ds:schemaRef ds:uri="http://schemas.openxmlformats.org/officeDocument/2006/bibliography"/>
-  </ds:schemaRefs>
-</ds:datastoreItem>
-</file>
-
-<file path=customXml/itemProps4.xml><?xml version="1.0" encoding="utf-8"?>
 <ds:datastoreItem xmlns:ds="http://schemas.openxmlformats.org/officeDocument/2006/customXml" ds:itemID="{6C5144B4-A01A-4095-AC7E-029A3C0A5B2C}">
   <ds:schemaRefs>
     <ds:schemaRef ds:uri="http://schemas.microsoft.com/office/2006/metadata/properties"/>
@@ -38987,4 +38977,12 @@
     <ds:schemaRef ds:uri="7f584a41-4689-4ac7-a15d-ed4f851d9557"/>
   </ds:schemaRefs>
 </ds:datastoreItem>
+</file>
+
+<file path=customXml/itemProps4.xml><?xml version="1.0" encoding="utf-8"?>
+<ds:datastoreItem xmlns:ds="http://schemas.openxmlformats.org/officeDocument/2006/customXml" ds:itemID="{5D47102E-BC9C-47E4-AF6B-8E4730223413}">
+  <ds:schemaRefs>
+    <ds:schemaRef ds:uri="http://schemas.microsoft.com/sharepoint/v3/contenttype/forms"/>
+  </ds:schemaRefs>
+</ds:datastoreItem>
 </file>
--- a/thesis/write/RT_paper2026.docx
+++ b/thesis/write/RT_paper2026.docx
@@ -215,10 +215,7 @@
     <w:p/>
     <w:p>
       <w:r>
-        <w:t>The document length is ……</w:t>
-      </w:r>
-      <w:r>
-        <w:t>…...</w:t>
+        <w:t>The document length is 9,637</w:t>
       </w:r>
       <w:r>
         <w:t xml:space="preserve"> words from the introduction to the end of the conclusion.</w:t>
@@ -3220,7 +3217,7 @@
             <w:noProof/>
             <w:lang w:val="et-EE"/>
           </w:rPr>
-          <w:t>Apeendix 4. Montly Robustness Full OLS Output</w:t>
+          <w:t>Appendix 4. Monthly Robustness Full OLS Output</w:t>
         </w:r>
         <w:r>
           <w:rPr>
@@ -3981,9 +3978,6 @@
         <w:t xml:space="preserve"> that macroeconomic sensitivity increased after the ETF approval, H2 posits that the halving premium diminished. H1 is not supported: the macro interaction terms are statistically insignificant at the weekly frequency, though monthly robustness analysis provides marginal evidence for</w:t>
       </w:r>
       <w:r>
-        <w:t xml:space="preserve"> increased balance sheet effect</w:t>
-      </w:r>
-      <w:r>
         <w:t xml:space="preserve"> a strengthened balance sheet channel. H2 is supported: the halving window coefficient, which is highly significant in the pre-ETF period (+0.030, p = 0.007), collapses to near zero post-ETF. A multi-cryptocurrency panel robustness </w:t>
       </w:r>
       <w:r>
@@ -5834,7 +5828,7 @@
         <w:t xml:space="preserve">which gives </w:t>
       </w:r>
       <w:r>
-        <w:t xml:space="preserve">598 usable weekly observations after dropping the first one, which is used for the lagged Bitcoin return. July 2014 is the earliest point with reliable weekly Bitcoin price data on Yahoo Finance. Earlier data is </w:t>
+        <w:t xml:space="preserve">598 usable weekly observations. The first weeks in July 2014 are dropped to construct lagged returns and first-differences, so the estimation window effectively runs from October 2014 onward. July 2014 is the earliest point with reliable weekly Bitcoin price data on Yahoo Finance. Earlier data is </w:t>
       </w:r>
       <w:r>
         <w:t>insuffic</w:t>
@@ -6167,7 +6161,7 @@
         <w:t xml:space="preserve"> </w:t>
       </w:r>
       <w:r>
-        <w:t>tailed distribution typical of financial returns. Table 2.1 presents descriptive statistics for all variables.</w:t>
+        <w:t>tailed distribution typical of financial returns. Table 2.1 presents descriptive statistics for all variables. Figure 2.1 shows the weekly log-return series over the full sample.</w:t>
       </w:r>
     </w:p>
     <w:p>
@@ -7185,7 +7179,7 @@
         <w:rPr>
           <w:lang w:val="en-US"/>
         </w:rPr>
-        <w:t>Figure 2.3. shows rolling correlation of Bitcoin to S&amp;P500 returns with halvings and ETF adoption overlaid.</w:t>
+        <w:t>Figure 2.3 shows rolling correlation of Bitcoin to S&amp;P500 returns with halvings and ETF adoption overlaid.</w:t>
       </w:r>
     </w:p>
     <w:p>
@@ -9377,7 +9371,7 @@
         <w:t xml:space="preserve">values below 0.10 are typical for macro return </w:t>
       </w:r>
       <w:r>
-        <w:t>regressions.</w:t>
+        <w:t>regressions. Table 3.1 reports the full coefficient estimates.</w:t>
       </w:r>
       <w:r>
         <w:rPr>
@@ -9488,28 +9482,16 @@
         <w:t>which is similar to what has been</w:t>
       </w:r>
       <w:r>
-        <w:t xml:space="preserve"> found by Karau (2023) and Ma et al. (2022). HalvingWindow is positive and significant at the 1% level (+0.030, p = 0.007), meaning that during the 18</w:t>
-      </w:r>
-      <w:r>
-        <w:t xml:space="preserve"> </w:t>
-      </w:r>
-      <w:r>
-        <w:t>months</w:t>
-      </w:r>
-      <w:r>
-        <w:t xml:space="preserve"> </w:t>
-      </w:r>
-      <w:r>
-        <w:t xml:space="preserve">after </w:t>
-      </w:r>
-      <w:r>
-        <w:t xml:space="preserve">halving windows in the pre-ETF period, Bitcoin earned an additional 3.0 percentage points per week on average compared to </w:t>
-      </w:r>
-      <w:r>
-        <w:t>out of the window</w:t>
-      </w:r>
-      <w:r>
-        <w:t xml:space="preserve"> periods, after controlling for macro variables. dFedBS is not significant (coefficient = -0.003, p = 0.424), suggesting that weekly balance sheet changes do not have a detectable relationship with Bitcoin returns at </w:t>
+        <w:t xml:space="preserve"> found by Karau (2023) and Ma et al. (2022). HalvingWindow is positive and significant at the 1% level (+0.030, p = 0.007). In the pre-ETF period, during the 18 month window after each halving, Bitcoin weekly returns were on average 3.0 percentage points higher than in weeks outside those windows, after controlling for macro variables.</w:t>
+      </w:r>
+      <w:r/>
+      <w:r/>
+      <w:r/>
+      <w:r/>
+      <w:r/>
+      <w:r/>
+      <w:r>
+        <w:t xml:space="preserve"> dFedBS is not significant (coefficient = -0.003, p = 0.424), suggesting that weekly balance sheet changes do not have a detectable relationship with Bitcoin returns at </w:t>
       </w:r>
       <w:r>
         <w:t>weekly observations</w:t>
@@ -9713,7 +9695,7 @@
         <w:t xml:space="preserve"> 3.1. </w:t>
       </w:r>
       <w:r>
-        <w:t>Model 1 Full-Sample Interaction Regression Results (n=598).</w:t>
+        <w:t>Model 1 Residuals: Time Series and Distribution.</w:t>
       </w:r>
     </w:p>
     <w:p>
@@ -9803,7 +9785,7 @@
     </w:p>
     <w:p>
       <w:r>
-        <w:t>Model 2 estimates the specification without interaction terms separately on the pre-ETF (n = 484, October 2014 to January 2024) and post-ETF (n = 114, January 2024 to March 2026) sub-samples. The results are presented side by side for comparison</w:t>
+        <w:t>Model 2 estimates the specification without interaction terms separately on the pre-ETF (n = 484, October 2014 to January 2024) and post-ETF (n = 114, January 2024 to March 2026) sub-samples. The results are presented side by side in Table 3.2 for comparison</w:t>
       </w:r>
       <w:r>
         <w:t>.</w:t>
@@ -9880,7 +9862,7 @@
         <w:t xml:space="preserve">. </w:t>
       </w:r>
       <w:r>
-        <w:t>Model 2 Sub-Sample Regression Results: Pre-ETF</w:t>
+        <w:t>Model 2 Sub-Sample Regression Results: Pre-ETF and Post-ETF</w:t>
       </w:r>
       <w:r>
         <w:t>.</w:t>
@@ -10067,7 +10049,7 @@
         <w:t xml:space="preserve"> the F-statistic is 1.118 (p = 0.350), also failing to reject</w:t>
       </w:r>
       <w:r>
-        <w:t>.</w:t>
+        <w:t>. It should be noted that the Chow test evaluates the joint stability of the full coefficient vector, while the interaction terms in Model 1 test whether a single coefficient has shifted between regimes. The two are not equivalent: individual coefficients can move between periods while the joint test still fails to reject, particularly when changes in different coefficients work in opposite directions.</w:t>
       </w:r>
     </w:p>
     <w:p/>
@@ -10222,7 +10204,7 @@
         <w:t>noise through temporal aggregation</w:t>
       </w:r>
       <w:r>
-        <w:t>.</w:t>
+        <w:t>. Table 3.3 reports the monthly estimates.</w:t>
       </w:r>
     </w:p>
     <w:p/>
@@ -10463,8 +10445,7 @@
         <w:t xml:space="preserve"> balance sheet as a liquidity proxy when the literature also highlights M2 (Zhao et al., 2023; Gu et al., 2021; Sarker and Wang, 2022). It is </w:t>
       </w:r>
       <w:r>
-        <w:lastRenderedPageBreak/>
-        <w:t>estimated over 587 observations with HAC standard errors (maxlags=10).</w:t>
+        <w:t>estimated over 587 observations with HAC standard errors (maxlags=10). Full results are in Table 3.4.</w:t>
       </w:r>
       <w:r>
         <w:rPr>
@@ -10767,7 +10748,7 @@
         <w:t>s halving dates for all assets, and PostETF is 10 January 2024 for all</w:t>
       </w:r>
       <w:r>
-        <w:t>.</w:t>
+        <w:t>. Table 3.5 reports the panel estimates.</w:t>
       </w:r>
     </w:p>
     <w:p>
@@ -13404,7 +13385,7 @@
         <w:rPr>
           <w:lang w:val="et-EE"/>
         </w:rPr>
-        <w:t xml:space="preserve">Lyocsa, S., Molnar, P., Plihal, T., &amp; Siranova, M. (2020). Impact of macroeconomic news, regulation and hacking exchange markets on the volatility of Bitcoin. </w:t>
+        <w:t xml:space="preserve">Lyócsa, Š., Molnár, P., Plíhal, T., &amp; Širaňová, M. (2020). Impact of macroeconomic news, regulation and hacking exchange markets on the volatility of Bitcoin. </w:t>
       </w:r>
       <w:r>
         <w:rPr>
